--- a/docs/testing/session-testing/session-testing-report.docx
+++ b/docs/testing/session-testing/session-testing-report.docx
@@ -34,7 +34,7 @@
         <w:rPr>
           <w:b/>
         </w:rPr>
-        <w:t>The focused automated checks passed 223 tests across 12 files. The 40 browser/API scenario groups are prepared for execution and are explicitly marked Not run. A separate appendix records the actual outputs of 46 creation boundary tests.</w:t>
+        <w:t>The focused local snapshot passed 228 tests across 13 files. Production execution passed 2 smoke tests, 19 public GET checks, 3 protected GET checks and 7 browser checks, with overlapping assertions. Of 40 scenario groups, 2 passed, 4 are partial, 18 are blocked by fixtures or account setup and 16 await controlled execution or account setup. A separate appendix records 46 local creation boundary tests.</w:t>
       </w:r>
     </w:p>
     <w:tbl>
@@ -865,12 +865,12 @@
       </w:tblPr>
       <w:tblGrid>
         <w:gridCol w:w="691"/>
-        <w:gridCol w:w="1728"/>
+        <w:gridCol w:w="1584"/>
+        <w:gridCol w:w="2160"/>
         <w:gridCol w:w="2376"/>
-        <w:gridCol w:w="2750"/>
-        <w:gridCol w:w="5155"/>
-        <w:gridCol w:w="1325"/>
-        <w:gridCol w:w="1066"/>
+        <w:gridCol w:w="4392"/>
+        <w:gridCol w:w="2693"/>
+        <w:gridCol w:w="1195"/>
       </w:tblGrid>
       <w:tr>
         <w:trPr>
@@ -908,7 +908,7 @@
         </w:tc>
         <w:tc>
           <w:tcPr>
-            <w:tcW w:type="dxa" w:w="1728"/>
+            <w:tcW w:type="dxa" w:w="1584"/>
             <w:vAlign w:val="center"/>
             <w:tcMar>
               <w:top w:w="75" w:type="dxa"/>
@@ -936,6 +936,34 @@
         </w:tc>
         <w:tc>
           <w:tcPr>
+            <w:tcW w:type="dxa" w:w="2160"/>
+            <w:vAlign w:val="center"/>
+            <w:tcMar>
+              <w:top w:w="75" w:type="dxa"/>
+              <w:left w:w="75" w:type="dxa"/>
+              <w:bottom w:w="75" w:type="dxa"/>
+              <w:right w:w="75" w:type="dxa"/>
+            </w:tcMar>
+            <w:shd w:fill="E7E7E7"/>
+          </w:tcPr>
+          <w:p>
+            <w:pPr>
+              <w:keepNext/>
+              <w:spacing w:after="0" w:line="250" w:lineRule="auto"/>
+            </w:pPr>
+            <w:r>
+              <w:rPr>
+                <w:rFonts w:ascii="Arial" w:hAnsi="Arial"/>
+                <w:b/>
+                <w:color w:val="000000"/>
+                <w:sz w:val="17"/>
+              </w:rPr>
+              <w:t>Action</w:t>
+            </w:r>
+          </w:p>
+        </w:tc>
+        <w:tc>
+          <w:tcPr>
             <w:tcW w:type="dxa" w:w="2376"/>
             <w:vAlign w:val="center"/>
             <w:tcMar>
@@ -958,13 +986,13 @@
                 <w:color w:val="000000"/>
                 <w:sz w:val="17"/>
               </w:rPr>
-              <w:t>Action</w:t>
-            </w:r>
-          </w:p>
-        </w:tc>
-        <w:tc>
-          <w:tcPr>
-            <w:tcW w:type="dxa" w:w="2750"/>
+              <w:t>Inputs</w:t>
+            </w:r>
+          </w:p>
+        </w:tc>
+        <w:tc>
+          <w:tcPr>
+            <w:tcW w:type="dxa" w:w="4392"/>
             <w:vAlign w:val="center"/>
             <w:tcMar>
               <w:top w:w="75" w:type="dxa"/>
@@ -986,13 +1014,13 @@
                 <w:color w:val="000000"/>
                 <w:sz w:val="17"/>
               </w:rPr>
-              <w:t>Inputs</w:t>
-            </w:r>
-          </w:p>
-        </w:tc>
-        <w:tc>
-          <w:tcPr>
-            <w:tcW w:type="dxa" w:w="5155"/>
+              <w:t>Expected output</w:t>
+            </w:r>
+          </w:p>
+        </w:tc>
+        <w:tc>
+          <w:tcPr>
+            <w:tcW w:type="dxa" w:w="2693"/>
             <w:vAlign w:val="center"/>
             <w:tcMar>
               <w:top w:w="75" w:type="dxa"/>
@@ -1006,6 +1034,7 @@
             <w:pPr>
               <w:keepNext/>
               <w:spacing w:after="0" w:line="250" w:lineRule="auto"/>
+              <w:jc w:val="center"/>
             </w:pPr>
             <w:r>
               <w:rPr>
@@ -1014,42 +1043,13 @@
                 <w:color w:val="000000"/>
                 <w:sz w:val="17"/>
               </w:rPr>
-              <w:t>Expected output</w:t>
-            </w:r>
-          </w:p>
-        </w:tc>
-        <w:tc>
-          <w:tcPr>
-            <w:tcW w:type="dxa" w:w="1325"/>
-            <w:vAlign w:val="center"/>
-            <w:tcMar>
-              <w:top w:w="75" w:type="dxa"/>
-              <w:left w:w="75" w:type="dxa"/>
-              <w:bottom w:w="75" w:type="dxa"/>
-              <w:right w:w="75" w:type="dxa"/>
-            </w:tcMar>
-            <w:shd w:fill="E7E7E7"/>
-          </w:tcPr>
-          <w:p>
-            <w:pPr>
-              <w:keepNext/>
-              <w:spacing w:after="0" w:line="250" w:lineRule="auto"/>
-              <w:jc w:val="center"/>
-            </w:pPr>
-            <w:r>
-              <w:rPr>
-                <w:rFonts w:ascii="Arial" w:hAnsi="Arial"/>
-                <w:b/>
-                <w:color w:val="000000"/>
-                <w:sz w:val="17"/>
-              </w:rPr>
               <w:t>Actual output</w:t>
             </w:r>
           </w:p>
         </w:tc>
         <w:tc>
           <w:tcPr>
-            <w:tcW w:type="dxa" w:w="1066"/>
+            <w:tcW w:type="dxa" w:w="1195"/>
             <w:vAlign w:val="center"/>
             <w:tcMar>
               <w:top w:w="75" w:type="dxa"/>
@@ -1112,7 +1112,7 @@
         </w:tc>
         <w:tc>
           <w:tcPr>
-            <w:tcW w:type="dxa" w:w="1728"/>
+            <w:tcW w:type="dxa" w:w="1584"/>
             <w:vAlign w:val="center"/>
             <w:tcMar>
               <w:top w:w="75" w:type="dxa"/>
@@ -1140,6 +1140,34 @@
         </w:tc>
         <w:tc>
           <w:tcPr>
+            <w:tcW w:type="dxa" w:w="2160"/>
+            <w:vAlign w:val="center"/>
+            <w:tcMar>
+              <w:top w:w="75" w:type="dxa"/>
+              <w:left w:w="75" w:type="dxa"/>
+              <w:bottom w:w="75" w:type="dxa"/>
+              <w:right w:w="75" w:type="dxa"/>
+            </w:tcMar>
+            <w:shd w:fill="FFFFFF"/>
+          </w:tcPr>
+          <w:p>
+            <w:pPr>
+              <w:keepNext w:val="0"/>
+              <w:spacing w:after="0" w:line="250" w:lineRule="auto"/>
+            </w:pPr>
+            <w:r>
+              <w:rPr>
+                <w:rFonts w:ascii="Arial" w:hAnsi="Arial"/>
+                <w:b w:val="0"/>
+                <w:color w:val="000000"/>
+                <w:sz w:val="17"/>
+              </w:rPr>
+              <w:t>Open Discover anonymously, then while signed in.</w:t>
+            </w:r>
+          </w:p>
+        </w:tc>
+        <w:tc>
+          <w:tcPr>
             <w:tcW w:type="dxa" w:w="2376"/>
             <w:vAlign w:val="center"/>
             <w:tcMar>
@@ -1162,41 +1190,13 @@
                 <w:color w:val="000000"/>
                 <w:sz w:val="17"/>
               </w:rPr>
-              <w:t>Open Discover anonymously, then while signed in.</w:t>
-            </w:r>
-          </w:p>
-        </w:tc>
-        <w:tc>
-          <w:tcPr>
-            <w:tcW w:type="dxa" w:w="2750"/>
-            <w:vAlign w:val="center"/>
-            <w:tcMar>
-              <w:top w:w="75" w:type="dxa"/>
-              <w:left w:w="75" w:type="dxa"/>
-              <w:bottom w:w="75" w:type="dxa"/>
-              <w:right w:w="75" w:type="dxa"/>
-            </w:tcMar>
-            <w:shd w:fill="FFFFFF"/>
-          </w:tcPr>
-          <w:p>
-            <w:pPr>
-              <w:keepNext w:val="0"/>
-              <w:spacing w:after="0" w:line="250" w:lineRule="auto"/>
-            </w:pPr>
-            <w:r>
-              <w:rPr>
-                <w:rFonts w:ascii="Arial" w:hAnsi="Arial"/>
-                <w:b w:val="0"/>
-                <w:color w:val="000000"/>
-                <w:sz w:val="17"/>
-              </w:rPr>
               <w:t>Same fixture and empty filters.</w:t>
             </w:r>
           </w:p>
         </w:tc>
         <w:tc>
           <w:tcPr>
-            <w:tcW w:type="dxa" w:w="5155"/>
+            <w:tcW w:type="dxa" w:w="4392"/>
             <w:vAlign w:val="center"/>
             <w:tcMar>
               <w:top w:w="75" w:type="dxa"/>
@@ -1224,7 +1224,7 @@
         </w:tc>
         <w:tc>
           <w:tcPr>
-            <w:tcW w:type="dxa" w:w="1325"/>
+            <w:tcW w:type="dxa" w:w="2693"/>
             <w:vAlign w:val="center"/>
             <w:tcMar>
               <w:top w:w="75" w:type="dxa"/>
@@ -1247,13 +1247,13 @@
                 <w:color w:val="000000"/>
                 <w:sz w:val="17"/>
               </w:rPr>
-              <w:t>Not run</w:t>
-            </w:r>
-          </w:p>
-        </w:tc>
-        <w:tc>
-          <w:tcPr>
-            <w:tcW w:type="dxa" w:w="1066"/>
+              <w:t>Anonymous API and browser pass; signed-in comparison not run.</w:t>
+            </w:r>
+          </w:p>
+        </w:tc>
+        <w:tc>
+          <w:tcPr>
+            <w:tcW w:type="dxa" w:w="1195"/>
             <w:vAlign w:val="center"/>
             <w:tcMar>
               <w:top w:w="75" w:type="dxa"/>
@@ -1276,7 +1276,7 @@
                 <w:color w:val="000000"/>
                 <w:sz w:val="17"/>
               </w:rPr>
-              <w:t>Pending</w:t>
+              <w:t>Partial</w:t>
             </w:r>
           </w:p>
         </w:tc>
@@ -1316,7 +1316,7 @@
         </w:tc>
         <w:tc>
           <w:tcPr>
-            <w:tcW w:type="dxa" w:w="1728"/>
+            <w:tcW w:type="dxa" w:w="1584"/>
             <w:vAlign w:val="center"/>
             <w:tcMar>
               <w:top w:w="75" w:type="dxa"/>
@@ -1344,6 +1344,34 @@
         </w:tc>
         <w:tc>
           <w:tcPr>
+            <w:tcW w:type="dxa" w:w="2160"/>
+            <w:vAlign w:val="center"/>
+            <w:tcMar>
+              <w:top w:w="75" w:type="dxa"/>
+              <w:left w:w="75" w:type="dxa"/>
+              <w:bottom w:w="75" w:type="dxa"/>
+              <w:right w:w="75" w:type="dxa"/>
+            </w:tcMar>
+            <w:shd w:fill="FFFFFF"/>
+          </w:tcPr>
+          <w:p>
+            <w:pPr>
+              <w:keepNext w:val="0"/>
+              <w:spacing w:after="0" w:line="250" w:lineRule="auto"/>
+            </w:pPr>
+            <w:r>
+              <w:rPr>
+                <w:rFonts w:ascii="Arial" w:hAnsi="Arial"/>
+                <w:b w:val="0"/>
+                <w:color w:val="000000"/>
+                <w:sz w:val="17"/>
+              </w:rPr>
+              <w:t>Refresh the list for each fixture.</w:t>
+            </w:r>
+          </w:p>
+        </w:tc>
+        <w:tc>
+          <w:tcPr>
             <w:tcW w:type="dxa" w:w="2376"/>
             <w:vAlign w:val="center"/>
             <w:tcMar>
@@ -1366,41 +1394,13 @@
                 <w:color w:val="000000"/>
                 <w:sz w:val="17"/>
               </w:rPr>
-              <w:t>Refresh the list for each fixture.</w:t>
-            </w:r>
-          </w:p>
-        </w:tc>
-        <w:tc>
-          <w:tcPr>
-            <w:tcW w:type="dxa" w:w="2750"/>
-            <w:vAlign w:val="center"/>
-            <w:tcMar>
-              <w:top w:w="75" w:type="dxa"/>
-              <w:left w:w="75" w:type="dxa"/>
-              <w:bottom w:w="75" w:type="dxa"/>
-              <w:right w:w="75" w:type="dxa"/>
-            </w:tcMar>
-            <w:shd w:fill="FFFFFF"/>
-          </w:tcPr>
-          <w:p>
-            <w:pPr>
-              <w:keepNext w:val="0"/>
-              <w:spacing w:after="0" w:line="250" w:lineRule="auto"/>
-            </w:pPr>
-            <w:r>
-              <w:rPr>
-                <w:rFonts w:ascii="Arial" w:hAnsi="Arial"/>
-                <w:b w:val="0"/>
-                <w:color w:val="000000"/>
-                <w:sz w:val="17"/>
-              </w:rPr>
               <w:t>PUBLIC/PRIVATE; OPEN/CANCELLED; full/non-full; future start.</w:t>
             </w:r>
           </w:p>
         </w:tc>
         <w:tc>
           <w:tcPr>
-            <w:tcW w:type="dxa" w:w="5155"/>
+            <w:tcW w:type="dxa" w:w="4392"/>
             <w:vAlign w:val="center"/>
             <w:tcMar>
               <w:top w:w="75" w:type="dxa"/>
@@ -1428,7 +1428,7 @@
         </w:tc>
         <w:tc>
           <w:tcPr>
-            <w:tcW w:type="dxa" w:w="1325"/>
+            <w:tcW w:type="dxa" w:w="2693"/>
             <w:vAlign w:val="center"/>
             <w:tcMar>
               <w:top w:w="75" w:type="dxa"/>
@@ -1451,13 +1451,13 @@
                 <w:color w:val="000000"/>
                 <w:sz w:val="17"/>
               </w:rPr>
-              <w:t>Not run</w:t>
-            </w:r>
-          </w:p>
-        </w:tc>
-        <w:tc>
-          <w:tcPr>
-            <w:tcW w:type="dxa" w:w="1066"/>
+              <w:t>Not run. No controlled public/private, open/cancelled and full/non-full sessions.</w:t>
+            </w:r>
+          </w:p>
+        </w:tc>
+        <w:tc>
+          <w:tcPr>
+            <w:tcW w:type="dxa" w:w="1195"/>
             <w:vAlign w:val="center"/>
             <w:tcMar>
               <w:top w:w="75" w:type="dxa"/>
@@ -1480,7 +1480,7 @@
                 <w:color w:val="000000"/>
                 <w:sz w:val="17"/>
               </w:rPr>
-              <w:t>Pending</w:t>
+              <w:t>Blocked</w:t>
             </w:r>
           </w:p>
         </w:tc>
@@ -1520,7 +1520,7 @@
         </w:tc>
         <w:tc>
           <w:tcPr>
-            <w:tcW w:type="dxa" w:w="1728"/>
+            <w:tcW w:type="dxa" w:w="1584"/>
             <w:vAlign w:val="center"/>
             <w:tcMar>
               <w:top w:w="75" w:type="dxa"/>
@@ -1548,6 +1548,34 @@
         </w:tc>
         <w:tc>
           <w:tcPr>
+            <w:tcW w:type="dxa" w:w="2160"/>
+            <w:vAlign w:val="center"/>
+            <w:tcMar>
+              <w:top w:w="75" w:type="dxa"/>
+              <w:left w:w="75" w:type="dxa"/>
+              <w:bottom w:w="75" w:type="dxa"/>
+              <w:right w:w="75" w:type="dxa"/>
+            </w:tcMar>
+            <w:shd w:fill="FFFFFF"/>
+          </w:tcPr>
+          <w:p>
+            <w:pPr>
+              <w:keepNext w:val="0"/>
+              <w:spacing w:after="0" w:line="250" w:lineRule="auto"/>
+            </w:pPr>
+            <w:r>
+              <w:rPr>
+                <w:rFonts w:ascii="Arial" w:hAnsi="Arial"/>
+                <w:b w:val="0"/>
+                <w:color w:val="000000"/>
+                <w:sz w:val="17"/>
+              </w:rPr>
+              <w:t>Search with the server clock fixed at T.</w:t>
+            </w:r>
+          </w:p>
+        </w:tc>
+        <w:tc>
+          <w:tcPr>
             <w:tcW w:type="dxa" w:w="2376"/>
             <w:vAlign w:val="center"/>
             <w:tcMar>
@@ -1570,41 +1598,13 @@
                 <w:color w:val="000000"/>
                 <w:sz w:val="17"/>
               </w:rPr>
-              <w:t>Search with the server clock fixed at T.</w:t>
-            </w:r>
-          </w:p>
-        </w:tc>
-        <w:tc>
-          <w:tcPr>
-            <w:tcW w:type="dxa" w:w="2750"/>
-            <w:vAlign w:val="center"/>
-            <w:tcMar>
-              <w:top w:w="75" w:type="dxa"/>
-              <w:left w:w="75" w:type="dxa"/>
-              <w:bottom w:w="75" w:type="dxa"/>
-              <w:right w:w="75" w:type="dxa"/>
-            </w:tcMar>
-            <w:shd w:fill="FFFFFF"/>
-          </w:tcPr>
-          <w:p>
-            <w:pPr>
-              <w:keepNext w:val="0"/>
-              <w:spacing w:after="0" w:line="250" w:lineRule="auto"/>
-            </w:pPr>
-            <w:r>
-              <w:rPr>
-                <w:rFonts w:ascii="Arial" w:hAnsi="Arial"/>
-                <w:b w:val="0"/>
-                <w:color w:val="000000"/>
-                <w:sz w:val="17"/>
-              </w:rPr>
               <w:t>Starts T-1ms, T, T+1ms.</w:t>
             </w:r>
           </w:p>
         </w:tc>
         <w:tc>
           <w:tcPr>
-            <w:tcW w:type="dxa" w:w="5155"/>
+            <w:tcW w:type="dxa" w:w="4392"/>
             <w:vAlign w:val="center"/>
             <w:tcMar>
               <w:top w:w="75" w:type="dxa"/>
@@ -1632,7 +1632,7 @@
         </w:tc>
         <w:tc>
           <w:tcPr>
-            <w:tcW w:type="dxa" w:w="1325"/>
+            <w:tcW w:type="dxa" w:w="2693"/>
             <w:vAlign w:val="center"/>
             <w:tcMar>
               <w:top w:w="75" w:type="dxa"/>
@@ -1655,13 +1655,13 @@
                 <w:color w:val="000000"/>
                 <w:sz w:val="17"/>
               </w:rPr>
-              <w:t>Not run</w:t>
-            </w:r>
-          </w:p>
-        </w:tc>
-        <w:tc>
-          <w:tcPr>
-            <w:tcW w:type="dxa" w:w="1066"/>
+              <w:t>Not run. Requires a fixed clock and sessions at T-1ms, T and T+1ms.</w:t>
+            </w:r>
+          </w:p>
+        </w:tc>
+        <w:tc>
+          <w:tcPr>
+            <w:tcW w:type="dxa" w:w="1195"/>
             <w:vAlign w:val="center"/>
             <w:tcMar>
               <w:top w:w="75" w:type="dxa"/>
@@ -1724,7 +1724,7 @@
         </w:tc>
         <w:tc>
           <w:tcPr>
-            <w:tcW w:type="dxa" w:w="1728"/>
+            <w:tcW w:type="dxa" w:w="1584"/>
             <w:vAlign w:val="center"/>
             <w:tcMar>
               <w:top w:w="75" w:type="dxa"/>
@@ -1752,6 +1752,34 @@
         </w:tc>
         <w:tc>
           <w:tcPr>
+            <w:tcW w:type="dxa" w:w="2160"/>
+            <w:vAlign w:val="center"/>
+            <w:tcMar>
+              <w:top w:w="75" w:type="dxa"/>
+              <w:left w:w="75" w:type="dxa"/>
+              <w:bottom w:w="75" w:type="dxa"/>
+              <w:right w:w="75" w:type="dxa"/>
+            </w:tcMar>
+            <w:shd w:fill="FFFFFF"/>
+          </w:tcPr>
+          <w:p>
+            <w:pPr>
+              <w:keepNext w:val="0"/>
+              <w:spacing w:after="0" w:line="250" w:lineRule="auto"/>
+            </w:pPr>
+            <w:r>
+              <w:rPr>
+                <w:rFonts w:ascii="Arial" w:hAnsi="Arial"/>
+                <w:b w:val="0"/>
+                <w:color w:val="000000"/>
+                <w:sz w:val="17"/>
+              </w:rPr>
+              <w:t>Submit each search text independently.</w:t>
+            </w:r>
+          </w:p>
+        </w:tc>
+        <w:tc>
+          <w:tcPr>
             <w:tcW w:type="dxa" w:w="2376"/>
             <w:vAlign w:val="center"/>
             <w:tcMar>
@@ -1774,41 +1802,13 @@
                 <w:color w:val="000000"/>
                 <w:sz w:val="17"/>
               </w:rPr>
-              <w:t>Submit each search text independently.</w:t>
-            </w:r>
-          </w:p>
-        </w:tc>
-        <w:tc>
-          <w:tcPr>
-            <w:tcW w:type="dxa" w:w="2750"/>
-            <w:vAlign w:val="center"/>
-            <w:tcMar>
-              <w:top w:w="75" w:type="dxa"/>
-              <w:left w:w="75" w:type="dxa"/>
-              <w:bottom w:w="75" w:type="dxa"/>
-              <w:right w:w="75" w:type="dxa"/>
-            </w:tcMar>
-            <w:shd w:fill="FFFFFF"/>
-          </w:tcPr>
-          <w:p>
-            <w:pPr>
-              <w:keepNext w:val="0"/>
-              <w:spacing w:after="0" w:line="250" w:lineRule="auto"/>
-            </w:pPr>
-            <w:r>
-              <w:rPr>
-                <w:rFonts w:ascii="Arial" w:hAnsi="Arial"/>
-                <w:b w:val="0"/>
-                <w:color w:val="000000"/>
-                <w:sz w:val="17"/>
-              </w:rPr>
               <w:t>Empty; mixed-case matching venue; no match; literal % or _.</w:t>
             </w:r>
           </w:p>
         </w:tc>
         <w:tc>
           <w:tcPr>
-            <w:tcW w:type="dxa" w:w="5155"/>
+            <w:tcW w:type="dxa" w:w="4392"/>
             <w:vAlign w:val="center"/>
             <w:tcMar>
               <w:top w:w="75" w:type="dxa"/>
@@ -1836,7 +1836,7 @@
         </w:tc>
         <w:tc>
           <w:tcPr>
-            <w:tcW w:type="dxa" w:w="1325"/>
+            <w:tcW w:type="dxa" w:w="2693"/>
             <w:vAlign w:val="center"/>
             <w:tcMar>
               <w:top w:w="75" w:type="dxa"/>
@@ -1859,13 +1859,13 @@
                 <w:color w:val="000000"/>
                 <w:sz w:val="17"/>
               </w:rPr>
-              <w:t>Not run</w:t>
-            </w:r>
-          </w:p>
-        </w:tc>
-        <w:tc>
-          <w:tcPr>
-            <w:tcW w:type="dxa" w:w="1066"/>
+              <w:t>Empty and punctuation queries accepted; no matching fixtures.</w:t>
+            </w:r>
+          </w:p>
+        </w:tc>
+        <w:tc>
+          <w:tcPr>
+            <w:tcW w:type="dxa" w:w="1195"/>
             <w:vAlign w:val="center"/>
             <w:tcMar>
               <w:top w:w="75" w:type="dxa"/>
@@ -1888,7 +1888,7 @@
                 <w:color w:val="000000"/>
                 <w:sz w:val="17"/>
               </w:rPr>
-              <w:t>Pending</w:t>
+              <w:t>Partial</w:t>
             </w:r>
           </w:p>
         </w:tc>
@@ -1928,7 +1928,7 @@
         </w:tc>
         <w:tc>
           <w:tcPr>
-            <w:tcW w:type="dxa" w:w="1728"/>
+            <w:tcW w:type="dxa" w:w="1584"/>
             <w:vAlign w:val="center"/>
             <w:tcMar>
               <w:top w:w="75" w:type="dxa"/>
@@ -1956,6 +1956,34 @@
         </w:tc>
         <w:tc>
           <w:tcPr>
+            <w:tcW w:type="dxa" w:w="2160"/>
+            <w:vAlign w:val="center"/>
+            <w:tcMar>
+              <w:top w:w="75" w:type="dxa"/>
+              <w:left w:w="75" w:type="dxa"/>
+              <w:bottom w:w="75" w:type="dxa"/>
+              <w:right w:w="75" w:type="dxa"/>
+            </w:tcMar>
+            <w:shd w:fill="FFFFFF"/>
+          </w:tcPr>
+          <w:p>
+            <w:pPr>
+              <w:keepNext w:val="0"/>
+              <w:spacing w:after="0" w:line="250" w:lineRule="auto"/>
+            </w:pPr>
+            <w:r>
+              <w:rPr>
+                <w:rFonts w:ascii="Arial" w:hAnsi="Arial"/>
+                <w:b w:val="0"/>
+                <w:color w:val="000000"/>
+                <w:sz w:val="17"/>
+              </w:rPr>
+              <w:t>Submit query q using the API or filter form.</w:t>
+            </w:r>
+          </w:p>
+        </w:tc>
+        <w:tc>
+          <w:tcPr>
             <w:tcW w:type="dxa" w:w="2376"/>
             <w:vAlign w:val="center"/>
             <w:tcMar>
@@ -1978,41 +2006,13 @@
                 <w:color w:val="000000"/>
                 <w:sz w:val="17"/>
               </w:rPr>
-              <w:t>Submit query q using the API or filter form.</w:t>
-            </w:r>
-          </w:p>
-        </w:tc>
-        <w:tc>
-          <w:tcPr>
-            <w:tcW w:type="dxa" w:w="2750"/>
-            <w:vAlign w:val="center"/>
-            <w:tcMar>
-              <w:top w:w="75" w:type="dxa"/>
-              <w:left w:w="75" w:type="dxa"/>
-              <w:bottom w:w="75" w:type="dxa"/>
-              <w:right w:w="75" w:type="dxa"/>
-            </w:tcMar>
-            <w:shd w:fill="FFFFFF"/>
-          </w:tcPr>
-          <w:p>
-            <w:pPr>
-              <w:keepNext w:val="0"/>
-              <w:spacing w:after="0" w:line="250" w:lineRule="auto"/>
-            </w:pPr>
-            <w:r>
-              <w:rPr>
-                <w:rFonts w:ascii="Arial" w:hAnsi="Arial"/>
-                <w:b w:val="0"/>
-                <w:color w:val="000000"/>
-                <w:sz w:val="17"/>
-              </w:rPr>
               <w:t>99, 100 and 101 characters after trimming.</w:t>
             </w:r>
           </w:p>
         </w:tc>
         <w:tc>
           <w:tcPr>
-            <w:tcW w:type="dxa" w:w="5155"/>
+            <w:tcW w:type="dxa" w:w="4392"/>
             <w:vAlign w:val="center"/>
             <w:tcMar>
               <w:top w:w="75" w:type="dxa"/>
@@ -2040,7 +2040,7 @@
         </w:tc>
         <w:tc>
           <w:tcPr>
-            <w:tcW w:type="dxa" w:w="1325"/>
+            <w:tcW w:type="dxa" w:w="2693"/>
             <w:vAlign w:val="center"/>
             <w:tcMar>
               <w:top w:w="75" w:type="dxa"/>
@@ -2063,13 +2063,13 @@
                 <w:color w:val="000000"/>
                 <w:sz w:val="17"/>
               </w:rPr>
-              <w:t>Not run</w:t>
-            </w:r>
-          </w:p>
-        </w:tc>
-        <w:tc>
-          <w:tcPr>
-            <w:tcW w:type="dxa" w:w="1066"/>
+              <w:t>99/100 accepted; 101 rejected in API and browser. Trim check passes in API.</w:t>
+            </w:r>
+          </w:p>
+        </w:tc>
+        <w:tc>
+          <w:tcPr>
+            <w:tcW w:type="dxa" w:w="1195"/>
             <w:vAlign w:val="center"/>
             <w:tcMar>
               <w:top w:w="75" w:type="dxa"/>
@@ -2092,7 +2092,7 @@
                 <w:color w:val="000000"/>
                 <w:sz w:val="17"/>
               </w:rPr>
-              <w:t>Pending</w:t>
+              <w:t>Pass</w:t>
             </w:r>
           </w:p>
         </w:tc>
@@ -2132,7 +2132,7 @@
         </w:tc>
         <w:tc>
           <w:tcPr>
-            <w:tcW w:type="dxa" w:w="1728"/>
+            <w:tcW w:type="dxa" w:w="1584"/>
             <w:vAlign w:val="center"/>
             <w:tcMar>
               <w:top w:w="75" w:type="dxa"/>
@@ -2160,6 +2160,34 @@
         </w:tc>
         <w:tc>
           <w:tcPr>
+            <w:tcW w:type="dxa" w:w="2160"/>
+            <w:vAlign w:val="center"/>
+            <w:tcMar>
+              <w:top w:w="75" w:type="dxa"/>
+              <w:left w:w="75" w:type="dxa"/>
+              <w:bottom w:w="75" w:type="dxa"/>
+              <w:right w:w="75" w:type="dxa"/>
+            </w:tcMar>
+            <w:shd w:fill="FFFFFF"/>
+          </w:tcPr>
+          <w:p>
+            <w:pPr>
+              <w:keepNext w:val="0"/>
+              <w:spacing w:after="0" w:line="250" w:lineRule="auto"/>
+            </w:pPr>
+            <w:r>
+              <w:rPr>
+                <w:rFonts w:ascii="Arial" w:hAnsi="Arial"/>
+                <w:b w:val="0"/>
+                <w:color w:val="000000"/>
+                <w:sz w:val="17"/>
+              </w:rPr>
+              <w:t>Filter 1 Nov 2026, 18:00 to 20:00 Singapore time.</w:t>
+            </w:r>
+          </w:p>
+        </w:tc>
+        <w:tc>
+          <w:tcPr>
             <w:tcW w:type="dxa" w:w="2376"/>
             <w:vAlign w:val="center"/>
             <w:tcMar>
@@ -2182,41 +2210,13 @@
                 <w:color w:val="000000"/>
                 <w:sz w:val="17"/>
               </w:rPr>
-              <w:t>Filter 1 Nov 2026, 18:00 to 20:00 Singapore time.</w:t>
-            </w:r>
-          </w:p>
-        </w:tc>
-        <w:tc>
-          <w:tcPr>
-            <w:tcW w:type="dxa" w:w="2750"/>
-            <w:vAlign w:val="center"/>
-            <w:tcMar>
-              <w:top w:w="75" w:type="dxa"/>
-              <w:left w:w="75" w:type="dxa"/>
-              <w:bottom w:w="75" w:type="dxa"/>
-              <w:right w:w="75" w:type="dxa"/>
-            </w:tcMar>
-            <w:shd w:fill="FFFFFF"/>
-          </w:tcPr>
-          <w:p>
-            <w:pPr>
-              <w:keepNext w:val="0"/>
-              <w:spacing w:after="0" w:line="250" w:lineRule="auto"/>
-            </w:pPr>
-            <w:r>
-              <w:rPr>
-                <w:rFonts w:ascii="Arial" w:hAnsi="Arial"/>
-                <w:b w:val="0"/>
-                <w:color w:val="000000"/>
-                <w:sz w:val="17"/>
-              </w:rPr>
               <w:t>Starts 17:59:59.999, 18:00, 19:59:59.999, 20:00.</w:t>
             </w:r>
           </w:p>
         </w:tc>
         <w:tc>
           <w:tcPr>
-            <w:tcW w:type="dxa" w:w="5155"/>
+            <w:tcW w:type="dxa" w:w="4392"/>
             <w:vAlign w:val="center"/>
             <w:tcMar>
               <w:top w:w="75" w:type="dxa"/>
@@ -2244,7 +2244,7 @@
         </w:tc>
         <w:tc>
           <w:tcPr>
-            <w:tcW w:type="dxa" w:w="1325"/>
+            <w:tcW w:type="dxa" w:w="2693"/>
             <w:vAlign w:val="center"/>
             <w:tcMar>
               <w:top w:w="75" w:type="dxa"/>
@@ -2267,13 +2267,13 @@
                 <w:color w:val="000000"/>
                 <w:sz w:val="17"/>
               </w:rPr>
-              <w:t>Not run</w:t>
-            </w:r>
-          </w:p>
-        </w:tc>
-        <w:tc>
-          <w:tcPr>
-            <w:tcW w:type="dxa" w:w="1066"/>
+              <w:t>Range accepted; exact boundary sessions unavailable.</w:t>
+            </w:r>
+          </w:p>
+        </w:tc>
+        <w:tc>
+          <w:tcPr>
+            <w:tcW w:type="dxa" w:w="1195"/>
             <w:vAlign w:val="center"/>
             <w:tcMar>
               <w:top w:w="75" w:type="dxa"/>
@@ -2296,7 +2296,7 @@
                 <w:color w:val="000000"/>
                 <w:sz w:val="17"/>
               </w:rPr>
-              <w:t>Pending</w:t>
+              <w:t>Partial</w:t>
             </w:r>
           </w:p>
         </w:tc>
@@ -2336,7 +2336,7 @@
         </w:tc>
         <w:tc>
           <w:tcPr>
-            <w:tcW w:type="dxa" w:w="1728"/>
+            <w:tcW w:type="dxa" w:w="1584"/>
             <w:vAlign w:val="center"/>
             <w:tcMar>
               <w:top w:w="75" w:type="dxa"/>
@@ -2364,6 +2364,34 @@
         </w:tc>
         <w:tc>
           <w:tcPr>
+            <w:tcW w:type="dxa" w:w="2160"/>
+            <w:vAlign w:val="center"/>
+            <w:tcMar>
+              <w:top w:w="75" w:type="dxa"/>
+              <w:left w:w="75" w:type="dxa"/>
+              <w:bottom w:w="75" w:type="dxa"/>
+              <w:right w:w="75" w:type="dxa"/>
+            </w:tcMar>
+            <w:shd w:fill="FFFFFF"/>
+          </w:tcPr>
+          <w:p>
+            <w:pPr>
+              <w:keepNext w:val="0"/>
+              <w:spacing w:after="0" w:line="250" w:lineRule="auto"/>
+            </w:pPr>
+            <w:r>
+              <w:rPr>
+                <w:rFonts w:ascii="Arial" w:hAnsi="Arial"/>
+                <w:b w:val="0"/>
+                <w:color w:val="000000"/>
+                <w:sz w:val="17"/>
+              </w:rPr>
+              <w:t>Submit each malformed query separately.</w:t>
+            </w:r>
+          </w:p>
+        </w:tc>
+        <w:tc>
+          <w:tcPr>
             <w:tcW w:type="dxa" w:w="2376"/>
             <w:vAlign w:val="center"/>
             <w:tcMar>
@@ -2386,41 +2414,13 @@
                 <w:color w:val="000000"/>
                 <w:sz w:val="17"/>
               </w:rPr>
-              <w:t>Submit each malformed query separately.</w:t>
-            </w:r>
-          </w:p>
-        </w:tc>
-        <w:tc>
-          <w:tcPr>
-            <w:tcW w:type="dxa" w:w="2750"/>
-            <w:vAlign w:val="center"/>
-            <w:tcMar>
-              <w:top w:w="75" w:type="dxa"/>
-              <w:left w:w="75" w:type="dxa"/>
-              <w:bottom w:w="75" w:type="dxa"/>
-              <w:right w:w="75" w:type="dxa"/>
-            </w:tcMar>
-            <w:shd w:fill="FFFFFF"/>
-          </w:tcPr>
-          <w:p>
-            <w:pPr>
-              <w:keepNext w:val="0"/>
-              <w:spacing w:after="0" w:line="250" w:lineRule="auto"/>
-            </w:pPr>
-            <w:r>
-              <w:rPr>
-                <w:rFonts w:ascii="Arial" w:hAnsi="Arial"/>
-                <w:b w:val="0"/>
-                <w:color w:val="000000"/>
-                <w:sz w:val="17"/>
-              </w:rPr>
               <w:t>Impossible date; time without date; equal/reversed times; duplicate sport; unknown sport.</w:t>
             </w:r>
           </w:p>
         </w:tc>
         <w:tc>
           <w:tcPr>
-            <w:tcW w:type="dxa" w:w="5155"/>
+            <w:tcW w:type="dxa" w:w="4392"/>
             <w:vAlign w:val="center"/>
             <w:tcMar>
               <w:top w:w="75" w:type="dxa"/>
@@ -2448,7 +2448,7 @@
         </w:tc>
         <w:tc>
           <w:tcPr>
-            <w:tcW w:type="dxa" w:w="1325"/>
+            <w:tcW w:type="dxa" w:w="2693"/>
             <w:vAlign w:val="center"/>
             <w:tcMar>
               <w:top w:w="75" w:type="dxa"/>
@@ -2471,13 +2471,13 @@
                 <w:color w:val="000000"/>
                 <w:sz w:val="17"/>
               </w:rPr>
-              <w:t>Not run</w:t>
-            </w:r>
-          </w:p>
-        </w:tc>
-        <w:tc>
-          <w:tcPr>
-            <w:tcW w:type="dxa" w:w="1066"/>
+              <w:t>All invalid API cases rejected; browser time errors also observed.</w:t>
+            </w:r>
+          </w:p>
+        </w:tc>
+        <w:tc>
+          <w:tcPr>
+            <w:tcW w:type="dxa" w:w="1195"/>
             <w:vAlign w:val="center"/>
             <w:tcMar>
               <w:top w:w="75" w:type="dxa"/>
@@ -2500,7 +2500,7 @@
                 <w:color w:val="000000"/>
                 <w:sz w:val="17"/>
               </w:rPr>
-              <w:t>Pending</w:t>
+              <w:t>Pass (API)</w:t>
             </w:r>
           </w:p>
         </w:tc>
@@ -2540,7 +2540,7 @@
         </w:tc>
         <w:tc>
           <w:tcPr>
-            <w:tcW w:type="dxa" w:w="1728"/>
+            <w:tcW w:type="dxa" w:w="1584"/>
             <w:vAlign w:val="center"/>
             <w:tcMar>
               <w:top w:w="75" w:type="dxa"/>
@@ -2568,6 +2568,34 @@
         </w:tc>
         <w:tc>
           <w:tcPr>
+            <w:tcW w:type="dxa" w:w="2160"/>
+            <w:vAlign w:val="center"/>
+            <w:tcMar>
+              <w:top w:w="75" w:type="dxa"/>
+              <w:left w:w="75" w:type="dxa"/>
+              <w:bottom w:w="75" w:type="dxa"/>
+              <w:right w:w="75" w:type="dxa"/>
+            </w:tcMar>
+            <w:shd w:fill="FFFFFF"/>
+          </w:tcPr>
+          <w:p>
+            <w:pPr>
+              <w:keepNext w:val="0"/>
+              <w:spacing w:after="0" w:line="250" w:lineRule="auto"/>
+            </w:pPr>
+            <w:r>
+              <w:rPr>
+                <w:rFonts w:ascii="Arial" w:hAnsi="Arial"/>
+                <w:b w:val="0"/>
+                <w:color w:val="000000"/>
+                <w:sz w:val="17"/>
+              </w:rPr>
+              <w:t>Load results and follow the returned next cursor.</w:t>
+            </w:r>
+          </w:p>
+        </w:tc>
+        <w:tc>
+          <w:tcPr>
             <w:tcW w:type="dxa" w:w="2376"/>
             <w:vAlign w:val="center"/>
             <w:tcMar>
@@ -2590,41 +2618,13 @@
                 <w:color w:val="000000"/>
                 <w:sz w:val="17"/>
               </w:rPr>
-              <w:t>Load results and follow the returned next cursor.</w:t>
-            </w:r>
-          </w:p>
-        </w:tc>
-        <w:tc>
-          <w:tcPr>
-            <w:tcW w:type="dxa" w:w="2750"/>
-            <w:vAlign w:val="center"/>
-            <w:tcMar>
-              <w:top w:w="75" w:type="dxa"/>
-              <w:left w:w="75" w:type="dxa"/>
-              <w:bottom w:w="75" w:type="dxa"/>
-              <w:right w:w="75" w:type="dxa"/>
-            </w:tcMar>
-            <w:shd w:fill="FFFFFF"/>
-          </w:tcPr>
-          <w:p>
-            <w:pPr>
-              <w:keepNext w:val="0"/>
-              <w:spacing w:after="0" w:line="250" w:lineRule="auto"/>
-            </w:pPr>
-            <w:r>
-              <w:rPr>
-                <w:rFonts w:ascii="Arial" w:hAnsi="Arial"/>
-                <w:b w:val="0"/>
-                <w:color w:val="000000"/>
-                <w:sz w:val="17"/>
-              </w:rPr>
               <w:t>0, 1, 20 and 21 matching sessions.</w:t>
             </w:r>
           </w:p>
         </w:tc>
         <w:tc>
           <w:tcPr>
-            <w:tcW w:type="dxa" w:w="5155"/>
+            <w:tcW w:type="dxa" w:w="4392"/>
             <w:vAlign w:val="center"/>
             <w:tcMar>
               <w:top w:w="75" w:type="dxa"/>
@@ -2652,7 +2652,7 @@
         </w:tc>
         <w:tc>
           <w:tcPr>
-            <w:tcW w:type="dxa" w:w="1325"/>
+            <w:tcW w:type="dxa" w:w="2693"/>
             <w:vAlign w:val="center"/>
             <w:tcMar>
               <w:top w:w="75" w:type="dxa"/>
@@ -2675,13 +2675,13 @@
                 <w:color w:val="000000"/>
                 <w:sz w:val="17"/>
               </w:rPr>
-              <w:t>Not run</w:t>
-            </w:r>
-          </w:p>
-        </w:tc>
-        <w:tc>
-          <w:tcPr>
-            <w:tcW w:type="dxa" w:w="1066"/>
+              <w:t>API and browser empty state pass; 1/20/21 fixtures unavailable.</w:t>
+            </w:r>
+          </w:p>
+        </w:tc>
+        <w:tc>
+          <w:tcPr>
+            <w:tcW w:type="dxa" w:w="1195"/>
             <w:vAlign w:val="center"/>
             <w:tcMar>
               <w:top w:w="75" w:type="dxa"/>
@@ -2704,7 +2704,7 @@
                 <w:color w:val="000000"/>
                 <w:sz w:val="17"/>
               </w:rPr>
-              <w:t>Pending</w:t>
+              <w:t>Partial</w:t>
             </w:r>
           </w:p>
         </w:tc>
@@ -2721,7 +2721,7 @@
           <w:b w:val="0"/>
           <w:sz w:val="18"/>
         </w:rPr>
-        <w:t>Run each listed value or state as a separate subcase with a fresh fixture. Record the observed result before changing Pending to Pass or Fail. Millisecond boundaries require a controllable test clock or API harness.</w:t>
+        <w:t>Pass covers all listed subcases at the stated interface. Partial means only some were observed. Blocked means a required account, fixture or controlled environment is unavailable. The production execution section gives the observations and limits; local unit results do not turn a production case into a pass.</w:t>
       </w:r>
     </w:p>
     <w:p>
@@ -2789,12 +2789,12 @@
       </w:tblPr>
       <w:tblGrid>
         <w:gridCol w:w="691"/>
-        <w:gridCol w:w="1728"/>
+        <w:gridCol w:w="1584"/>
+        <w:gridCol w:w="2160"/>
         <w:gridCol w:w="2376"/>
-        <w:gridCol w:w="2750"/>
-        <w:gridCol w:w="5155"/>
-        <w:gridCol w:w="1325"/>
-        <w:gridCol w:w="1066"/>
+        <w:gridCol w:w="4392"/>
+        <w:gridCol w:w="2693"/>
+        <w:gridCol w:w="1195"/>
       </w:tblGrid>
       <w:tr>
         <w:trPr>
@@ -2832,7 +2832,7 @@
         </w:tc>
         <w:tc>
           <w:tcPr>
-            <w:tcW w:type="dxa" w:w="1728"/>
+            <w:tcW w:type="dxa" w:w="1584"/>
             <w:vAlign w:val="center"/>
             <w:tcMar>
               <w:top w:w="75" w:type="dxa"/>
@@ -2860,6 +2860,34 @@
         </w:tc>
         <w:tc>
           <w:tcPr>
+            <w:tcW w:type="dxa" w:w="2160"/>
+            <w:vAlign w:val="center"/>
+            <w:tcMar>
+              <w:top w:w="75" w:type="dxa"/>
+              <w:left w:w="75" w:type="dxa"/>
+              <w:bottom w:w="75" w:type="dxa"/>
+              <w:right w:w="75" w:type="dxa"/>
+            </w:tcMar>
+            <w:shd w:fill="E7E7E7"/>
+          </w:tcPr>
+          <w:p>
+            <w:pPr>
+              <w:keepNext/>
+              <w:spacing w:after="0" w:line="250" w:lineRule="auto"/>
+            </w:pPr>
+            <w:r>
+              <w:rPr>
+                <w:rFonts w:ascii="Arial" w:hAnsi="Arial"/>
+                <w:b/>
+                <w:color w:val="000000"/>
+                <w:sz w:val="17"/>
+              </w:rPr>
+              <w:t>Action</w:t>
+            </w:r>
+          </w:p>
+        </w:tc>
+        <w:tc>
+          <w:tcPr>
             <w:tcW w:type="dxa" w:w="2376"/>
             <w:vAlign w:val="center"/>
             <w:tcMar>
@@ -2882,13 +2910,13 @@
                 <w:color w:val="000000"/>
                 <w:sz w:val="17"/>
               </w:rPr>
-              <w:t>Action</w:t>
-            </w:r>
-          </w:p>
-        </w:tc>
-        <w:tc>
-          <w:tcPr>
-            <w:tcW w:type="dxa" w:w="2750"/>
+              <w:t>Inputs</w:t>
+            </w:r>
+          </w:p>
+        </w:tc>
+        <w:tc>
+          <w:tcPr>
+            <w:tcW w:type="dxa" w:w="4392"/>
             <w:vAlign w:val="center"/>
             <w:tcMar>
               <w:top w:w="75" w:type="dxa"/>
@@ -2910,13 +2938,13 @@
                 <w:color w:val="000000"/>
                 <w:sz w:val="17"/>
               </w:rPr>
-              <w:t>Inputs</w:t>
-            </w:r>
-          </w:p>
-        </w:tc>
-        <w:tc>
-          <w:tcPr>
-            <w:tcW w:type="dxa" w:w="5155"/>
+              <w:t>Expected output</w:t>
+            </w:r>
+          </w:p>
+        </w:tc>
+        <w:tc>
+          <w:tcPr>
+            <w:tcW w:type="dxa" w:w="2693"/>
             <w:vAlign w:val="center"/>
             <w:tcMar>
               <w:top w:w="75" w:type="dxa"/>
@@ -2930,6 +2958,7 @@
             <w:pPr>
               <w:keepNext/>
               <w:spacing w:after="0" w:line="250" w:lineRule="auto"/>
+              <w:jc w:val="center"/>
             </w:pPr>
             <w:r>
               <w:rPr>
@@ -2938,42 +2967,13 @@
                 <w:color w:val="000000"/>
                 <w:sz w:val="17"/>
               </w:rPr>
-              <w:t>Expected output</w:t>
-            </w:r>
-          </w:p>
-        </w:tc>
-        <w:tc>
-          <w:tcPr>
-            <w:tcW w:type="dxa" w:w="1325"/>
-            <w:vAlign w:val="center"/>
-            <w:tcMar>
-              <w:top w:w="75" w:type="dxa"/>
-              <w:left w:w="75" w:type="dxa"/>
-              <w:bottom w:w="75" w:type="dxa"/>
-              <w:right w:w="75" w:type="dxa"/>
-            </w:tcMar>
-            <w:shd w:fill="E7E7E7"/>
-          </w:tcPr>
-          <w:p>
-            <w:pPr>
-              <w:keepNext/>
-              <w:spacing w:after="0" w:line="250" w:lineRule="auto"/>
-              <w:jc w:val="center"/>
-            </w:pPr>
-            <w:r>
-              <w:rPr>
-                <w:rFonts w:ascii="Arial" w:hAnsi="Arial"/>
-                <w:b/>
-                <w:color w:val="000000"/>
-                <w:sz w:val="17"/>
-              </w:rPr>
               <w:t>Actual output</w:t>
             </w:r>
           </w:p>
         </w:tc>
         <w:tc>
           <w:tcPr>
-            <w:tcW w:type="dxa" w:w="1066"/>
+            <w:tcW w:type="dxa" w:w="1195"/>
             <w:vAlign w:val="center"/>
             <w:tcMar>
               <w:top w:w="75" w:type="dxa"/>
@@ -3036,7 +3036,7 @@
         </w:tc>
         <w:tc>
           <w:tcPr>
-            <w:tcW w:type="dxa" w:w="1728"/>
+            <w:tcW w:type="dxa" w:w="1584"/>
             <w:vAlign w:val="center"/>
             <w:tcMar>
               <w:top w:w="75" w:type="dxa"/>
@@ -3064,6 +3064,34 @@
         </w:tc>
         <w:tc>
           <w:tcPr>
+            <w:tcW w:type="dxa" w:w="2160"/>
+            <w:vAlign w:val="center"/>
+            <w:tcMar>
+              <w:top w:w="75" w:type="dxa"/>
+              <w:left w:w="75" w:type="dxa"/>
+              <w:bottom w:w="75" w:type="dxa"/>
+              <w:right w:w="75" w:type="dxa"/>
+            </w:tcMar>
+            <w:shd w:fill="FFFFFF"/>
+          </w:tcPr>
+          <w:p>
+            <w:pPr>
+              <w:keepNext w:val="0"/>
+              <w:spacing w:after="0" w:line="250" w:lineRule="auto"/>
+            </w:pPr>
+            <w:r>
+              <w:rPr>
+                <w:rFonts w:ascii="Arial" w:hAnsi="Arial"/>
+                <w:b w:val="0"/>
+                <w:color w:val="000000"/>
+                <w:sz w:val="17"/>
+              </w:rPr>
+              <w:t>POST /api/sessions using an authenticated API harness.</w:t>
+            </w:r>
+          </w:p>
+        </w:tc>
+        <w:tc>
+          <w:tcPr>
             <w:tcW w:type="dxa" w:w="2376"/>
             <w:vAlign w:val="center"/>
             <w:tcMar>
@@ -3086,41 +3114,13 @@
                 <w:color w:val="000000"/>
                 <w:sz w:val="17"/>
               </w:rPr>
-              <w:t>POST /api/sessions using an authenticated API harness.</w:t>
-            </w:r>
-          </w:p>
-        </w:tc>
-        <w:tc>
-          <w:tcPr>
-            <w:tcW w:type="dxa" w:w="2750"/>
-            <w:vAlign w:val="center"/>
-            <w:tcMar>
-              <w:top w:w="75" w:type="dxa"/>
-              <w:left w:w="75" w:type="dxa"/>
-              <w:bottom w:w="75" w:type="dxa"/>
-              <w:right w:w="75" w:type="dxa"/>
-            </w:tcMar>
-            <w:shd w:fill="FFFFFF"/>
-          </w:tcPr>
-          <w:p>
-            <w:pPr>
-              <w:keepNext w:val="0"/>
-              <w:spacing w:after="0" w:line="250" w:lineRule="auto"/>
-            </w:pPr>
-            <w:r>
-              <w:rPr>
-                <w:rFonts w:ascii="Arial" w:hAnsi="Arial"/>
-                <w:b w:val="0"/>
-                <w:color w:val="000000"/>
-                <w:sz w:val="17"/>
-              </w:rPr>
               <w:t>Baseline; omit chosen price and visibility.</w:t>
             </w:r>
           </w:p>
         </w:tc>
         <w:tc>
           <w:tcPr>
-            <w:tcW w:type="dxa" w:w="5155"/>
+            <w:tcW w:type="dxa" w:w="4392"/>
             <w:vAlign w:val="center"/>
             <w:tcMar>
               <w:top w:w="75" w:type="dxa"/>
@@ -3148,7 +3148,7 @@
         </w:tc>
         <w:tc>
           <w:tcPr>
-            <w:tcW w:type="dxa" w:w="1325"/>
+            <w:tcW w:type="dxa" w:w="2693"/>
             <w:vAlign w:val="center"/>
             <w:tcMar>
               <w:top w:w="75" w:type="dxa"/>
@@ -3171,13 +3171,13 @@
                 <w:color w:val="000000"/>
                 <w:sz w:val="17"/>
               </w:rPr>
-              <w:t>Not run</w:t>
-            </w:r>
-          </w:p>
-        </w:tc>
-        <w:tc>
-          <w:tcPr>
-            <w:tcW w:type="dxa" w:w="1066"/>
+              <w:t>Not run. Ready booker and authenticated API harness needed to test omitted defaults.</w:t>
+            </w:r>
+          </w:p>
+        </w:tc>
+        <w:tc>
+          <w:tcPr>
+            <w:tcW w:type="dxa" w:w="1195"/>
             <w:vAlign w:val="center"/>
             <w:tcMar>
               <w:top w:w="75" w:type="dxa"/>
@@ -3200,7 +3200,7 @@
                 <w:color w:val="000000"/>
                 <w:sz w:val="17"/>
               </w:rPr>
-              <w:t>Pending</w:t>
+              <w:t>Blocked</w:t>
             </w:r>
           </w:p>
         </w:tc>
@@ -3240,7 +3240,7 @@
         </w:tc>
         <w:tc>
           <w:tcPr>
-            <w:tcW w:type="dxa" w:w="1728"/>
+            <w:tcW w:type="dxa" w:w="1584"/>
             <w:vAlign w:val="center"/>
             <w:tcMar>
               <w:top w:w="75" w:type="dxa"/>
@@ -3268,6 +3268,34 @@
         </w:tc>
         <w:tc>
           <w:tcPr>
+            <w:tcW w:type="dxa" w:w="2160"/>
+            <w:vAlign w:val="center"/>
+            <w:tcMar>
+              <w:top w:w="75" w:type="dxa"/>
+              <w:left w:w="75" w:type="dxa"/>
+              <w:bottom w:w="75" w:type="dxa"/>
+              <w:right w:w="75" w:type="dxa"/>
+            </w:tcMar>
+            <w:shd w:fill="FFFFFF"/>
+          </w:tcPr>
+          <w:p>
+            <w:pPr>
+              <w:keepNext w:val="0"/>
+              <w:spacing w:after="0" w:line="250" w:lineRule="auto"/>
+            </w:pPr>
+            <w:r>
+              <w:rPr>
+                <w:rFonts w:ascii="Arial" w:hAnsi="Arial"/>
+                <w:b w:val="0"/>
+                <w:color w:val="000000"/>
+                <w:sz w:val="17"/>
+              </w:rPr>
+              <w:t>Submit each slot value separately.</w:t>
+            </w:r>
+          </w:p>
+        </w:tc>
+        <w:tc>
+          <w:tcPr>
             <w:tcW w:type="dxa" w:w="2376"/>
             <w:vAlign w:val="center"/>
             <w:tcMar>
@@ -3290,41 +3318,13 @@
                 <w:color w:val="000000"/>
                 <w:sz w:val="17"/>
               </w:rPr>
-              <w:t>Submit each slot value separately.</w:t>
-            </w:r>
-          </w:p>
-        </w:tc>
-        <w:tc>
-          <w:tcPr>
-            <w:tcW w:type="dxa" w:w="2750"/>
-            <w:vAlign w:val="center"/>
-            <w:tcMar>
-              <w:top w:w="75" w:type="dxa"/>
-              <w:left w:w="75" w:type="dxa"/>
-              <w:bottom w:w="75" w:type="dxa"/>
-              <w:right w:w="75" w:type="dxa"/>
-            </w:tcMar>
-            <w:shd w:fill="FFFFFF"/>
-          </w:tcPr>
-          <w:p>
-            <w:pPr>
-              <w:keepNext w:val="0"/>
-              <w:spacing w:after="0" w:line="250" w:lineRule="auto"/>
-            </w:pPr>
-            <w:r>
-              <w:rPr>
-                <w:rFonts w:ascii="Arial" w:hAnsi="Arial"/>
-                <w:b w:val="0"/>
-                <w:color w:val="000000"/>
-                <w:sz w:val="17"/>
-              </w:rPr>
               <w:t>totalSlots 1, 2, 29, 30, 31 and 2.5.</w:t>
             </w:r>
           </w:p>
         </w:tc>
         <w:tc>
           <w:tcPr>
-            <w:tcW w:type="dxa" w:w="5155"/>
+            <w:tcW w:type="dxa" w:w="4392"/>
             <w:vAlign w:val="center"/>
             <w:tcMar>
               <w:top w:w="75" w:type="dxa"/>
@@ -3352,7 +3352,7 @@
         </w:tc>
         <w:tc>
           <w:tcPr>
-            <w:tcW w:type="dxa" w:w="1325"/>
+            <w:tcW w:type="dxa" w:w="2693"/>
             <w:vAlign w:val="center"/>
             <w:tcMar>
               <w:top w:w="75" w:type="dxa"/>
@@ -3375,13 +3375,13 @@
                 <w:color w:val="000000"/>
                 <w:sz w:val="17"/>
               </w:rPr>
-              <w:t>Not run</w:t>
-            </w:r>
-          </w:p>
-        </w:tc>
-        <w:tc>
-          <w:tcPr>
-            <w:tcW w:type="dxa" w:w="1066"/>
+              <w:t>Not run. Ready booker and API inputs needed for every capacity partition.</w:t>
+            </w:r>
+          </w:p>
+        </w:tc>
+        <w:tc>
+          <w:tcPr>
+            <w:tcW w:type="dxa" w:w="1195"/>
             <w:vAlign w:val="center"/>
             <w:tcMar>
               <w:top w:w="75" w:type="dxa"/>
@@ -3404,7 +3404,7 @@
                 <w:color w:val="000000"/>
                 <w:sz w:val="17"/>
               </w:rPr>
-              <w:t>Pending</w:t>
+              <w:t>Blocked</w:t>
             </w:r>
           </w:p>
         </w:tc>
@@ -3444,7 +3444,7 @@
         </w:tc>
         <w:tc>
           <w:tcPr>
-            <w:tcW w:type="dxa" w:w="1728"/>
+            <w:tcW w:type="dxa" w:w="1584"/>
             <w:vAlign w:val="center"/>
             <w:tcMar>
               <w:top w:w="75" w:type="dxa"/>
@@ -3472,6 +3472,34 @@
         </w:tc>
         <w:tc>
           <w:tcPr>
+            <w:tcW w:type="dxa" w:w="2160"/>
+            <w:vAlign w:val="center"/>
+            <w:tcMar>
+              <w:top w:w="75" w:type="dxa"/>
+              <w:left w:w="75" w:type="dxa"/>
+              <w:bottom w:w="75" w:type="dxa"/>
+              <w:right w:w="75" w:type="dxa"/>
+            </w:tcMar>
+            <w:shd w:fill="FFFFFF"/>
+          </w:tcPr>
+          <w:p>
+            <w:pPr>
+              <w:keepNext w:val="0"/>
+              <w:spacing w:after="0" w:line="250" w:lineRule="auto"/>
+            </w:pPr>
+            <w:r>
+              <w:rPr>
+                <w:rFonts w:ascii="Arial" w:hAnsi="Arial"/>
+                <w:b w:val="0"/>
+                <w:color w:val="000000"/>
+                <w:sz w:val="17"/>
+              </w:rPr>
+              <w:t>Keep capacity 3 and vary minimum headcount.</w:t>
+            </w:r>
+          </w:p>
+        </w:tc>
+        <w:tc>
+          <w:tcPr>
             <w:tcW w:type="dxa" w:w="2376"/>
             <w:vAlign w:val="center"/>
             <w:tcMar>
@@ -3494,41 +3522,13 @@
                 <w:color w:val="000000"/>
                 <w:sz w:val="17"/>
               </w:rPr>
-              <w:t>Keep capacity 3 and vary minimum headcount.</w:t>
-            </w:r>
-          </w:p>
-        </w:tc>
-        <w:tc>
-          <w:tcPr>
-            <w:tcW w:type="dxa" w:w="2750"/>
-            <w:vAlign w:val="center"/>
-            <w:tcMar>
-              <w:top w:w="75" w:type="dxa"/>
-              <w:left w:w="75" w:type="dxa"/>
-              <w:bottom w:w="75" w:type="dxa"/>
-              <w:right w:w="75" w:type="dxa"/>
-            </w:tcMar>
-            <w:shd w:fill="FFFFFF"/>
-          </w:tcPr>
-          <w:p>
-            <w:pPr>
-              <w:keepNext w:val="0"/>
-              <w:spacing w:after="0" w:line="250" w:lineRule="auto"/>
-            </w:pPr>
-            <w:r>
-              <w:rPr>
-                <w:rFonts w:ascii="Arial" w:hAnsi="Arial"/>
-                <w:b w:val="0"/>
-                <w:color w:val="000000"/>
-                <w:sz w:val="17"/>
-              </w:rPr>
               <w:t>1, 2, 3, 4 and 2.5.</w:t>
             </w:r>
           </w:p>
         </w:tc>
         <w:tc>
           <w:tcPr>
-            <w:tcW w:type="dxa" w:w="5155"/>
+            <w:tcW w:type="dxa" w:w="4392"/>
             <w:vAlign w:val="center"/>
             <w:tcMar>
               <w:top w:w="75" w:type="dxa"/>
@@ -3556,7 +3556,7 @@
         </w:tc>
         <w:tc>
           <w:tcPr>
-            <w:tcW w:type="dxa" w:w="1325"/>
+            <w:tcW w:type="dxa" w:w="2693"/>
             <w:vAlign w:val="center"/>
             <w:tcMar>
               <w:top w:w="75" w:type="dxa"/>
@@ -3579,13 +3579,13 @@
                 <w:color w:val="000000"/>
                 <w:sz w:val="17"/>
               </w:rPr>
-              <w:t>Not run</w:t>
-            </w:r>
-          </w:p>
-        </w:tc>
-        <w:tc>
-          <w:tcPr>
-            <w:tcW w:type="dxa" w:w="1066"/>
+              <w:t>Not run. Ready booker and API inputs needed for every headcount partition.</w:t>
+            </w:r>
+          </w:p>
+        </w:tc>
+        <w:tc>
+          <w:tcPr>
+            <w:tcW w:type="dxa" w:w="1195"/>
             <w:vAlign w:val="center"/>
             <w:tcMar>
               <w:top w:w="75" w:type="dxa"/>
@@ -3608,7 +3608,7 @@
                 <w:color w:val="000000"/>
                 <w:sz w:val="17"/>
               </w:rPr>
-              <w:t>Pending</w:t>
+              <w:t>Blocked</w:t>
             </w:r>
           </w:p>
         </w:tc>
@@ -3648,7 +3648,7 @@
         </w:tc>
         <w:tc>
           <w:tcPr>
-            <w:tcW w:type="dxa" w:w="1728"/>
+            <w:tcW w:type="dxa" w:w="1584"/>
             <w:vAlign w:val="center"/>
             <w:tcMar>
               <w:top w:w="75" w:type="dxa"/>
@@ -3676,6 +3676,34 @@
         </w:tc>
         <w:tc>
           <w:tcPr>
+            <w:tcW w:type="dxa" w:w="2160"/>
+            <w:vAlign w:val="center"/>
+            <w:tcMar>
+              <w:top w:w="75" w:type="dxa"/>
+              <w:left w:w="75" w:type="dxa"/>
+              <w:bottom w:w="75" w:type="dxa"/>
+              <w:right w:w="75" w:type="dxa"/>
+            </w:tcMar>
+            <w:shd w:fill="FFFFFF"/>
+          </w:tcPr>
+          <w:p>
+            <w:pPr>
+              <w:keepNext w:val="0"/>
+              <w:spacing w:after="0" w:line="250" w:lineRule="auto"/>
+            </w:pPr>
+            <w:r>
+              <w:rPr>
+                <w:rFonts w:ascii="Arial" w:hAnsi="Arial"/>
+                <w:b w:val="0"/>
+                <w:color w:val="000000"/>
+                <w:sz w:val="17"/>
+              </w:rPr>
+              <w:t>Submit a chosen price for the baseline booking.</w:t>
+            </w:r>
+          </w:p>
+        </w:tc>
+        <w:tc>
+          <w:tcPr>
             <w:tcW w:type="dxa" w:w="2376"/>
             <w:vAlign w:val="center"/>
             <w:tcMar>
@@ -3698,41 +3726,13 @@
                 <w:color w:val="000000"/>
                 <w:sz w:val="17"/>
               </w:rPr>
-              <w:t>Submit a chosen price for the baseline booking.</w:t>
-            </w:r>
-          </w:p>
-        </w:tc>
-        <w:tc>
-          <w:tcPr>
-            <w:tcW w:type="dxa" w:w="2750"/>
-            <w:vAlign w:val="center"/>
-            <w:tcMar>
-              <w:top w:w="75" w:type="dxa"/>
-              <w:left w:w="75" w:type="dxa"/>
-              <w:bottom w:w="75" w:type="dxa"/>
-              <w:right w:w="75" w:type="dxa"/>
-            </w:tcMar>
-            <w:shd w:fill="FFFFFF"/>
-          </w:tcPr>
-          <w:p>
-            <w:pPr>
-              <w:keepNext w:val="0"/>
-              <w:spacing w:after="0" w:line="250" w:lineRule="auto"/>
-            </w:pPr>
-            <w:r>
-              <w:rPr>
-                <w:rFonts w:ascii="Arial" w:hAnsi="Arial"/>
-                <w:b w:val="0"/>
-                <w:color w:val="000000"/>
-                <w:sz w:val="17"/>
-              </w:rPr>
               <w:t>166, 167, 168, 665, 666, 667 and 333.5 cents.</w:t>
             </w:r>
           </w:p>
         </w:tc>
         <w:tc>
           <w:tcPr>
-            <w:tcW w:type="dxa" w:w="5155"/>
+            <w:tcW w:type="dxa" w:w="4392"/>
             <w:vAlign w:val="center"/>
             <w:tcMar>
               <w:top w:w="75" w:type="dxa"/>
@@ -3760,7 +3760,7 @@
         </w:tc>
         <w:tc>
           <w:tcPr>
-            <w:tcW w:type="dxa" w:w="1325"/>
+            <w:tcW w:type="dxa" w:w="2693"/>
             <w:vAlign w:val="center"/>
             <w:tcMar>
               <w:top w:w="75" w:type="dxa"/>
@@ -3783,13 +3783,13 @@
                 <w:color w:val="000000"/>
                 <w:sz w:val="17"/>
               </w:rPr>
-              <w:t>Not run</w:t>
-            </w:r>
-          </w:p>
-        </w:tc>
-        <w:tc>
-          <w:tcPr>
-            <w:tcW w:type="dxa" w:w="1066"/>
+              <w:t>Not run. Ready booker needed to verify accepted prices and saved state.</w:t>
+            </w:r>
+          </w:p>
+        </w:tc>
+        <w:tc>
+          <w:tcPr>
+            <w:tcW w:type="dxa" w:w="1195"/>
             <w:vAlign w:val="center"/>
             <w:tcMar>
               <w:top w:w="75" w:type="dxa"/>
@@ -3812,7 +3812,7 @@
                 <w:color w:val="000000"/>
                 <w:sz w:val="17"/>
               </w:rPr>
-              <w:t>Pending</w:t>
+              <w:t>Blocked</w:t>
             </w:r>
           </w:p>
         </w:tc>
@@ -3852,7 +3852,7 @@
         </w:tc>
         <w:tc>
           <w:tcPr>
-            <w:tcW w:type="dxa" w:w="1728"/>
+            <w:tcW w:type="dxa" w:w="1584"/>
             <w:vAlign w:val="center"/>
             <w:tcMar>
               <w:top w:w="75" w:type="dxa"/>
@@ -3880,6 +3880,34 @@
         </w:tc>
         <w:tc>
           <w:tcPr>
+            <w:tcW w:type="dxa" w:w="2160"/>
+            <w:vAlign w:val="center"/>
+            <w:tcMar>
+              <w:top w:w="75" w:type="dxa"/>
+              <w:left w:w="75" w:type="dxa"/>
+              <w:bottom w:w="75" w:type="dxa"/>
+              <w:right w:w="75" w:type="dxa"/>
+            </w:tcMar>
+            <w:shd w:fill="FFFFFF"/>
+          </w:tcPr>
+          <w:p>
+            <w:pPr>
+              <w:keepNext w:val="0"/>
+              <w:spacing w:after="0" w:line="250" w:lineRule="auto"/>
+            </w:pPr>
+            <w:r>
+              <w:rPr>
+                <w:rFonts w:ascii="Arial" w:hAnsi="Arial"/>
+                <w:b w:val="0"/>
+                <w:color w:val="000000"/>
+                <w:sz w:val="17"/>
+              </w:rPr>
+              <w:t>Vary one field per submission.</w:t>
+            </w:r>
+          </w:p>
+        </w:tc>
+        <w:tc>
+          <w:tcPr>
             <w:tcW w:type="dxa" w:w="2376"/>
             <w:vAlign w:val="center"/>
             <w:tcMar>
@@ -3902,41 +3930,13 @@
                 <w:color w:val="000000"/>
                 <w:sz w:val="17"/>
               </w:rPr>
-              <w:t>Vary one field per submission.</w:t>
-            </w:r>
-          </w:p>
-        </w:tc>
-        <w:tc>
-          <w:tcPr>
-            <w:tcW w:type="dxa" w:w="2750"/>
-            <w:vAlign w:val="center"/>
-            <w:tcMar>
-              <w:top w:w="75" w:type="dxa"/>
-              <w:left w:w="75" w:type="dxa"/>
-              <w:bottom w:w="75" w:type="dxa"/>
-              <w:right w:w="75" w:type="dxa"/>
-            </w:tcMar>
-            <w:shd w:fill="FFFFFF"/>
-          </w:tcPr>
-          <w:p>
-            <w:pPr>
-              <w:keepNext w:val="0"/>
-              <w:spacing w:after="0" w:line="250" w:lineRule="auto"/>
-            </w:pPr>
-            <w:r>
-              <w:rPr>
-                <w:rFonts w:ascii="Arial" w:hAnsi="Arial"/>
-                <w:b w:val="0"/>
-                <w:color w:val="000000"/>
-                <w:sz w:val="17"/>
-              </w:rPr>
               <w:t>Cost -1, 0, 2, 3, 4 cents; reliability -1, 0, 50.5, 100, 101.</w:t>
             </w:r>
           </w:p>
         </w:tc>
         <w:tc>
           <w:tcPr>
-            <w:tcW w:type="dxa" w:w="5155"/>
+            <w:tcW w:type="dxa" w:w="4392"/>
             <w:vAlign w:val="center"/>
             <w:tcMar>
               <w:top w:w="75" w:type="dxa"/>
@@ -3964,7 +3964,7 @@
         </w:tc>
         <w:tc>
           <w:tcPr>
-            <w:tcW w:type="dxa" w:w="1325"/>
+            <w:tcW w:type="dxa" w:w="2693"/>
             <w:vAlign w:val="center"/>
             <w:tcMar>
               <w:top w:w="75" w:type="dxa"/>
@@ -3987,13 +3987,13 @@
                 <w:color w:val="000000"/>
                 <w:sz w:val="17"/>
               </w:rPr>
-              <w:t>Not run</w:t>
-            </w:r>
-          </w:p>
-        </w:tc>
-        <w:tc>
-          <w:tcPr>
-            <w:tcW w:type="dxa" w:w="1066"/>
+              <w:t>Not run. Ready booker and API inputs needed for all cost and reliability partitions.</w:t>
+            </w:r>
+          </w:p>
+        </w:tc>
+        <w:tc>
+          <w:tcPr>
+            <w:tcW w:type="dxa" w:w="1195"/>
             <w:vAlign w:val="center"/>
             <w:tcMar>
               <w:top w:w="75" w:type="dxa"/>
@@ -4016,7 +4016,7 @@
                 <w:color w:val="000000"/>
                 <w:sz w:val="17"/>
               </w:rPr>
-              <w:t>Pending</w:t>
+              <w:t>Blocked</w:t>
             </w:r>
           </w:p>
         </w:tc>
@@ -4056,7 +4056,7 @@
         </w:tc>
         <w:tc>
           <w:tcPr>
-            <w:tcW w:type="dxa" w:w="1728"/>
+            <w:tcW w:type="dxa" w:w="1584"/>
             <w:vAlign w:val="center"/>
             <w:tcMar>
               <w:top w:w="75" w:type="dxa"/>
@@ -4084,6 +4084,34 @@
         </w:tc>
         <w:tc>
           <w:tcPr>
+            <w:tcW w:type="dxa" w:w="2160"/>
+            <w:vAlign w:val="center"/>
+            <w:tcMar>
+              <w:top w:w="75" w:type="dxa"/>
+              <w:left w:w="75" w:type="dxa"/>
+              <w:bottom w:w="75" w:type="dxa"/>
+              <w:right w:w="75" w:type="dxa"/>
+            </w:tcMar>
+            <w:shd w:fill="FFFFFF"/>
+          </w:tcPr>
+          <w:p>
+            <w:pPr>
+              <w:keepNext w:val="0"/>
+              <w:spacing w:after="0" w:line="250" w:lineRule="auto"/>
+            </w:pPr>
+            <w:r>
+              <w:rPr>
+                <w:rFonts w:ascii="Arial" w:hAnsi="Arial"/>
+                <w:b w:val="0"/>
+                <w:color w:val="000000"/>
+                <w:sz w:val="17"/>
+              </w:rPr>
+              <w:t>Submit with a controlled clock.</w:t>
+            </w:r>
+          </w:p>
+        </w:tc>
+        <w:tc>
+          <w:tcPr>
             <w:tcW w:type="dxa" w:w="2376"/>
             <w:vAlign w:val="center"/>
             <w:tcMar>
@@ -4106,41 +4134,13 @@
                 <w:color w:val="000000"/>
                 <w:sz w:val="17"/>
               </w:rPr>
-              <w:t>Submit with a controlled clock.</w:t>
-            </w:r>
-          </w:p>
-        </w:tc>
-        <w:tc>
-          <w:tcPr>
-            <w:tcW w:type="dxa" w:w="2750"/>
-            <w:vAlign w:val="center"/>
-            <w:tcMar>
-              <w:top w:w="75" w:type="dxa"/>
-              <w:left w:w="75" w:type="dxa"/>
-              <w:bottom w:w="75" w:type="dxa"/>
-              <w:right w:w="75" w:type="dxa"/>
-            </w:tcMar>
-            <w:shd w:fill="FFFFFF"/>
-          </w:tcPr>
-          <w:p>
-            <w:pPr>
-              <w:keepNext w:val="0"/>
-              <w:spacing w:after="0" w:line="250" w:lineRule="auto"/>
-            </w:pPr>
-            <w:r>
-              <w:rPr>
-                <w:rFonts w:ascii="Arial" w:hAnsi="Arial"/>
-                <w:b w:val="0"/>
-                <w:color w:val="000000"/>
-                <w:sz w:val="17"/>
-              </w:rPr>
               <w:t>Start T-1ms, T, T+1ms; separately end start-1ms, start, start+1ms.</w:t>
             </w:r>
           </w:p>
         </w:tc>
         <w:tc>
           <w:tcPr>
-            <w:tcW w:type="dxa" w:w="5155"/>
+            <w:tcW w:type="dxa" w:w="4392"/>
             <w:vAlign w:val="center"/>
             <w:tcMar>
               <w:top w:w="75" w:type="dxa"/>
@@ -4168,7 +4168,7 @@
         </w:tc>
         <w:tc>
           <w:tcPr>
-            <w:tcW w:type="dxa" w:w="1325"/>
+            <w:tcW w:type="dxa" w:w="2693"/>
             <w:vAlign w:val="center"/>
             <w:tcMar>
               <w:top w:w="75" w:type="dxa"/>
@@ -4191,13 +4191,13 @@
                 <w:color w:val="000000"/>
                 <w:sz w:val="17"/>
               </w:rPr>
-              <w:t>Not run</w:t>
-            </w:r>
-          </w:p>
-        </w:tc>
-        <w:tc>
-          <w:tcPr>
-            <w:tcW w:type="dxa" w:w="1066"/>
+              <w:t>Not run. Controlled clock and API harness needed for millisecond boundaries.</w:t>
+            </w:r>
+          </w:p>
+        </w:tc>
+        <w:tc>
+          <w:tcPr>
+            <w:tcW w:type="dxa" w:w="1195"/>
             <w:vAlign w:val="center"/>
             <w:tcMar>
               <w:top w:w="75" w:type="dxa"/>
@@ -4260,7 +4260,7 @@
         </w:tc>
         <w:tc>
           <w:tcPr>
-            <w:tcW w:type="dxa" w:w="1728"/>
+            <w:tcW w:type="dxa" w:w="1584"/>
             <w:vAlign w:val="center"/>
             <w:tcMar>
               <w:top w:w="75" w:type="dxa"/>
@@ -4288,6 +4288,34 @@
         </w:tc>
         <w:tc>
           <w:tcPr>
+            <w:tcW w:type="dxa" w:w="2160"/>
+            <w:vAlign w:val="center"/>
+            <w:tcMar>
+              <w:top w:w="75" w:type="dxa"/>
+              <w:left w:w="75" w:type="dxa"/>
+              <w:bottom w:w="75" w:type="dxa"/>
+              <w:right w:w="75" w:type="dxa"/>
+            </w:tcMar>
+            <w:shd w:fill="FFFFFF"/>
+          </w:tcPr>
+          <w:p>
+            <w:pPr>
+              <w:keepNext w:val="0"/>
+              <w:spacing w:after="0" w:line="250" w:lineRule="auto"/>
+            </w:pPr>
+            <w:r>
+              <w:rPr>
+                <w:rFonts w:ascii="Arial" w:hAnsi="Arial"/>
+                <w:b w:val="0"/>
+                <w:color w:val="000000"/>
+                <w:sz w:val="17"/>
+              </w:rPr>
+              <w:t>Submit once per account/input state.</w:t>
+            </w:r>
+          </w:p>
+        </w:tc>
+        <w:tc>
+          <w:tcPr>
             <w:tcW w:type="dxa" w:w="2376"/>
             <w:vAlign w:val="center"/>
             <w:tcMar>
@@ -4310,41 +4338,13 @@
                 <w:color w:val="000000"/>
                 <w:sz w:val="17"/>
               </w:rPr>
-              <w:t>Submit once per account/input state.</w:t>
-            </w:r>
-          </w:p>
-        </w:tc>
-        <w:tc>
-          <w:tcPr>
-            <w:tcW w:type="dxa" w:w="2750"/>
-            <w:vAlign w:val="center"/>
-            <w:tcMar>
-              <w:top w:w="75" w:type="dxa"/>
-              <w:left w:w="75" w:type="dxa"/>
-              <w:bottom w:w="75" w:type="dxa"/>
-              <w:right w:w="75" w:type="dxa"/>
-            </w:tcMar>
-            <w:shd w:fill="FFFFFF"/>
-          </w:tcPr>
-          <w:p>
-            <w:pPr>
-              <w:keepNext w:val="0"/>
-              <w:spacing w:after="0" w:line="250" w:lineRule="auto"/>
-            </w:pPr>
-            <w:r>
-              <w:rPr>
-                <w:rFonts w:ascii="Arial" w:hAnsi="Arial"/>
-                <w:b w:val="0"/>
-                <w:color w:val="000000"/>
-                <w:sz w:val="17"/>
-              </w:rPr>
               <w:t>Missing/inactive booker; missing email; incomplete payout; blank venue.</w:t>
             </w:r>
           </w:p>
         </w:tc>
         <w:tc>
           <w:tcPr>
-            <w:tcW w:type="dxa" w:w="5155"/>
+            <w:tcW w:type="dxa" w:w="4392"/>
             <w:vAlign w:val="center"/>
             <w:tcMar>
               <w:top w:w="75" w:type="dxa"/>
@@ -4372,7 +4372,7 @@
         </w:tc>
         <w:tc>
           <w:tcPr>
-            <w:tcW w:type="dxa" w:w="1325"/>
+            <w:tcW w:type="dxa" w:w="2693"/>
             <w:vAlign w:val="center"/>
             <w:tcMar>
               <w:top w:w="75" w:type="dxa"/>
@@ -4395,13 +4395,13 @@
                 <w:color w:val="000000"/>
                 <w:sz w:val="17"/>
               </w:rPr>
-              <w:t>Not run</w:t>
-            </w:r>
-          </w:p>
-        </w:tc>
-        <w:tc>
-          <w:tcPr>
-            <w:tcW w:type="dxa" w:w="1066"/>
+              <w:t>Not run. Prepared test account awaits final terms acceptance; account-state fixtures absent.</w:t>
+            </w:r>
+          </w:p>
+        </w:tc>
+        <w:tc>
+          <w:tcPr>
+            <w:tcW w:type="dxa" w:w="1195"/>
             <w:vAlign w:val="center"/>
             <w:tcMar>
               <w:top w:w="75" w:type="dxa"/>
@@ -4464,7 +4464,7 @@
         </w:tc>
         <w:tc>
           <w:tcPr>
-            <w:tcW w:type="dxa" w:w="1728"/>
+            <w:tcW w:type="dxa" w:w="1584"/>
             <w:vAlign w:val="center"/>
             <w:tcMar>
               <w:top w:w="75" w:type="dxa"/>
@@ -4492,6 +4492,34 @@
         </w:tc>
         <w:tc>
           <w:tcPr>
+            <w:tcW w:type="dxa" w:w="2160"/>
+            <w:vAlign w:val="center"/>
+            <w:tcMar>
+              <w:top w:w="75" w:type="dxa"/>
+              <w:left w:w="75" w:type="dxa"/>
+              <w:bottom w:w="75" w:type="dxa"/>
+              <w:right w:w="75" w:type="dxa"/>
+            </w:tcMar>
+            <w:shd w:fill="FFFFFF"/>
+          </w:tcPr>
+          <w:p>
+            <w:pPr>
+              <w:keepNext w:val="0"/>
+              <w:spacing w:after="0" w:line="250" w:lineRule="auto"/>
+            </w:pPr>
+            <w:r>
+              <w:rPr>
+                <w:rFonts w:ascii="Arial" w:hAnsi="Arial"/>
+                <w:b w:val="0"/>
+                <w:color w:val="000000"/>
+                <w:sz w:val="17"/>
+              </w:rPr>
+              <w:t>Submit; simulate lost response; retry the identical payload and key.</w:t>
+            </w:r>
+          </w:p>
+        </w:tc>
+        <w:tc>
+          <w:tcPr>
             <w:tcW w:type="dxa" w:w="2376"/>
             <w:vAlign w:val="center"/>
             <w:tcMar>
@@ -4514,41 +4542,13 @@
                 <w:color w:val="000000"/>
                 <w:sz w:val="17"/>
               </w:rPr>
-              <w:t>Submit; simulate lost response; retry the identical payload and key.</w:t>
-            </w:r>
-          </w:p>
-        </w:tc>
-        <w:tc>
-          <w:tcPr>
-            <w:tcW w:type="dxa" w:w="2750"/>
-            <w:vAlign w:val="center"/>
-            <w:tcMar>
-              <w:top w:w="75" w:type="dxa"/>
-              <w:left w:w="75" w:type="dxa"/>
-              <w:bottom w:w="75" w:type="dxa"/>
-              <w:right w:w="75" w:type="dxa"/>
-            </w:tcMar>
-            <w:shd w:fill="FFFFFF"/>
-          </w:tcPr>
-          <w:p>
-            <w:pPr>
-              <w:keepNext w:val="0"/>
-              <w:spacing w:after="0" w:line="250" w:lineRule="auto"/>
-            </w:pPr>
-            <w:r>
-              <w:rPr>
-                <w:rFonts w:ascii="Arial" w:hAnsi="Arial"/>
-                <w:b w:val="0"/>
-                <w:color w:val="000000"/>
-                <w:sz w:val="17"/>
-              </w:rPr>
               <w:t>Same authenticated booker, payload and idempotency key.</w:t>
             </w:r>
           </w:p>
         </w:tc>
         <w:tc>
           <w:tcPr>
-            <w:tcW w:type="dxa" w:w="5155"/>
+            <w:tcW w:type="dxa" w:w="4392"/>
             <w:vAlign w:val="center"/>
             <w:tcMar>
               <w:top w:w="75" w:type="dxa"/>
@@ -4576,7 +4576,7 @@
         </w:tc>
         <w:tc>
           <w:tcPr>
-            <w:tcW w:type="dxa" w:w="1325"/>
+            <w:tcW w:type="dxa" w:w="2693"/>
             <w:vAlign w:val="center"/>
             <w:tcMar>
               <w:top w:w="75" w:type="dxa"/>
@@ -4599,13 +4599,13 @@
                 <w:color w:val="000000"/>
                 <w:sz w:val="17"/>
               </w:rPr>
-              <w:t>Not run</w:t>
-            </w:r>
-          </w:p>
-        </w:tc>
-        <w:tc>
-          <w:tcPr>
-            <w:tcW w:type="dxa" w:w="1066"/>
+              <w:t>Not run. Requires ready booker and controlled lost-response/replay setup.</w:t>
+            </w:r>
+          </w:p>
+        </w:tc>
+        <w:tc>
+          <w:tcPr>
+            <w:tcW w:type="dxa" w:w="1195"/>
             <w:vAlign w:val="center"/>
             <w:tcMar>
               <w:top w:w="75" w:type="dxa"/>
@@ -4645,7 +4645,7 @@
           <w:b w:val="0"/>
           <w:sz w:val="18"/>
         </w:rPr>
-        <w:t>Run each listed value or state as a separate subcase with a fresh fixture. Record the observed result before changing Pending to Pass or Fail. Millisecond boundaries require a controllable test clock or API harness.</w:t>
+        <w:t>Pass covers all listed subcases at the stated interface. Partial means only some were observed. Blocked means a required account, fixture or controlled environment is unavailable. The production execution section gives the observations and limits; local unit results do not turn a production case into a pass.</w:t>
       </w:r>
     </w:p>
     <w:p>
@@ -4713,12 +4713,12 @@
       </w:tblPr>
       <w:tblGrid>
         <w:gridCol w:w="691"/>
-        <w:gridCol w:w="1728"/>
+        <w:gridCol w:w="1584"/>
+        <w:gridCol w:w="2160"/>
         <w:gridCol w:w="2376"/>
-        <w:gridCol w:w="2750"/>
-        <w:gridCol w:w="5155"/>
-        <w:gridCol w:w="1325"/>
-        <w:gridCol w:w="1066"/>
+        <w:gridCol w:w="4392"/>
+        <w:gridCol w:w="2693"/>
+        <w:gridCol w:w="1195"/>
       </w:tblGrid>
       <w:tr>
         <w:trPr>
@@ -4756,7 +4756,7 @@
         </w:tc>
         <w:tc>
           <w:tcPr>
-            <w:tcW w:type="dxa" w:w="1728"/>
+            <w:tcW w:type="dxa" w:w="1584"/>
             <w:vAlign w:val="center"/>
             <w:tcMar>
               <w:top w:w="75" w:type="dxa"/>
@@ -4784,6 +4784,34 @@
         </w:tc>
         <w:tc>
           <w:tcPr>
+            <w:tcW w:type="dxa" w:w="2160"/>
+            <w:vAlign w:val="center"/>
+            <w:tcMar>
+              <w:top w:w="75" w:type="dxa"/>
+              <w:left w:w="75" w:type="dxa"/>
+              <w:bottom w:w="75" w:type="dxa"/>
+              <w:right w:w="75" w:type="dxa"/>
+            </w:tcMar>
+            <w:shd w:fill="E7E7E7"/>
+          </w:tcPr>
+          <w:p>
+            <w:pPr>
+              <w:keepNext/>
+              <w:spacing w:after="0" w:line="250" w:lineRule="auto"/>
+            </w:pPr>
+            <w:r>
+              <w:rPr>
+                <w:rFonts w:ascii="Arial" w:hAnsi="Arial"/>
+                <w:b/>
+                <w:color w:val="000000"/>
+                <w:sz w:val="17"/>
+              </w:rPr>
+              <w:t>Action</w:t>
+            </w:r>
+          </w:p>
+        </w:tc>
+        <w:tc>
+          <w:tcPr>
             <w:tcW w:type="dxa" w:w="2376"/>
             <w:vAlign w:val="center"/>
             <w:tcMar>
@@ -4806,13 +4834,13 @@
                 <w:color w:val="000000"/>
                 <w:sz w:val="17"/>
               </w:rPr>
-              <w:t>Action</w:t>
-            </w:r>
-          </w:p>
-        </w:tc>
-        <w:tc>
-          <w:tcPr>
-            <w:tcW w:type="dxa" w:w="2750"/>
+              <w:t>Inputs</w:t>
+            </w:r>
+          </w:p>
+        </w:tc>
+        <w:tc>
+          <w:tcPr>
+            <w:tcW w:type="dxa" w:w="4392"/>
             <w:vAlign w:val="center"/>
             <w:tcMar>
               <w:top w:w="75" w:type="dxa"/>
@@ -4834,13 +4862,13 @@
                 <w:color w:val="000000"/>
                 <w:sz w:val="17"/>
               </w:rPr>
-              <w:t>Inputs</w:t>
-            </w:r>
-          </w:p>
-        </w:tc>
-        <w:tc>
-          <w:tcPr>
-            <w:tcW w:type="dxa" w:w="5155"/>
+              <w:t>Expected output</w:t>
+            </w:r>
+          </w:p>
+        </w:tc>
+        <w:tc>
+          <w:tcPr>
+            <w:tcW w:type="dxa" w:w="2693"/>
             <w:vAlign w:val="center"/>
             <w:tcMar>
               <w:top w:w="75" w:type="dxa"/>
@@ -4854,6 +4882,7 @@
             <w:pPr>
               <w:keepNext/>
               <w:spacing w:after="0" w:line="250" w:lineRule="auto"/>
+              <w:jc w:val="center"/>
             </w:pPr>
             <w:r>
               <w:rPr>
@@ -4862,42 +4891,13 @@
                 <w:color w:val="000000"/>
                 <w:sz w:val="17"/>
               </w:rPr>
-              <w:t>Expected output</w:t>
-            </w:r>
-          </w:p>
-        </w:tc>
-        <w:tc>
-          <w:tcPr>
-            <w:tcW w:type="dxa" w:w="1325"/>
-            <w:vAlign w:val="center"/>
-            <w:tcMar>
-              <w:top w:w="75" w:type="dxa"/>
-              <w:left w:w="75" w:type="dxa"/>
-              <w:bottom w:w="75" w:type="dxa"/>
-              <w:right w:w="75" w:type="dxa"/>
-            </w:tcMar>
-            <w:shd w:fill="E7E7E7"/>
-          </w:tcPr>
-          <w:p>
-            <w:pPr>
-              <w:keepNext/>
-              <w:spacing w:after="0" w:line="250" w:lineRule="auto"/>
-              <w:jc w:val="center"/>
-            </w:pPr>
-            <w:r>
-              <w:rPr>
-                <w:rFonts w:ascii="Arial" w:hAnsi="Arial"/>
-                <w:b/>
-                <w:color w:val="000000"/>
-                <w:sz w:val="17"/>
-              </w:rPr>
               <w:t>Actual output</w:t>
             </w:r>
           </w:p>
         </w:tc>
         <w:tc>
           <w:tcPr>
-            <w:tcW w:type="dxa" w:w="1066"/>
+            <w:tcW w:type="dxa" w:w="1195"/>
             <w:vAlign w:val="center"/>
             <w:tcMar>
               <w:top w:w="75" w:type="dxa"/>
@@ -4960,7 +4960,7 @@
         </w:tc>
         <w:tc>
           <w:tcPr>
-            <w:tcW w:type="dxa" w:w="1728"/>
+            <w:tcW w:type="dxa" w:w="1584"/>
             <w:vAlign w:val="center"/>
             <w:tcMar>
               <w:top w:w="75" w:type="dxa"/>
@@ -4988,6 +4988,34 @@
         </w:tc>
         <w:tc>
           <w:tcPr>
+            <w:tcW w:type="dxa" w:w="2160"/>
+            <w:vAlign w:val="center"/>
+            <w:tcMar>
+              <w:top w:w="75" w:type="dxa"/>
+              <w:left w:w="75" w:type="dxa"/>
+              <w:bottom w:w="75" w:type="dxa"/>
+              <w:right w:w="75" w:type="dxa"/>
+            </w:tcMar>
+            <w:shd w:fill="FFFFFF"/>
+          </w:tcPr>
+          <w:p>
+            <w:pPr>
+              <w:keepNext w:val="0"/>
+              <w:spacing w:after="0" w:line="250" w:lineRule="auto"/>
+            </w:pPr>
+            <w:r>
+              <w:rPr>
+                <w:rFonts w:ascii="Arial" w:hAnsi="Arial"/>
+                <w:b w:val="0"/>
+                <w:color w:val="000000"/>
+                <w:sz w:val="17"/>
+              </w:rPr>
+              <w:t>In hosted sessions, set visibility to PUBLIC.</w:t>
+            </w:r>
+          </w:p>
+        </w:tc>
+        <w:tc>
+          <w:tcPr>
             <w:tcW w:type="dxa" w:w="2376"/>
             <w:vAlign w:val="center"/>
             <w:tcMar>
@@ -5010,41 +5038,13 @@
                 <w:color w:val="000000"/>
                 <w:sz w:val="17"/>
               </w:rPr>
-              <w:t>In hosted sessions, set visibility to PUBLIC.</w:t>
-            </w:r>
-          </w:p>
-        </w:tc>
-        <w:tc>
-          <w:tcPr>
-            <w:tcW w:type="dxa" w:w="2750"/>
-            <w:vAlign w:val="center"/>
-            <w:tcMar>
-              <w:top w:w="75" w:type="dxa"/>
-              <w:left w:w="75" w:type="dxa"/>
-              <w:bottom w:w="75" w:type="dxa"/>
-              <w:right w:w="75" w:type="dxa"/>
-            </w:tcMar>
-            <w:shd w:fill="FFFFFF"/>
-          </w:tcPr>
-          <w:p>
-            <w:pPr>
-              <w:keepNext w:val="0"/>
-              <w:spacing w:after="0" w:line="250" w:lineRule="auto"/>
-            </w:pPr>
-            <w:r>
-              <w:rPr>
-                <w:rFonts w:ascii="Arial" w:hAnsi="Arial"/>
-                <w:b w:val="0"/>
-                <w:color w:val="000000"/>
-                <w:sz w:val="17"/>
-              </w:rPr>
               <w:t>Eligible owner; PRIVATE session; one free place.</w:t>
             </w:r>
           </w:p>
         </w:tc>
         <w:tc>
           <w:tcPr>
-            <w:tcW w:type="dxa" w:w="5155"/>
+            <w:tcW w:type="dxa" w:w="4392"/>
             <w:vAlign w:val="center"/>
             <w:tcMar>
               <w:top w:w="75" w:type="dxa"/>
@@ -5072,7 +5072,7 @@
         </w:tc>
         <w:tc>
           <w:tcPr>
-            <w:tcW w:type="dxa" w:w="1325"/>
+            <w:tcW w:type="dxa" w:w="2693"/>
             <w:vAlign w:val="center"/>
             <w:tcMar>
               <w:top w:w="75" w:type="dxa"/>
@@ -5095,13 +5095,13 @@
                 <w:color w:val="000000"/>
                 <w:sz w:val="17"/>
               </w:rPr>
-              <w:t>Not run</w:t>
-            </w:r>
-          </w:p>
-        </w:tc>
-        <w:tc>
-          <w:tcPr>
-            <w:tcW w:type="dxa" w:w="1066"/>
+              <w:t>Not run. No owned OPEN future session; creation requires completed payout setup.</w:t>
+            </w:r>
+          </w:p>
+        </w:tc>
+        <w:tc>
+          <w:tcPr>
+            <w:tcW w:type="dxa" w:w="1195"/>
             <w:vAlign w:val="center"/>
             <w:tcMar>
               <w:top w:w="75" w:type="dxa"/>
@@ -5124,7 +5124,7 @@
                 <w:color w:val="000000"/>
                 <w:sz w:val="17"/>
               </w:rPr>
-              <w:t>Pending</w:t>
+              <w:t>Blocked</w:t>
             </w:r>
           </w:p>
         </w:tc>
@@ -5164,7 +5164,7 @@
         </w:tc>
         <w:tc>
           <w:tcPr>
-            <w:tcW w:type="dxa" w:w="1728"/>
+            <w:tcW w:type="dxa" w:w="1584"/>
             <w:vAlign w:val="center"/>
             <w:tcMar>
               <w:top w:w="75" w:type="dxa"/>
@@ -5192,6 +5192,34 @@
         </w:tc>
         <w:tc>
           <w:tcPr>
+            <w:tcW w:type="dxa" w:w="2160"/>
+            <w:vAlign w:val="center"/>
+            <w:tcMar>
+              <w:top w:w="75" w:type="dxa"/>
+              <w:left w:w="75" w:type="dxa"/>
+              <w:bottom w:w="75" w:type="dxa"/>
+              <w:right w:w="75" w:type="dxa"/>
+            </w:tcMar>
+            <w:shd w:fill="FFFFFF"/>
+          </w:tcPr>
+          <w:p>
+            <w:pPr>
+              <w:keepNext w:val="0"/>
+              <w:spacing w:after="0" w:line="250" w:lineRule="auto"/>
+            </w:pPr>
+            <w:r>
+              <w:rPr>
+                <w:rFonts w:ascii="Arial" w:hAnsi="Arial"/>
+                <w:b w:val="0"/>
+                <w:color w:val="000000"/>
+                <w:sz w:val="17"/>
+              </w:rPr>
+              <w:t>Set visibility to PRIVATE.</w:t>
+            </w:r>
+          </w:p>
+        </w:tc>
+        <w:tc>
+          <w:tcPr>
             <w:tcW w:type="dxa" w:w="2376"/>
             <w:vAlign w:val="center"/>
             <w:tcMar>
@@ -5214,41 +5242,13 @@
                 <w:color w:val="000000"/>
                 <w:sz w:val="17"/>
               </w:rPr>
-              <w:t>Set visibility to PRIVATE.</w:t>
-            </w:r>
-          </w:p>
-        </w:tc>
-        <w:tc>
-          <w:tcPr>
-            <w:tcW w:type="dxa" w:w="2750"/>
-            <w:vAlign w:val="center"/>
-            <w:tcMar>
-              <w:top w:w="75" w:type="dxa"/>
-              <w:left w:w="75" w:type="dxa"/>
-              <w:bottom w:w="75" w:type="dxa"/>
-              <w:right w:w="75" w:type="dxa"/>
-            </w:tcMar>
-            <w:shd w:fill="FFFFFF"/>
-          </w:tcPr>
-          <w:p>
-            <w:pPr>
-              <w:keepNext w:val="0"/>
-              <w:spacing w:after="0" w:line="250" w:lineRule="auto"/>
-            </w:pPr>
-            <w:r>
-              <w:rPr>
-                <w:rFonts w:ascii="Arial" w:hAnsi="Arial"/>
-                <w:b w:val="0"/>
-                <w:color w:val="000000"/>
-                <w:sz w:val="17"/>
-              </w:rPr>
               <w:t>Eligible PUBLIC session.</w:t>
             </w:r>
           </w:p>
         </w:tc>
         <w:tc>
           <w:tcPr>
-            <w:tcW w:type="dxa" w:w="5155"/>
+            <w:tcW w:type="dxa" w:w="4392"/>
             <w:vAlign w:val="center"/>
             <w:tcMar>
               <w:top w:w="75" w:type="dxa"/>
@@ -5276,7 +5276,7 @@
         </w:tc>
         <w:tc>
           <w:tcPr>
-            <w:tcW w:type="dxa" w:w="1325"/>
+            <w:tcW w:type="dxa" w:w="2693"/>
             <w:vAlign w:val="center"/>
             <w:tcMar>
               <w:top w:w="75" w:type="dxa"/>
@@ -5299,13 +5299,13 @@
                 <w:color w:val="000000"/>
                 <w:sz w:val="17"/>
               </w:rPr>
-              <w:t>Not run</w:t>
-            </w:r>
-          </w:p>
-        </w:tc>
-        <w:tc>
-          <w:tcPr>
-            <w:tcW w:type="dxa" w:w="1066"/>
+              <w:t>Not run. No owned PUBLIC future session.</w:t>
+            </w:r>
+          </w:p>
+        </w:tc>
+        <w:tc>
+          <w:tcPr>
+            <w:tcW w:type="dxa" w:w="1195"/>
             <w:vAlign w:val="center"/>
             <w:tcMar>
               <w:top w:w="75" w:type="dxa"/>
@@ -5328,7 +5328,7 @@
                 <w:color w:val="000000"/>
                 <w:sz w:val="17"/>
               </w:rPr>
-              <w:t>Pending</w:t>
+              <w:t>Blocked</w:t>
             </w:r>
           </w:p>
         </w:tc>
@@ -5368,7 +5368,7 @@
         </w:tc>
         <w:tc>
           <w:tcPr>
-            <w:tcW w:type="dxa" w:w="1728"/>
+            <w:tcW w:type="dxa" w:w="1584"/>
             <w:vAlign w:val="center"/>
             <w:tcMar>
               <w:top w:w="75" w:type="dxa"/>
@@ -5396,6 +5396,34 @@
         </w:tc>
         <w:tc>
           <w:tcPr>
+            <w:tcW w:type="dxa" w:w="2160"/>
+            <w:vAlign w:val="center"/>
+            <w:tcMar>
+              <w:top w:w="75" w:type="dxa"/>
+              <w:left w:w="75" w:type="dxa"/>
+              <w:bottom w:w="75" w:type="dxa"/>
+              <w:right w:w="75" w:type="dxa"/>
+            </w:tcMar>
+            <w:shd w:fill="FFFFFF"/>
+          </w:tcPr>
+          <w:p>
+            <w:pPr>
+              <w:keepNext w:val="0"/>
+              <w:spacing w:after="0" w:line="250" w:lineRule="auto"/>
+            </w:pPr>
+            <w:r>
+              <w:rPr>
+                <w:rFonts w:ascii="Arial" w:hAnsi="Arial"/>
+                <w:b w:val="0"/>
+                <w:color w:val="000000"/>
+                <w:sz w:val="17"/>
+              </w:rPr>
+              <w:t>Request the change using each rejected identity.</w:t>
+            </w:r>
+          </w:p>
+        </w:tc>
+        <w:tc>
+          <w:tcPr>
             <w:tcW w:type="dxa" w:w="2376"/>
             <w:vAlign w:val="center"/>
             <w:tcMar>
@@ -5418,41 +5446,13 @@
                 <w:color w:val="000000"/>
                 <w:sz w:val="17"/>
               </w:rPr>
-              <w:t>Request the change using each rejected identity.</w:t>
-            </w:r>
-          </w:p>
-        </w:tc>
-        <w:tc>
-          <w:tcPr>
-            <w:tcW w:type="dxa" w:w="2750"/>
-            <w:vAlign w:val="center"/>
-            <w:tcMar>
-              <w:top w:w="75" w:type="dxa"/>
-              <w:left w:w="75" w:type="dxa"/>
-              <w:bottom w:w="75" w:type="dxa"/>
-              <w:right w:w="75" w:type="dxa"/>
-            </w:tcMar>
-            <w:shd w:fill="FFFFFF"/>
-          </w:tcPr>
-          <w:p>
-            <w:pPr>
-              <w:keepNext w:val="0"/>
-              <w:spacing w:after="0" w:line="250" w:lineRule="auto"/>
-            </w:pPr>
-            <w:r>
-              <w:rPr>
-                <w:rFonts w:ascii="Arial" w:hAnsi="Arial"/>
-                <w:b w:val="0"/>
-                <w:color w:val="000000"/>
-                <w:sz w:val="17"/>
-              </w:rPr>
               <w:t>Non-owner; inactive owner; unauthenticated request.</w:t>
             </w:r>
           </w:p>
         </w:tc>
         <w:tc>
           <w:tcPr>
-            <w:tcW w:type="dxa" w:w="5155"/>
+            <w:tcW w:type="dxa" w:w="4392"/>
             <w:vAlign w:val="center"/>
             <w:tcMar>
               <w:top w:w="75" w:type="dxa"/>
@@ -5480,7 +5480,7 @@
         </w:tc>
         <w:tc>
           <w:tcPr>
-            <w:tcW w:type="dxa" w:w="1325"/>
+            <w:tcW w:type="dxa" w:w="2693"/>
             <w:vAlign w:val="center"/>
             <w:tcMar>
               <w:top w:w="75" w:type="dxa"/>
@@ -5503,13 +5503,13 @@
                 <w:color w:val="000000"/>
                 <w:sz w:val="17"/>
               </w:rPr>
-              <w:t>Not run</w:t>
-            </w:r>
-          </w:p>
-        </w:tc>
-        <w:tc>
-          <w:tcPr>
-            <w:tcW w:type="dxa" w:w="1066"/>
+              <w:t>Not run. Requires owned session and foreign/inactive identities; visibility requests not run.</w:t>
+            </w:r>
+          </w:p>
+        </w:tc>
+        <w:tc>
+          <w:tcPr>
+            <w:tcW w:type="dxa" w:w="1195"/>
             <w:vAlign w:val="center"/>
             <w:tcMar>
               <w:top w:w="75" w:type="dxa"/>
@@ -5572,7 +5572,7 @@
         </w:tc>
         <w:tc>
           <w:tcPr>
-            <w:tcW w:type="dxa" w:w="1728"/>
+            <w:tcW w:type="dxa" w:w="1584"/>
             <w:vAlign w:val="center"/>
             <w:tcMar>
               <w:top w:w="75" w:type="dxa"/>
@@ -5600,6 +5600,34 @@
         </w:tc>
         <w:tc>
           <w:tcPr>
+            <w:tcW w:type="dxa" w:w="2160"/>
+            <w:vAlign w:val="center"/>
+            <w:tcMar>
+              <w:top w:w="75" w:type="dxa"/>
+              <w:left w:w="75" w:type="dxa"/>
+              <w:bottom w:w="75" w:type="dxa"/>
+              <w:right w:w="75" w:type="dxa"/>
+            </w:tcMar>
+            <w:shd w:fill="FFFFFF"/>
+          </w:tcPr>
+          <w:p>
+            <w:pPr>
+              <w:keepNext w:val="0"/>
+              <w:spacing w:after="0" w:line="250" w:lineRule="auto"/>
+            </w:pPr>
+            <w:r>
+              <w:rPr>
+                <w:rFonts w:ascii="Arial" w:hAnsi="Arial"/>
+                <w:b w:val="0"/>
+                <w:color w:val="000000"/>
+                <w:sz w:val="17"/>
+              </w:rPr>
+              <w:t>Request PUBLIC and PRIVATE separately.</w:t>
+            </w:r>
+          </w:p>
+        </w:tc>
+        <w:tc>
+          <w:tcPr>
             <w:tcW w:type="dxa" w:w="2376"/>
             <w:vAlign w:val="center"/>
             <w:tcMar>
@@ -5622,41 +5650,13 @@
                 <w:color w:val="000000"/>
                 <w:sz w:val="17"/>
               </w:rPr>
-              <w:t>Request PUBLIC and PRIVATE separately.</w:t>
-            </w:r>
-          </w:p>
-        </w:tc>
-        <w:tc>
-          <w:tcPr>
-            <w:tcW w:type="dxa" w:w="2750"/>
-            <w:vAlign w:val="center"/>
-            <w:tcMar>
-              <w:top w:w="75" w:type="dxa"/>
-              <w:left w:w="75" w:type="dxa"/>
-              <w:bottom w:w="75" w:type="dxa"/>
-              <w:right w:w="75" w:type="dxa"/>
-            </w:tcMar>
-            <w:shd w:fill="FFFFFF"/>
-          </w:tcPr>
-          <w:p>
-            <w:pPr>
-              <w:keepNext w:val="0"/>
-              <w:spacing w:after="0" w:line="250" w:lineRule="auto"/>
-            </w:pPr>
-            <w:r>
-              <w:rPr>
-                <w:rFonts w:ascii="Arial" w:hAnsi="Arial"/>
-                <w:b w:val="0"/>
-                <w:color w:val="000000"/>
-                <w:sz w:val="17"/>
-              </w:rPr>
               <w:t>One available place; zero available places, including replacement reservations.</w:t>
             </w:r>
           </w:p>
         </w:tc>
         <w:tc>
           <w:tcPr>
-            <w:tcW w:type="dxa" w:w="5155"/>
+            <w:tcW w:type="dxa" w:w="4392"/>
             <w:vAlign w:val="center"/>
             <w:tcMar>
               <w:top w:w="75" w:type="dxa"/>
@@ -5684,7 +5684,7 @@
         </w:tc>
         <w:tc>
           <w:tcPr>
-            <w:tcW w:type="dxa" w:w="1325"/>
+            <w:tcW w:type="dxa" w:w="2693"/>
             <w:vAlign w:val="center"/>
             <w:tcMar>
               <w:top w:w="75" w:type="dxa"/>
@@ -5707,13 +5707,13 @@
                 <w:color w:val="000000"/>
                 <w:sz w:val="17"/>
               </w:rPr>
-              <w:t>Not run</w:t>
-            </w:r>
-          </w:p>
-        </w:tc>
-        <w:tc>
-          <w:tcPr>
-            <w:tcW w:type="dxa" w:w="1066"/>
+              <w:t>Not run. One-place, full and replacement-reserved fixtures absent.</w:t>
+            </w:r>
+          </w:p>
+        </w:tc>
+        <w:tc>
+          <w:tcPr>
+            <w:tcW w:type="dxa" w:w="1195"/>
             <w:vAlign w:val="center"/>
             <w:tcMar>
               <w:top w:w="75" w:type="dxa"/>
@@ -5736,7 +5736,7 @@
                 <w:color w:val="000000"/>
                 <w:sz w:val="17"/>
               </w:rPr>
-              <w:t>Pending</w:t>
+              <w:t>Blocked</w:t>
             </w:r>
           </w:p>
         </w:tc>
@@ -5776,7 +5776,7 @@
         </w:tc>
         <w:tc>
           <w:tcPr>
-            <w:tcW w:type="dxa" w:w="1728"/>
+            <w:tcW w:type="dxa" w:w="1584"/>
             <w:vAlign w:val="center"/>
             <w:tcMar>
               <w:top w:w="75" w:type="dxa"/>
@@ -5804,6 +5804,34 @@
         </w:tc>
         <w:tc>
           <w:tcPr>
+            <w:tcW w:type="dxa" w:w="2160"/>
+            <w:vAlign w:val="center"/>
+            <w:tcMar>
+              <w:top w:w="75" w:type="dxa"/>
+              <w:left w:w="75" w:type="dxa"/>
+              <w:bottom w:w="75" w:type="dxa"/>
+              <w:right w:w="75" w:type="dxa"/>
+            </w:tcMar>
+            <w:shd w:fill="FFFFFF"/>
+          </w:tcPr>
+          <w:p>
+            <w:pPr>
+              <w:keepNext w:val="0"/>
+              <w:spacing w:after="0" w:line="250" w:lineRule="auto"/>
+            </w:pPr>
+            <w:r>
+              <w:rPr>
+                <w:rFonts w:ascii="Arial" w:hAnsi="Arial"/>
+                <w:b w:val="0"/>
+                <w:color w:val="000000"/>
+                <w:sz w:val="17"/>
+              </w:rPr>
+              <w:t>Change visibility using a fixed clock.</w:t>
+            </w:r>
+          </w:p>
+        </w:tc>
+        <w:tc>
+          <w:tcPr>
             <w:tcW w:type="dxa" w:w="2376"/>
             <w:vAlign w:val="center"/>
             <w:tcMar>
@@ -5826,41 +5854,13 @@
                 <w:color w:val="000000"/>
                 <w:sz w:val="17"/>
               </w:rPr>
-              <w:t>Change visibility using a fixed clock.</w:t>
-            </w:r>
-          </w:p>
-        </w:tc>
-        <w:tc>
-          <w:tcPr>
-            <w:tcW w:type="dxa" w:w="2750"/>
-            <w:vAlign w:val="center"/>
-            <w:tcMar>
-              <w:top w:w="75" w:type="dxa"/>
-              <w:left w:w="75" w:type="dxa"/>
-              <w:bottom w:w="75" w:type="dxa"/>
-              <w:right w:w="75" w:type="dxa"/>
-            </w:tcMar>
-            <w:shd w:fill="FFFFFF"/>
-          </w:tcPr>
-          <w:p>
-            <w:pPr>
-              <w:keepNext w:val="0"/>
-              <w:spacing w:after="0" w:line="250" w:lineRule="auto"/>
-            </w:pPr>
-            <w:r>
-              <w:rPr>
-                <w:rFonts w:ascii="Arial" w:hAnsi="Arial"/>
-                <w:b w:val="0"/>
-                <w:color w:val="000000"/>
-                <w:sz w:val="17"/>
-              </w:rPr>
               <w:t>Server time start-1ms and exactly start.</w:t>
             </w:r>
           </w:p>
         </w:tc>
         <w:tc>
           <w:tcPr>
-            <w:tcW w:type="dxa" w:w="5155"/>
+            <w:tcW w:type="dxa" w:w="4392"/>
             <w:vAlign w:val="center"/>
             <w:tcMar>
               <w:top w:w="75" w:type="dxa"/>
@@ -5888,7 +5888,7 @@
         </w:tc>
         <w:tc>
           <w:tcPr>
-            <w:tcW w:type="dxa" w:w="1325"/>
+            <w:tcW w:type="dxa" w:w="2693"/>
             <w:vAlign w:val="center"/>
             <w:tcMar>
               <w:top w:w="75" w:type="dxa"/>
@@ -5911,13 +5911,13 @@
                 <w:color w:val="000000"/>
                 <w:sz w:val="17"/>
               </w:rPr>
-              <w:t>Not run</w:t>
-            </w:r>
-          </w:p>
-        </w:tc>
-        <w:tc>
-          <w:tcPr>
-            <w:tcW w:type="dxa" w:w="1066"/>
+              <w:t>Not run. Requires fixed clock at start-1ms and start.</w:t>
+            </w:r>
+          </w:p>
+        </w:tc>
+        <w:tc>
+          <w:tcPr>
+            <w:tcW w:type="dxa" w:w="1195"/>
             <w:vAlign w:val="center"/>
             <w:tcMar>
               <w:top w:w="75" w:type="dxa"/>
@@ -5980,7 +5980,7 @@
         </w:tc>
         <w:tc>
           <w:tcPr>
-            <w:tcW w:type="dxa" w:w="1728"/>
+            <w:tcW w:type="dxa" w:w="1584"/>
             <w:vAlign w:val="center"/>
             <w:tcMar>
               <w:top w:w="75" w:type="dxa"/>
@@ -6008,6 +6008,34 @@
         </w:tc>
         <w:tc>
           <w:tcPr>
+            <w:tcW w:type="dxa" w:w="2160"/>
+            <w:vAlign w:val="center"/>
+            <w:tcMar>
+              <w:top w:w="75" w:type="dxa"/>
+              <w:left w:w="75" w:type="dxa"/>
+              <w:bottom w:w="75" w:type="dxa"/>
+              <w:right w:w="75" w:type="dxa"/>
+            </w:tcMar>
+            <w:shd w:fill="FFFFFF"/>
+          </w:tcPr>
+          <w:p>
+            <w:pPr>
+              <w:keepNext w:val="0"/>
+              <w:spacing w:after="0" w:line="250" w:lineRule="auto"/>
+            </w:pPr>
+            <w:r>
+              <w:rPr>
+                <w:rFonts w:ascii="Arial" w:hAnsi="Arial"/>
+                <w:b w:val="0"/>
+                <w:color w:val="000000"/>
+                <w:sz w:val="17"/>
+              </w:rPr>
+              <w:t>Submit the current visibility again.</w:t>
+            </w:r>
+          </w:p>
+        </w:tc>
+        <w:tc>
+          <w:tcPr>
             <w:tcW w:type="dxa" w:w="2376"/>
             <w:vAlign w:val="center"/>
             <w:tcMar>
@@ -6030,41 +6058,13 @@
                 <w:color w:val="000000"/>
                 <w:sz w:val="17"/>
               </w:rPr>
-              <w:t>Submit the current visibility again.</w:t>
-            </w:r>
-          </w:p>
-        </w:tc>
-        <w:tc>
-          <w:tcPr>
-            <w:tcW w:type="dxa" w:w="2750"/>
-            <w:vAlign w:val="center"/>
-            <w:tcMar>
-              <w:top w:w="75" w:type="dxa"/>
-              <w:left w:w="75" w:type="dxa"/>
-              <w:bottom w:w="75" w:type="dxa"/>
-              <w:right w:w="75" w:type="dxa"/>
-            </w:tcMar>
-            <w:shd w:fill="FFFFFF"/>
-          </w:tcPr>
-          <w:p>
-            <w:pPr>
-              <w:keepNext w:val="0"/>
-              <w:spacing w:after="0" w:line="250" w:lineRule="auto"/>
-            </w:pPr>
-            <w:r>
-              <w:rPr>
-                <w:rFonts w:ascii="Arial" w:hAnsi="Arial"/>
-                <w:b w:val="0"/>
-                <w:color w:val="000000"/>
-                <w:sz w:val="17"/>
-              </w:rPr>
               <w:t>Eligible session; separately full, closed or foreign-owned session.</w:t>
             </w:r>
           </w:p>
         </w:tc>
         <w:tc>
           <w:tcPr>
-            <w:tcW w:type="dxa" w:w="5155"/>
+            <w:tcW w:type="dxa" w:w="4392"/>
             <w:vAlign w:val="center"/>
             <w:tcMar>
               <w:top w:w="75" w:type="dxa"/>
@@ -6092,7 +6092,7 @@
         </w:tc>
         <w:tc>
           <w:tcPr>
-            <w:tcW w:type="dxa" w:w="1325"/>
+            <w:tcW w:type="dxa" w:w="2693"/>
             <w:vAlign w:val="center"/>
             <w:tcMar>
               <w:top w:w="75" w:type="dxa"/>
@@ -6115,13 +6115,13 @@
                 <w:color w:val="000000"/>
                 <w:sz w:val="17"/>
               </w:rPr>
-              <w:t>Not run</w:t>
-            </w:r>
-          </w:p>
-        </w:tc>
-        <w:tc>
-          <w:tcPr>
-            <w:tcW w:type="dxa" w:w="1066"/>
+              <w:t>Not run. Eligible/full/closed/foreign fixtures and authenticated API harness absent.</w:t>
+            </w:r>
+          </w:p>
+        </w:tc>
+        <w:tc>
+          <w:tcPr>
+            <w:tcW w:type="dxa" w:w="1195"/>
             <w:vAlign w:val="center"/>
             <w:tcMar>
               <w:top w:w="75" w:type="dxa"/>
@@ -6144,7 +6144,7 @@
                 <w:color w:val="000000"/>
                 <w:sz w:val="17"/>
               </w:rPr>
-              <w:t>Pending</w:t>
+              <w:t>Blocked</w:t>
             </w:r>
           </w:p>
         </w:tc>
@@ -6184,7 +6184,7 @@
         </w:tc>
         <w:tc>
           <w:tcPr>
-            <w:tcW w:type="dxa" w:w="1728"/>
+            <w:tcW w:type="dxa" w:w="1584"/>
             <w:vAlign w:val="center"/>
             <w:tcMar>
               <w:top w:w="75" w:type="dxa"/>
@@ -6212,6 +6212,34 @@
         </w:tc>
         <w:tc>
           <w:tcPr>
+            <w:tcW w:type="dxa" w:w="2160"/>
+            <w:vAlign w:val="center"/>
+            <w:tcMar>
+              <w:top w:w="75" w:type="dxa"/>
+              <w:left w:w="75" w:type="dxa"/>
+              <w:bottom w:w="75" w:type="dxa"/>
+              <w:right w:w="75" w:type="dxa"/>
+            </w:tcMar>
+            <w:shd w:fill="FFFFFF"/>
+          </w:tcPr>
+          <w:p>
+            <w:pPr>
+              <w:keepNext w:val="0"/>
+              <w:spacing w:after="0" w:line="250" w:lineRule="auto"/>
+            </w:pPr>
+            <w:r>
+              <w:rPr>
+                <w:rFonts w:ascii="Arial" w:hAnsi="Arial"/>
+                <w:b w:val="0"/>
+                <w:color w:val="000000"/>
+                <w:sz w:val="17"/>
+              </w:rPr>
+              <w:t>Call the visibility endpoint with each input.</w:t>
+            </w:r>
+          </w:p>
+        </w:tc>
+        <w:tc>
+          <w:tcPr>
             <w:tcW w:type="dxa" w:w="2376"/>
             <w:vAlign w:val="center"/>
             <w:tcMar>
@@ -6234,41 +6262,13 @@
                 <w:color w:val="000000"/>
                 <w:sz w:val="17"/>
               </w:rPr>
-              <w:t>Call the visibility endpoint with each input.</w:t>
-            </w:r>
-          </w:p>
-        </w:tc>
-        <w:tc>
-          <w:tcPr>
-            <w:tcW w:type="dxa" w:w="2750"/>
-            <w:vAlign w:val="center"/>
-            <w:tcMar>
-              <w:top w:w="75" w:type="dxa"/>
-              <w:left w:w="75" w:type="dxa"/>
-              <w:bottom w:w="75" w:type="dxa"/>
-              <w:right w:w="75" w:type="dxa"/>
-            </w:tcMar>
-            <w:shd w:fill="FFFFFF"/>
-          </w:tcPr>
-          <w:p>
-            <w:pPr>
-              <w:keepNext w:val="0"/>
-              <w:spacing w:after="0" w:line="250" w:lineRule="auto"/>
-            </w:pPr>
-            <w:r>
-              <w:rPr>
-                <w:rFonts w:ascii="Arial" w:hAnsi="Arial"/>
-                <w:b w:val="0"/>
-                <w:color w:val="000000"/>
-                <w:sz w:val="17"/>
-              </w:rPr>
               <w:t>Bad session UUID; valid UUID with visibility public, null or missing; valid PUBLIC/PRIVATE.</w:t>
             </w:r>
           </w:p>
         </w:tc>
         <w:tc>
           <w:tcPr>
-            <w:tcW w:type="dxa" w:w="5155"/>
+            <w:tcW w:type="dxa" w:w="4392"/>
             <w:vAlign w:val="center"/>
             <w:tcMar>
               <w:top w:w="75" w:type="dxa"/>
@@ -6296,7 +6296,7 @@
         </w:tc>
         <w:tc>
           <w:tcPr>
-            <w:tcW w:type="dxa" w:w="1325"/>
+            <w:tcW w:type="dxa" w:w="2693"/>
             <w:vAlign w:val="center"/>
             <w:tcMar>
               <w:top w:w="75" w:type="dxa"/>
@@ -6319,13 +6319,13 @@
                 <w:color w:val="000000"/>
                 <w:sz w:val="17"/>
               </w:rPr>
-              <w:t>Not run</w:t>
-            </w:r>
-          </w:p>
-        </w:tc>
-        <w:tc>
-          <w:tcPr>
-            <w:tcW w:type="dxa" w:w="1066"/>
+              <w:t>Not run. Authentication required to reach visibility input parser.</w:t>
+            </w:r>
+          </w:p>
+        </w:tc>
+        <w:tc>
+          <w:tcPr>
+            <w:tcW w:type="dxa" w:w="1195"/>
             <w:vAlign w:val="center"/>
             <w:tcMar>
               <w:top w:w="75" w:type="dxa"/>
@@ -6348,7 +6348,7 @@
                 <w:color w:val="000000"/>
                 <w:sz w:val="17"/>
               </w:rPr>
-              <w:t>Pending</w:t>
+              <w:t>Blocked</w:t>
             </w:r>
           </w:p>
         </w:tc>
@@ -6388,7 +6388,7 @@
         </w:tc>
         <w:tc>
           <w:tcPr>
-            <w:tcW w:type="dxa" w:w="1728"/>
+            <w:tcW w:type="dxa" w:w="1584"/>
             <w:vAlign w:val="center"/>
             <w:tcMar>
               <w:top w:w="75" w:type="dxa"/>
@@ -6416,6 +6416,34 @@
         </w:tc>
         <w:tc>
           <w:tcPr>
+            <w:tcW w:type="dxa" w:w="2160"/>
+            <w:vAlign w:val="center"/>
+            <w:tcMar>
+              <w:top w:w="75" w:type="dxa"/>
+              <w:left w:w="75" w:type="dxa"/>
+              <w:bottom w:w="75" w:type="dxa"/>
+              <w:right w:w="75" w:type="dxa"/>
+            </w:tcMar>
+            <w:shd w:fill="FFFFFF"/>
+          </w:tcPr>
+          <w:p>
+            <w:pPr>
+              <w:keepNext w:val="0"/>
+              <w:spacing w:after="0" w:line="250" w:lineRule="auto"/>
+            </w:pPr>
+            <w:r>
+              <w:rPr>
+                <w:rFonts w:ascii="Arial" w:hAnsi="Arial"/>
+                <w:b w:val="0"/>
+                <w:color w:val="000000"/>
+                <w:sz w:val="17"/>
+              </w:rPr>
+              <w:t>Make the save/commit fail in a test environment.</w:t>
+            </w:r>
+          </w:p>
+        </w:tc>
+        <w:tc>
+          <w:tcPr>
             <w:tcW w:type="dxa" w:w="2376"/>
             <w:vAlign w:val="center"/>
             <w:tcMar>
@@ -6438,41 +6466,13 @@
                 <w:color w:val="000000"/>
                 <w:sz w:val="17"/>
               </w:rPr>
-              <w:t>Make the save/commit fail in a test environment.</w:t>
-            </w:r>
-          </w:p>
-        </w:tc>
-        <w:tc>
-          <w:tcPr>
-            <w:tcW w:type="dxa" w:w="2750"/>
-            <w:vAlign w:val="center"/>
-            <w:tcMar>
-              <w:top w:w="75" w:type="dxa"/>
-              <w:left w:w="75" w:type="dxa"/>
-              <w:bottom w:w="75" w:type="dxa"/>
-              <w:right w:w="75" w:type="dxa"/>
-            </w:tcMar>
-            <w:shd w:fill="FFFFFF"/>
-          </w:tcPr>
-          <w:p>
-            <w:pPr>
-              <w:keepNext w:val="0"/>
-              <w:spacing w:after="0" w:line="250" w:lineRule="auto"/>
-            </w:pPr>
-            <w:r>
-              <w:rPr>
-                <w:rFonts w:ascii="Arial" w:hAnsi="Arial"/>
-                <w:b w:val="0"/>
-                <w:color w:val="000000"/>
-                <w:sz w:val="17"/>
-              </w:rPr>
               <w:t>Eligible visibility request; injected transaction failure.</w:t>
             </w:r>
           </w:p>
         </w:tc>
         <w:tc>
           <w:tcPr>
-            <w:tcW w:type="dxa" w:w="5155"/>
+            <w:tcW w:type="dxa" w:w="4392"/>
             <w:vAlign w:val="center"/>
             <w:tcMar>
               <w:top w:w="75" w:type="dxa"/>
@@ -6500,7 +6500,7 @@
         </w:tc>
         <w:tc>
           <w:tcPr>
-            <w:tcW w:type="dxa" w:w="1325"/>
+            <w:tcW w:type="dxa" w:w="2693"/>
             <w:vAlign w:val="center"/>
             <w:tcMar>
               <w:top w:w="75" w:type="dxa"/>
@@ -6523,13 +6523,13 @@
                 <w:color w:val="000000"/>
                 <w:sz w:val="17"/>
               </w:rPr>
-              <w:t>Not run</w:t>
-            </w:r>
-          </w:p>
-        </w:tc>
-        <w:tc>
-          <w:tcPr>
-            <w:tcW w:type="dxa" w:w="1066"/>
+              <w:t>Not run. Requires save/commit failure injection in a controlled environment.</w:t>
+            </w:r>
+          </w:p>
+        </w:tc>
+        <w:tc>
+          <w:tcPr>
+            <w:tcW w:type="dxa" w:w="1195"/>
             <w:vAlign w:val="center"/>
             <w:tcMar>
               <w:top w:w="75" w:type="dxa"/>
@@ -6569,7 +6569,7 @@
           <w:b w:val="0"/>
           <w:sz w:val="18"/>
         </w:rPr>
-        <w:t>Run each listed value or state as a separate subcase with a fresh fixture. Record the observed result before changing Pending to Pass or Fail. Millisecond boundaries require a controllable test clock or API harness.</w:t>
+        <w:t>Pass covers all listed subcases at the stated interface. Partial means only some were observed. Blocked means a required account, fixture or controlled environment is unavailable. The production execution section gives the observations and limits; local unit results do not turn a production case into a pass.</w:t>
       </w:r>
     </w:p>
     <w:p>
@@ -6637,12 +6637,12 @@
       </w:tblPr>
       <w:tblGrid>
         <w:gridCol w:w="691"/>
-        <w:gridCol w:w="1728"/>
+        <w:gridCol w:w="1584"/>
+        <w:gridCol w:w="2160"/>
         <w:gridCol w:w="2376"/>
-        <w:gridCol w:w="2750"/>
-        <w:gridCol w:w="5155"/>
-        <w:gridCol w:w="1325"/>
-        <w:gridCol w:w="1066"/>
+        <w:gridCol w:w="4392"/>
+        <w:gridCol w:w="2693"/>
+        <w:gridCol w:w="1195"/>
       </w:tblGrid>
       <w:tr>
         <w:trPr>
@@ -6680,7 +6680,7 @@
         </w:tc>
         <w:tc>
           <w:tcPr>
-            <w:tcW w:type="dxa" w:w="1728"/>
+            <w:tcW w:type="dxa" w:w="1584"/>
             <w:vAlign w:val="center"/>
             <w:tcMar>
               <w:top w:w="75" w:type="dxa"/>
@@ -6708,6 +6708,34 @@
         </w:tc>
         <w:tc>
           <w:tcPr>
+            <w:tcW w:type="dxa" w:w="2160"/>
+            <w:vAlign w:val="center"/>
+            <w:tcMar>
+              <w:top w:w="75" w:type="dxa"/>
+              <w:left w:w="75" w:type="dxa"/>
+              <w:bottom w:w="75" w:type="dxa"/>
+              <w:right w:w="75" w:type="dxa"/>
+            </w:tcMar>
+            <w:shd w:fill="E7E7E7"/>
+          </w:tcPr>
+          <w:p>
+            <w:pPr>
+              <w:keepNext/>
+              <w:spacing w:after="0" w:line="250" w:lineRule="auto"/>
+            </w:pPr>
+            <w:r>
+              <w:rPr>
+                <w:rFonts w:ascii="Arial" w:hAnsi="Arial"/>
+                <w:b/>
+                <w:color w:val="000000"/>
+                <w:sz w:val="17"/>
+              </w:rPr>
+              <w:t>Action</w:t>
+            </w:r>
+          </w:p>
+        </w:tc>
+        <w:tc>
+          <w:tcPr>
             <w:tcW w:type="dxa" w:w="2376"/>
             <w:vAlign w:val="center"/>
             <w:tcMar>
@@ -6730,13 +6758,13 @@
                 <w:color w:val="000000"/>
                 <w:sz w:val="17"/>
               </w:rPr>
-              <w:t>Action</w:t>
-            </w:r>
-          </w:p>
-        </w:tc>
-        <w:tc>
-          <w:tcPr>
-            <w:tcW w:type="dxa" w:w="2750"/>
+              <w:t>Inputs</w:t>
+            </w:r>
+          </w:p>
+        </w:tc>
+        <w:tc>
+          <w:tcPr>
+            <w:tcW w:type="dxa" w:w="4392"/>
             <w:vAlign w:val="center"/>
             <w:tcMar>
               <w:top w:w="75" w:type="dxa"/>
@@ -6758,13 +6786,13 @@
                 <w:color w:val="000000"/>
                 <w:sz w:val="17"/>
               </w:rPr>
-              <w:t>Inputs</w:t>
-            </w:r>
-          </w:p>
-        </w:tc>
-        <w:tc>
-          <w:tcPr>
-            <w:tcW w:type="dxa" w:w="5155"/>
+              <w:t>Expected output</w:t>
+            </w:r>
+          </w:p>
+        </w:tc>
+        <w:tc>
+          <w:tcPr>
+            <w:tcW w:type="dxa" w:w="2693"/>
             <w:vAlign w:val="center"/>
             <w:tcMar>
               <w:top w:w="75" w:type="dxa"/>
@@ -6778,6 +6806,7 @@
             <w:pPr>
               <w:keepNext/>
               <w:spacing w:after="0" w:line="250" w:lineRule="auto"/>
+              <w:jc w:val="center"/>
             </w:pPr>
             <w:r>
               <w:rPr>
@@ -6786,42 +6815,13 @@
                 <w:color w:val="000000"/>
                 <w:sz w:val="17"/>
               </w:rPr>
-              <w:t>Expected output</w:t>
-            </w:r>
-          </w:p>
-        </w:tc>
-        <w:tc>
-          <w:tcPr>
-            <w:tcW w:type="dxa" w:w="1325"/>
-            <w:vAlign w:val="center"/>
-            <w:tcMar>
-              <w:top w:w="75" w:type="dxa"/>
-              <w:left w:w="75" w:type="dxa"/>
-              <w:bottom w:w="75" w:type="dxa"/>
-              <w:right w:w="75" w:type="dxa"/>
-            </w:tcMar>
-            <w:shd w:fill="E7E7E7"/>
-          </w:tcPr>
-          <w:p>
-            <w:pPr>
-              <w:keepNext/>
-              <w:spacing w:after="0" w:line="250" w:lineRule="auto"/>
-              <w:jc w:val="center"/>
-            </w:pPr>
-            <w:r>
-              <w:rPr>
-                <w:rFonts w:ascii="Arial" w:hAnsi="Arial"/>
-                <w:b/>
-                <w:color w:val="000000"/>
-                <w:sz w:val="17"/>
-              </w:rPr>
               <w:t>Actual output</w:t>
             </w:r>
           </w:p>
         </w:tc>
         <w:tc>
           <w:tcPr>
-            <w:tcW w:type="dxa" w:w="1066"/>
+            <w:tcW w:type="dxa" w:w="1195"/>
             <w:vAlign w:val="center"/>
             <w:tcMar>
               <w:top w:w="75" w:type="dxa"/>
@@ -6884,7 +6884,7 @@
         </w:tc>
         <w:tc>
           <w:tcPr>
-            <w:tcW w:type="dxa" w:w="1728"/>
+            <w:tcW w:type="dxa" w:w="1584"/>
             <w:vAlign w:val="center"/>
             <w:tcMar>
               <w:top w:w="75" w:type="dxa"/>
@@ -6912,6 +6912,34 @@
         </w:tc>
         <w:tc>
           <w:tcPr>
+            <w:tcW w:type="dxa" w:w="2160"/>
+            <w:vAlign w:val="center"/>
+            <w:tcMar>
+              <w:top w:w="75" w:type="dxa"/>
+              <w:left w:w="75" w:type="dxa"/>
+              <w:bottom w:w="75" w:type="dxa"/>
+              <w:right w:w="75" w:type="dxa"/>
+            </w:tcMar>
+            <w:shd w:fill="FFFFFF"/>
+          </w:tcPr>
+          <w:p>
+            <w:pPr>
+              <w:keepNext w:val="0"/>
+              <w:spacing w:after="0" w:line="250" w:lineRule="auto"/>
+            </w:pPr>
+            <w:r>
+              <w:rPr>
+                <w:rFonts w:ascii="Arial" w:hAnsi="Arial"/>
+                <w:b w:val="0"/>
+                <w:color w:val="000000"/>
+                <w:sz w:val="17"/>
+              </w:rPr>
+              <w:t>Open Manage participants, preview the target and confirm.</w:t>
+            </w:r>
+          </w:p>
+        </w:tc>
+        <w:tc>
+          <w:tcPr>
             <w:tcW w:type="dxa" w:w="2376"/>
             <w:vAlign w:val="center"/>
             <w:tcMar>
@@ -6934,41 +6962,13 @@
                 <w:color w:val="000000"/>
                 <w:sz w:val="17"/>
               </w:rPr>
-              <w:t>Open Manage participants, preview the target and confirm.</w:t>
-            </w:r>
-          </w:p>
-        </w:tc>
-        <w:tc>
-          <w:tcPr>
-            <w:tcW w:type="dxa" w:w="2750"/>
-            <w:vAlign w:val="center"/>
-            <w:tcMar>
-              <w:top w:w="75" w:type="dxa"/>
-              <w:left w:w="75" w:type="dxa"/>
-              <w:bottom w:w="75" w:type="dxa"/>
-              <w:right w:w="75" w:type="dxa"/>
-            </w:tcMar>
-            <w:shd w:fill="FFFFFF"/>
-          </w:tcPr>
-          <w:p>
-            <w:pPr>
-              <w:keepNext w:val="0"/>
-              <w:spacing w:after="0" w:line="250" w:lineRule="auto"/>
-            </w:pPr>
-            <w:r>
-              <w:rPr>
-                <w:rFonts w:ascii="Arial" w:hAnsi="Arial"/>
-                <w:b w:val="0"/>
-                <w:color w:val="000000"/>
-                <w:sz w:val="17"/>
-              </w:rPr>
               <w:t>Current preview; committed target; new UUID idempotency key.</w:t>
             </w:r>
           </w:p>
         </w:tc>
         <w:tc>
           <w:tcPr>
-            <w:tcW w:type="dxa" w:w="5155"/>
+            <w:tcW w:type="dxa" w:w="4392"/>
             <w:vAlign w:val="center"/>
             <w:tcMar>
               <w:top w:w="75" w:type="dxa"/>
@@ -6996,7 +6996,7 @@
         </w:tc>
         <w:tc>
           <w:tcPr>
-            <w:tcW w:type="dxa" w:w="1325"/>
+            <w:tcW w:type="dxa" w:w="2693"/>
             <w:vAlign w:val="center"/>
             <w:tcMar>
               <w:top w:w="75" w:type="dxa"/>
@@ -7019,13 +7019,13 @@
                 <w:color w:val="000000"/>
                 <w:sz w:val="17"/>
               </w:rPr>
-              <w:t>Not run</w:t>
-            </w:r>
-          </w:p>
-        </w:tc>
-        <w:tc>
-          <w:tcPr>
-            <w:tcW w:type="dxa" w:w="1066"/>
+              <w:t>Not run. No committed target holding the historical 733c share.</w:t>
+            </w:r>
+          </w:p>
+        </w:tc>
+        <w:tc>
+          <w:tcPr>
+            <w:tcW w:type="dxa" w:w="1195"/>
             <w:vAlign w:val="center"/>
             <w:tcMar>
               <w:top w:w="75" w:type="dxa"/>
@@ -7048,7 +7048,7 @@
                 <w:color w:val="000000"/>
                 <w:sz w:val="17"/>
               </w:rPr>
-              <w:t>Pending</w:t>
+              <w:t>Blocked</w:t>
             </w:r>
           </w:p>
         </w:tc>
@@ -7088,7 +7088,7 @@
         </w:tc>
         <w:tc>
           <w:tcPr>
-            <w:tcW w:type="dxa" w:w="1728"/>
+            <w:tcW w:type="dxa" w:w="1584"/>
             <w:vAlign w:val="center"/>
             <w:tcMar>
               <w:top w:w="75" w:type="dxa"/>
@@ -7116,6 +7116,34 @@
         </w:tc>
         <w:tc>
           <w:tcPr>
+            <w:tcW w:type="dxa" w:w="2160"/>
+            <w:vAlign w:val="center"/>
+            <w:tcMar>
+              <w:top w:w="75" w:type="dxa"/>
+              <w:left w:w="75" w:type="dxa"/>
+              <w:bottom w:w="75" w:type="dxa"/>
+              <w:right w:w="75" w:type="dxa"/>
+            </w:tcMar>
+            <w:shd w:fill="FFFFFF"/>
+          </w:tcPr>
+          <w:p>
+            <w:pPr>
+              <w:keepNext w:val="0"/>
+              <w:spacing w:after="0" w:line="250" w:lineRule="auto"/>
+            </w:pPr>
+            <w:r>
+              <w:rPr>
+                <w:rFonts w:ascii="Arial" w:hAnsi="Arial"/>
+                <w:b w:val="0"/>
+                <w:color w:val="000000"/>
+                <w:sz w:val="17"/>
+              </w:rPr>
+              <w:t>Remove a fresh target at each time before start.</w:t>
+            </w:r>
+          </w:p>
+        </w:tc>
+        <w:tc>
+          <w:tcPr>
             <w:tcW w:type="dxa" w:w="2376"/>
             <w:vAlign w:val="center"/>
             <w:tcMar>
@@ -7138,41 +7166,13 @@
                 <w:color w:val="000000"/>
                 <w:sz w:val="17"/>
               </w:rPr>
-              <w:t>Remove a fresh target at each time before start.</w:t>
-            </w:r>
-          </w:p>
-        </w:tc>
-        <w:tc>
-          <w:tcPr>
-            <w:tcW w:type="dxa" w:w="2750"/>
-            <w:vAlign w:val="center"/>
-            <w:tcMar>
-              <w:top w:w="75" w:type="dxa"/>
-              <w:left w:w="75" w:type="dxa"/>
-              <w:bottom w:w="75" w:type="dxa"/>
-              <w:right w:w="75" w:type="dxa"/>
-            </w:tcMar>
-            <w:shd w:fill="FFFFFF"/>
-          </w:tcPr>
-          <w:p>
-            <w:pPr>
-              <w:keepNext w:val="0"/>
-              <w:spacing w:after="0" w:line="250" w:lineRule="auto"/>
-            </w:pPr>
-            <w:r>
-              <w:rPr>
-                <w:rFonts w:ascii="Arial" w:hAnsi="Arial"/>
-                <w:b w:val="0"/>
-                <w:color w:val="000000"/>
-                <w:sz w:val="17"/>
-              </w:rPr>
               <w:t>48h, exactly 30h, 5h and 1s before start.</w:t>
             </w:r>
           </w:p>
         </w:tc>
         <w:tc>
           <w:tcPr>
-            <w:tcW w:type="dxa" w:w="5155"/>
+            <w:tcW w:type="dxa" w:w="4392"/>
             <w:vAlign w:val="center"/>
             <w:tcMar>
               <w:top w:w="75" w:type="dxa"/>
@@ -7200,7 +7200,7 @@
         </w:tc>
         <w:tc>
           <w:tcPr>
-            <w:tcW w:type="dxa" w:w="1325"/>
+            <w:tcW w:type="dxa" w:w="2693"/>
             <w:vAlign w:val="center"/>
             <w:tcMar>
               <w:top w:w="75" w:type="dxa"/>
@@ -7223,13 +7223,13 @@
                 <w:color w:val="000000"/>
                 <w:sz w:val="17"/>
               </w:rPr>
-              <w:t>Not run</w:t>
-            </w:r>
-          </w:p>
-        </w:tc>
-        <w:tc>
-          <w:tcPr>
-            <w:tcW w:type="dxa" w:w="1066"/>
+              <w:t>Not run. Requires funded targets at each controlled time before start.</w:t>
+            </w:r>
+          </w:p>
+        </w:tc>
+        <w:tc>
+          <w:tcPr>
+            <w:tcW w:type="dxa" w:w="1195"/>
             <w:vAlign w:val="center"/>
             <w:tcMar>
               <w:top w:w="75" w:type="dxa"/>
@@ -7292,7 +7292,7 @@
         </w:tc>
         <w:tc>
           <w:tcPr>
-            <w:tcW w:type="dxa" w:w="1728"/>
+            <w:tcW w:type="dxa" w:w="1584"/>
             <w:vAlign w:val="center"/>
             <w:tcMar>
               <w:top w:w="75" w:type="dxa"/>
@@ -7320,6 +7320,34 @@
         </w:tc>
         <w:tc>
           <w:tcPr>
+            <w:tcW w:type="dxa" w:w="2160"/>
+            <w:vAlign w:val="center"/>
+            <w:tcMar>
+              <w:top w:w="75" w:type="dxa"/>
+              <w:left w:w="75" w:type="dxa"/>
+              <w:bottom w:w="75" w:type="dxa"/>
+              <w:right w:w="75" w:type="dxa"/>
+            </w:tcMar>
+            <w:shd w:fill="FFFFFF"/>
+          </w:tcPr>
+          <w:p>
+            <w:pPr>
+              <w:keepNext w:val="0"/>
+              <w:spacing w:after="0" w:line="250" w:lineRule="auto"/>
+            </w:pPr>
+            <w:r>
+              <w:rPr>
+                <w:rFonts w:ascii="Arial" w:hAnsi="Arial"/>
+                <w:b w:val="0"/>
+                <w:color w:val="000000"/>
+                <w:sz w:val="17"/>
+              </w:rPr>
+              <w:t>Request removal for each target state.</w:t>
+            </w:r>
+          </w:p>
+        </w:tc>
+        <w:tc>
+          <w:tcPr>
             <w:tcW w:type="dxa" w:w="2376"/>
             <w:vAlign w:val="center"/>
             <w:tcMar>
@@ -7342,41 +7370,13 @@
                 <w:color w:val="000000"/>
                 <w:sz w:val="17"/>
               </w:rPr>
-              <w:t>Request removal for each target state.</w:t>
-            </w:r>
-          </w:p>
-        </w:tc>
-        <w:tc>
-          <w:tcPr>
-            <w:tcW w:type="dxa" w:w="2750"/>
-            <w:vAlign w:val="center"/>
-            <w:tcMar>
-              <w:top w:w="75" w:type="dxa"/>
-              <w:left w:w="75" w:type="dxa"/>
-              <w:bottom w:w="75" w:type="dxa"/>
-              <w:right w:w="75" w:type="dxa"/>
-            </w:tcMar>
-            <w:shd w:fill="FFFFFF"/>
-          </w:tcPr>
-          <w:p>
-            <w:pPr>
-              <w:keepNext w:val="0"/>
-              <w:spacing w:after="0" w:line="250" w:lineRule="auto"/>
-            </w:pPr>
-            <w:r>
-              <w:rPr>
-                <w:rFonts w:ascii="Arial" w:hAnsi="Arial"/>
-                <w:b w:val="0"/>
-                <w:color w:val="000000"/>
-                <w:sz w:val="17"/>
-              </w:rPr>
               <w:t>WAITLISTED, LEFT_WAITLIST, WITHDRAWN or REMOVED.</w:t>
             </w:r>
           </w:p>
         </w:tc>
         <w:tc>
           <w:tcPr>
-            <w:tcW w:type="dxa" w:w="5155"/>
+            <w:tcW w:type="dxa" w:w="4392"/>
             <w:vAlign w:val="center"/>
             <w:tcMar>
               <w:top w:w="75" w:type="dxa"/>
@@ -7404,7 +7404,7 @@
         </w:tc>
         <w:tc>
           <w:tcPr>
-            <w:tcW w:type="dxa" w:w="1325"/>
+            <w:tcW w:type="dxa" w:w="2693"/>
             <w:vAlign w:val="center"/>
             <w:tcMar>
               <w:top w:w="75" w:type="dxa"/>
@@ -7427,13 +7427,13 @@
                 <w:color w:val="000000"/>
                 <w:sz w:val="17"/>
               </w:rPr>
-              <w:t>Not run</w:t>
-            </w:r>
-          </w:p>
-        </w:tc>
-        <w:tc>
-          <w:tcPr>
-            <w:tcW w:type="dxa" w:w="1066"/>
+              <w:t>Not run. Waitlisted/left/withdrawn/removed target fixtures absent.</w:t>
+            </w:r>
+          </w:p>
+        </w:tc>
+        <w:tc>
+          <w:tcPr>
+            <w:tcW w:type="dxa" w:w="1195"/>
             <w:vAlign w:val="center"/>
             <w:tcMar>
               <w:top w:w="75" w:type="dxa"/>
@@ -7456,7 +7456,7 @@
                 <w:color w:val="000000"/>
                 <w:sz w:val="17"/>
               </w:rPr>
-              <w:t>Pending</w:t>
+              <w:t>Blocked</w:t>
             </w:r>
           </w:p>
         </w:tc>
@@ -7496,7 +7496,7 @@
         </w:tc>
         <w:tc>
           <w:tcPr>
-            <w:tcW w:type="dxa" w:w="1728"/>
+            <w:tcW w:type="dxa" w:w="1584"/>
             <w:vAlign w:val="center"/>
             <w:tcMar>
               <w:top w:w="75" w:type="dxa"/>
@@ -7524,6 +7524,34 @@
         </w:tc>
         <w:tc>
           <w:tcPr>
+            <w:tcW w:type="dxa" w:w="2160"/>
+            <w:vAlign w:val="center"/>
+            <w:tcMar>
+              <w:top w:w="75" w:type="dxa"/>
+              <w:left w:w="75" w:type="dxa"/>
+              <w:bottom w:w="75" w:type="dxa"/>
+              <w:right w:w="75" w:type="dxa"/>
+            </w:tcMar>
+            <w:shd w:fill="FFFFFF"/>
+          </w:tcPr>
+          <w:p>
+            <w:pPr>
+              <w:keepNext w:val="0"/>
+              <w:spacing w:after="0" w:line="250" w:lineRule="auto"/>
+            </w:pPr>
+            <w:r>
+              <w:rPr>
+                <w:rFonts w:ascii="Arial" w:hAnsi="Arial"/>
+                <w:b w:val="0"/>
+                <w:color w:val="000000"/>
+                <w:sz w:val="17"/>
+              </w:rPr>
+              <w:t>Request the list/preview/removal with each fixture.</w:t>
+            </w:r>
+          </w:p>
+        </w:tc>
+        <w:tc>
+          <w:tcPr>
             <w:tcW w:type="dxa" w:w="2376"/>
             <w:vAlign w:val="center"/>
             <w:tcMar>
@@ -7546,41 +7574,13 @@
                 <w:color w:val="000000"/>
                 <w:sz w:val="17"/>
               </w:rPr>
-              <w:t>Request the list/preview/removal with each fixture.</w:t>
-            </w:r>
-          </w:p>
-        </w:tc>
-        <w:tc>
-          <w:tcPr>
-            <w:tcW w:type="dxa" w:w="2750"/>
-            <w:vAlign w:val="center"/>
-            <w:tcMar>
-              <w:top w:w="75" w:type="dxa"/>
-              <w:left w:w="75" w:type="dxa"/>
-              <w:bottom w:w="75" w:type="dxa"/>
-              <w:right w:w="75" w:type="dxa"/>
-            </w:tcMar>
-            <w:shd w:fill="FFFFFF"/>
-          </w:tcPr>
-          <w:p>
-            <w:pPr>
-              <w:keepNext w:val="0"/>
-              <w:spacing w:after="0" w:line="250" w:lineRule="auto"/>
-            </w:pPr>
-            <w:r>
-              <w:rPr>
-                <w:rFonts w:ascii="Arial" w:hAnsi="Arial"/>
-                <w:b w:val="0"/>
-                <w:color w:val="000000"/>
-                <w:sz w:val="17"/>
-              </w:rPr>
               <w:t>Foreign owner; inactive owner; missing user/session/participation.</w:t>
             </w:r>
           </w:p>
         </w:tc>
         <w:tc>
           <w:tcPr>
-            <w:tcW w:type="dxa" w:w="5155"/>
+            <w:tcW w:type="dxa" w:w="4392"/>
             <w:vAlign w:val="center"/>
             <w:tcMar>
               <w:top w:w="75" w:type="dxa"/>
@@ -7608,7 +7608,7 @@
         </w:tc>
         <w:tc>
           <w:tcPr>
-            <w:tcW w:type="dxa" w:w="1325"/>
+            <w:tcW w:type="dxa" w:w="2693"/>
             <w:vAlign w:val="center"/>
             <w:tcMar>
               <w:top w:w="75" w:type="dxa"/>
@@ -7631,13 +7631,13 @@
                 <w:color w:val="000000"/>
                 <w:sz w:val="17"/>
               </w:rPr>
-              <w:t>Not run</w:t>
-            </w:r>
-          </w:p>
-        </w:tc>
-        <w:tc>
-          <w:tcPr>
-            <w:tcW w:type="dxa" w:w="1066"/>
+              <w:t>Not run. Foreign/inactive identities and owned session/target fixtures absent.</w:t>
+            </w:r>
+          </w:p>
+        </w:tc>
+        <w:tc>
+          <w:tcPr>
+            <w:tcW w:type="dxa" w:w="1195"/>
             <w:vAlign w:val="center"/>
             <w:tcMar>
               <w:top w:w="75" w:type="dxa"/>
@@ -7660,7 +7660,7 @@
                 <w:color w:val="000000"/>
                 <w:sz w:val="17"/>
               </w:rPr>
-              <w:t>Pending</w:t>
+              <w:t>Blocked</w:t>
             </w:r>
           </w:p>
         </w:tc>
@@ -7700,7 +7700,7 @@
         </w:tc>
         <w:tc>
           <w:tcPr>
-            <w:tcW w:type="dxa" w:w="1728"/>
+            <w:tcW w:type="dxa" w:w="1584"/>
             <w:vAlign w:val="center"/>
             <w:tcMar>
               <w:top w:w="75" w:type="dxa"/>
@@ -7728,6 +7728,34 @@
         </w:tc>
         <w:tc>
           <w:tcPr>
+            <w:tcW w:type="dxa" w:w="2160"/>
+            <w:vAlign w:val="center"/>
+            <w:tcMar>
+              <w:top w:w="75" w:type="dxa"/>
+              <w:left w:w="75" w:type="dxa"/>
+              <w:bottom w:w="75" w:type="dxa"/>
+              <w:right w:w="75" w:type="dxa"/>
+            </w:tcMar>
+            <w:shd w:fill="FFFFFF"/>
+          </w:tcPr>
+          <w:p>
+            <w:pPr>
+              <w:keepNext w:val="0"/>
+              <w:spacing w:after="0" w:line="250" w:lineRule="auto"/>
+            </w:pPr>
+            <w:r>
+              <w:rPr>
+                <w:rFonts w:ascii="Arial" w:hAnsi="Arial"/>
+                <w:b w:val="0"/>
+                <w:color w:val="000000"/>
+                <w:sz w:val="17"/>
+              </w:rPr>
+              <w:t>Confirm with a current preview at the boundary.</w:t>
+            </w:r>
+          </w:p>
+        </w:tc>
+        <w:tc>
+          <w:tcPr>
             <w:tcW w:type="dxa" w:w="2376"/>
             <w:vAlign w:val="center"/>
             <w:tcMar>
@@ -7750,41 +7778,13 @@
                 <w:color w:val="000000"/>
                 <w:sz w:val="17"/>
               </w:rPr>
-              <w:t>Confirm with a current preview at the boundary.</w:t>
-            </w:r>
-          </w:p>
-        </w:tc>
-        <w:tc>
-          <w:tcPr>
-            <w:tcW w:type="dxa" w:w="2750"/>
-            <w:vAlign w:val="center"/>
-            <w:tcMar>
-              <w:top w:w="75" w:type="dxa"/>
-              <w:left w:w="75" w:type="dxa"/>
-              <w:bottom w:w="75" w:type="dxa"/>
-              <w:right w:w="75" w:type="dxa"/>
-            </w:tcMar>
-            <w:shd w:fill="FFFFFF"/>
-          </w:tcPr>
-          <w:p>
-            <w:pPr>
-              <w:keepNext w:val="0"/>
-              <w:spacing w:after="0" w:line="250" w:lineRule="auto"/>
-            </w:pPr>
-            <w:r>
-              <w:rPr>
-                <w:rFonts w:ascii="Arial" w:hAnsi="Arial"/>
-                <w:b w:val="0"/>
-                <w:color w:val="000000"/>
-                <w:sz w:val="17"/>
-              </w:rPr>
               <w:t>Exactly session start; separately cancelled session.</w:t>
             </w:r>
           </w:p>
         </w:tc>
         <w:tc>
           <w:tcPr>
-            <w:tcW w:type="dxa" w:w="5155"/>
+            <w:tcW w:type="dxa" w:w="4392"/>
             <w:vAlign w:val="center"/>
             <w:tcMar>
               <w:top w:w="75" w:type="dxa"/>
@@ -7812,7 +7812,7 @@
         </w:tc>
         <w:tc>
           <w:tcPr>
-            <w:tcW w:type="dxa" w:w="1325"/>
+            <w:tcW w:type="dxa" w:w="2693"/>
             <w:vAlign w:val="center"/>
             <w:tcMar>
               <w:top w:w="75" w:type="dxa"/>
@@ -7835,13 +7835,13 @@
                 <w:color w:val="000000"/>
                 <w:sz w:val="17"/>
               </w:rPr>
-              <w:t>Not run</w:t>
-            </w:r>
-          </w:p>
-        </w:tc>
-        <w:tc>
-          <w:tcPr>
-            <w:tcW w:type="dxa" w:w="1066"/>
+              <w:t>Not run. Requires funded target and exact-start/cancelled fixtures.</w:t>
+            </w:r>
+          </w:p>
+        </w:tc>
+        <w:tc>
+          <w:tcPr>
+            <w:tcW w:type="dxa" w:w="1195"/>
             <w:vAlign w:val="center"/>
             <w:tcMar>
               <w:top w:w="75" w:type="dxa"/>
@@ -7904,7 +7904,7 @@
         </w:tc>
         <w:tc>
           <w:tcPr>
-            <w:tcW w:type="dxa" w:w="1728"/>
+            <w:tcW w:type="dxa" w:w="1584"/>
             <w:vAlign w:val="center"/>
             <w:tcMar>
               <w:top w:w="75" w:type="dxa"/>
@@ -7932,6 +7932,34 @@
         </w:tc>
         <w:tc>
           <w:tcPr>
+            <w:tcW w:type="dxa" w:w="2160"/>
+            <w:vAlign w:val="center"/>
+            <w:tcMar>
+              <w:top w:w="75" w:type="dxa"/>
+              <w:left w:w="75" w:type="dxa"/>
+              <w:bottom w:w="75" w:type="dxa"/>
+              <w:right w:w="75" w:type="dxa"/>
+            </w:tcMar>
+            <w:shd w:fill="FFFFFF"/>
+          </w:tcPr>
+          <w:p>
+            <w:pPr>
+              <w:keepNext w:val="0"/>
+              <w:spacing w:after="0" w:line="250" w:lineRule="auto"/>
+            </w:pPr>
+            <w:r>
+              <w:rPr>
+                <w:rFonts w:ascii="Arial" w:hAnsi="Arial"/>
+                <w:b w:val="0"/>
+                <w:color w:val="000000"/>
+                <w:sz w:val="17"/>
+              </w:rPr>
+              <w:t>Preview, change fixture state, then confirm.</w:t>
+            </w:r>
+          </w:p>
+        </w:tc>
+        <w:tc>
+          <w:tcPr>
             <w:tcW w:type="dxa" w:w="2376"/>
             <w:vAlign w:val="center"/>
             <w:tcMar>
@@ -7954,41 +7982,13 @@
                 <w:color w:val="000000"/>
                 <w:sz w:val="17"/>
               </w:rPr>
-              <w:t>Preview, change fixture state, then confirm.</w:t>
-            </w:r>
-          </w:p>
-        </w:tc>
-        <w:tc>
-          <w:tcPr>
-            <w:tcW w:type="dxa" w:w="2750"/>
-            <w:vAlign w:val="center"/>
-            <w:tcMar>
-              <w:top w:w="75" w:type="dxa"/>
-              <w:left w:w="75" w:type="dxa"/>
-              <w:bottom w:w="75" w:type="dxa"/>
-              <w:right w:w="75" w:type="dxa"/>
-            </w:tcMar>
-            <w:shd w:fill="FFFFFF"/>
-          </w:tcPr>
-          <w:p>
-            <w:pPr>
-              <w:keepNext w:val="0"/>
-              <w:spacing w:after="0" w:line="250" w:lineRule="auto"/>
-            </w:pPr>
-            <w:r>
-              <w:rPr>
-                <w:rFonts w:ascii="Arial" w:hAnsi="Arial"/>
-                <w:b w:val="0"/>
-                <w:color w:val="000000"/>
-                <w:sz w:val="17"/>
-              </w:rPr>
               <w:t>Change held amount while COMMITTED; separately only visibility or an unrelated participant.</w:t>
             </w:r>
           </w:p>
         </w:tc>
         <w:tc>
           <w:tcPr>
-            <w:tcW w:type="dxa" w:w="5155"/>
+            <w:tcW w:type="dxa" w:w="4392"/>
             <w:vAlign w:val="center"/>
             <w:tcMar>
               <w:top w:w="75" w:type="dxa"/>
@@ -8016,7 +8016,7 @@
         </w:tc>
         <w:tc>
           <w:tcPr>
-            <w:tcW w:type="dxa" w:w="1325"/>
+            <w:tcW w:type="dxa" w:w="2693"/>
             <w:vAlign w:val="center"/>
             <w:tcMar>
               <w:top w:w="75" w:type="dxa"/>
@@ -8039,13 +8039,13 @@
                 <w:color w:val="000000"/>
                 <w:sz w:val="17"/>
               </w:rPr>
-              <w:t>Not run</w:t>
-            </w:r>
-          </w:p>
-        </w:tc>
-        <w:tc>
-          <w:tcPr>
-            <w:tcW w:type="dxa" w:w="1066"/>
+              <w:t>Not run. Requires controlled target-hold/status changes after preview.</w:t>
+            </w:r>
+          </w:p>
+        </w:tc>
+        <w:tc>
+          <w:tcPr>
+            <w:tcW w:type="dxa" w:w="1195"/>
             <w:vAlign w:val="center"/>
             <w:tcMar>
               <w:top w:w="75" w:type="dxa"/>
@@ -8108,7 +8108,7 @@
         </w:tc>
         <w:tc>
           <w:tcPr>
-            <w:tcW w:type="dxa" w:w="1728"/>
+            <w:tcW w:type="dxa" w:w="1584"/>
             <w:vAlign w:val="center"/>
             <w:tcMar>
               <w:top w:w="75" w:type="dxa"/>
@@ -8136,6 +8136,34 @@
         </w:tc>
         <w:tc>
           <w:tcPr>
+            <w:tcW w:type="dxa" w:w="2160"/>
+            <w:vAlign w:val="center"/>
+            <w:tcMar>
+              <w:top w:w="75" w:type="dxa"/>
+              <w:left w:w="75" w:type="dxa"/>
+              <w:bottom w:w="75" w:type="dxa"/>
+              <w:right w:w="75" w:type="dxa"/>
+            </w:tcMar>
+            <w:shd w:fill="FFFFFF"/>
+          </w:tcPr>
+          <w:p>
+            <w:pPr>
+              <w:keepNext w:val="0"/>
+              <w:spacing w:after="0" w:line="250" w:lineRule="auto"/>
+            </w:pPr>
+            <w:r>
+              <w:rPr>
+                <w:rFonts w:ascii="Arial" w:hAnsi="Arial"/>
+                <w:b w:val="0"/>
+                <w:color w:val="000000"/>
+                <w:sz w:val="17"/>
+              </w:rPr>
+              <w:t>Confirm; lose the response; reload and retry the saved request.</w:t>
+            </w:r>
+          </w:p>
+        </w:tc>
+        <w:tc>
+          <w:tcPr>
             <w:tcW w:type="dxa" w:w="2376"/>
             <w:vAlign w:val="center"/>
             <w:tcMar>
@@ -8158,41 +8186,13 @@
                 <w:color w:val="000000"/>
                 <w:sz w:val="17"/>
               </w:rPr>
-              <w:t>Confirm; lose the response; reload and retry the saved request.</w:t>
-            </w:r>
-          </w:p>
-        </w:tc>
-        <w:tc>
-          <w:tcPr>
-            <w:tcW w:type="dxa" w:w="2750"/>
-            <w:vAlign w:val="center"/>
-            <w:tcMar>
-              <w:top w:w="75" w:type="dxa"/>
-              <w:left w:w="75" w:type="dxa"/>
-              <w:bottom w:w="75" w:type="dxa"/>
-              <w:right w:w="75" w:type="dxa"/>
-            </w:tcMar>
-            <w:shd w:fill="FFFFFF"/>
-          </w:tcPr>
-          <w:p>
-            <w:pPr>
-              <w:keepNext w:val="0"/>
-              <w:spacing w:after="0" w:line="250" w:lineRule="auto"/>
-            </w:pPr>
-            <w:r>
-              <w:rPr>
-                <w:rFonts w:ascii="Arial" w:hAnsi="Arial"/>
-                <w:b w:val="0"/>
-                <w:color w:val="000000"/>
-                <w:sz w:val="17"/>
-              </w:rPr>
               <w:t>Identical user, target, payload and key; active account.</w:t>
             </w:r>
           </w:p>
         </w:tc>
         <w:tc>
           <w:tcPr>
-            <w:tcW w:type="dxa" w:w="5155"/>
+            <w:tcW w:type="dxa" w:w="4392"/>
             <w:vAlign w:val="center"/>
             <w:tcMar>
               <w:top w:w="75" w:type="dxa"/>
@@ -8220,7 +8220,7 @@
         </w:tc>
         <w:tc>
           <w:tcPr>
-            <w:tcW w:type="dxa" w:w="1325"/>
+            <w:tcW w:type="dxa" w:w="2693"/>
             <w:vAlign w:val="center"/>
             <w:tcMar>
               <w:top w:w="75" w:type="dxa"/>
@@ -8243,13 +8243,13 @@
                 <w:color w:val="000000"/>
                 <w:sz w:val="17"/>
               </w:rPr>
-              <w:t>Not run</w:t>
-            </w:r>
-          </w:p>
-        </w:tc>
-        <w:tc>
-          <w:tcPr>
-            <w:tcW w:type="dxa" w:w="1066"/>
+              <w:t>Not run. Requires funded target and controlled replay/recovery setup.</w:t>
+            </w:r>
+          </w:p>
+        </w:tc>
+        <w:tc>
+          <w:tcPr>
+            <w:tcW w:type="dxa" w:w="1195"/>
             <w:vAlign w:val="center"/>
             <w:tcMar>
               <w:top w:w="75" w:type="dxa"/>
@@ -8312,7 +8312,7 @@
         </w:tc>
         <w:tc>
           <w:tcPr>
-            <w:tcW w:type="dxa" w:w="1728"/>
+            <w:tcW w:type="dxa" w:w="1584"/>
             <w:vAlign w:val="center"/>
             <w:tcMar>
               <w:top w:w="75" w:type="dxa"/>
@@ -8340,6 +8340,34 @@
         </w:tc>
         <w:tc>
           <w:tcPr>
+            <w:tcW w:type="dxa" w:w="2160"/>
+            <w:vAlign w:val="center"/>
+            <w:tcMar>
+              <w:top w:w="75" w:type="dxa"/>
+              <w:left w:w="75" w:type="dxa"/>
+              <w:bottom w:w="75" w:type="dxa"/>
+              <w:right w:w="75" w:type="dxa"/>
+            </w:tcMar>
+            <w:shd w:fill="FFFFFF"/>
+          </w:tcPr>
+          <w:p>
+            <w:pPr>
+              <w:keepNext w:val="0"/>
+              <w:spacing w:after="0" w:line="250" w:lineRule="auto"/>
+            </w:pPr>
+            <w:r>
+              <w:rPr>
+                <w:rFonts w:ascii="Arial" w:hAnsi="Arial"/>
+                <w:b w:val="0"/>
+                <w:color w:val="000000"/>
+                <w:sz w:val="17"/>
+              </w:rPr>
+              <w:t>Inject ledger/save/commit failure; separately complete a valid removal.</w:t>
+            </w:r>
+          </w:p>
+        </w:tc>
+        <w:tc>
+          <w:tcPr>
             <w:tcW w:type="dxa" w:w="2376"/>
             <w:vAlign w:val="center"/>
             <w:tcMar>
@@ -8362,41 +8390,13 @@
                 <w:color w:val="000000"/>
                 <w:sz w:val="17"/>
               </w:rPr>
-              <w:t>Inject ledger/save/commit failure; separately complete a valid removal.</w:t>
-            </w:r>
-          </w:p>
-        </w:tc>
-        <w:tc>
-          <w:tcPr>
-            <w:tcW w:type="dxa" w:w="2750"/>
-            <w:vAlign w:val="center"/>
-            <w:tcMar>
-              <w:top w:w="75" w:type="dxa"/>
-              <w:left w:w="75" w:type="dxa"/>
-              <w:bottom w:w="75" w:type="dxa"/>
-              <w:right w:w="75" w:type="dxa"/>
-            </w:tcMar>
-            <w:shd w:fill="FFFFFF"/>
-          </w:tcPr>
-          <w:p>
-            <w:pPr>
-              <w:keepNext w:val="0"/>
-              <w:spacing w:after="0" w:line="250" w:lineRule="auto"/>
-            </w:pPr>
-            <w:r>
-              <w:rPr>
-                <w:rFonts w:ascii="Arial" w:hAnsi="Arial"/>
-                <w:b w:val="0"/>
-                <w:color w:val="000000"/>
-                <w:sz w:val="17"/>
-              </w:rPr>
               <w:t>Fresh fixtures with a waiting participant.</w:t>
             </w:r>
           </w:p>
         </w:tc>
         <w:tc>
           <w:tcPr>
-            <w:tcW w:type="dxa" w:w="5155"/>
+            <w:tcW w:type="dxa" w:w="4392"/>
             <w:vAlign w:val="center"/>
             <w:tcMar>
               <w:top w:w="75" w:type="dxa"/>
@@ -8424,7 +8424,7 @@
         </w:tc>
         <w:tc>
           <w:tcPr>
-            <w:tcW w:type="dxa" w:w="1325"/>
+            <w:tcW w:type="dxa" w:w="2693"/>
             <w:vAlign w:val="center"/>
             <w:tcMar>
               <w:top w:w="75" w:type="dxa"/>
@@ -8447,13 +8447,13 @@
                 <w:color w:val="000000"/>
                 <w:sz w:val="17"/>
               </w:rPr>
-              <w:t>Not run</w:t>
-            </w:r>
-          </w:p>
-        </w:tc>
-        <w:tc>
-          <w:tcPr>
-            <w:tcW w:type="dxa" w:w="1066"/>
+              <w:t>Not run. Requires failure injection and funded waitlist fixture.</w:t>
+            </w:r>
+          </w:p>
+        </w:tc>
+        <w:tc>
+          <w:tcPr>
+            <w:tcW w:type="dxa" w:w="1195"/>
             <w:vAlign w:val="center"/>
             <w:tcMar>
               <w:top w:w="75" w:type="dxa"/>
@@ -8493,7 +8493,7 @@
           <w:b w:val="0"/>
           <w:sz w:val="18"/>
         </w:rPr>
-        <w:t>Run each listed value or state as a separate subcase with a fresh fixture. Record the observed result before changing Pending to Pass or Fail. Millisecond boundaries require a controllable test clock or API harness.</w:t>
+        <w:t>Pass covers all listed subcases at the stated interface. Partial means only some were observed. Blocked means a required account, fixture or controlled environment is unavailable. The production execution section gives the observations and limits; local unit results do not turn a production case into a pass.</w:t>
       </w:r>
     </w:p>
     <w:p>
@@ -8561,12 +8561,12 @@
       </w:tblPr>
       <w:tblGrid>
         <w:gridCol w:w="691"/>
-        <w:gridCol w:w="1728"/>
+        <w:gridCol w:w="1584"/>
+        <w:gridCol w:w="2160"/>
         <w:gridCol w:w="2376"/>
-        <w:gridCol w:w="2750"/>
-        <w:gridCol w:w="5155"/>
-        <w:gridCol w:w="1325"/>
-        <w:gridCol w:w="1066"/>
+        <w:gridCol w:w="4392"/>
+        <w:gridCol w:w="2693"/>
+        <w:gridCol w:w="1195"/>
       </w:tblGrid>
       <w:tr>
         <w:trPr>
@@ -8604,7 +8604,7 @@
         </w:tc>
         <w:tc>
           <w:tcPr>
-            <w:tcW w:type="dxa" w:w="1728"/>
+            <w:tcW w:type="dxa" w:w="1584"/>
             <w:vAlign w:val="center"/>
             <w:tcMar>
               <w:top w:w="75" w:type="dxa"/>
@@ -8632,6 +8632,34 @@
         </w:tc>
         <w:tc>
           <w:tcPr>
+            <w:tcW w:type="dxa" w:w="2160"/>
+            <w:vAlign w:val="center"/>
+            <w:tcMar>
+              <w:top w:w="75" w:type="dxa"/>
+              <w:left w:w="75" w:type="dxa"/>
+              <w:bottom w:w="75" w:type="dxa"/>
+              <w:right w:w="75" w:type="dxa"/>
+            </w:tcMar>
+            <w:shd w:fill="E7E7E7"/>
+          </w:tcPr>
+          <w:p>
+            <w:pPr>
+              <w:keepNext/>
+              <w:spacing w:after="0" w:line="250" w:lineRule="auto"/>
+            </w:pPr>
+            <w:r>
+              <w:rPr>
+                <w:rFonts w:ascii="Arial" w:hAnsi="Arial"/>
+                <w:b/>
+                <w:color w:val="000000"/>
+                <w:sz w:val="17"/>
+              </w:rPr>
+              <w:t>Action</w:t>
+            </w:r>
+          </w:p>
+        </w:tc>
+        <w:tc>
+          <w:tcPr>
             <w:tcW w:type="dxa" w:w="2376"/>
             <w:vAlign w:val="center"/>
             <w:tcMar>
@@ -8654,13 +8682,13 @@
                 <w:color w:val="000000"/>
                 <w:sz w:val="17"/>
               </w:rPr>
-              <w:t>Action</w:t>
-            </w:r>
-          </w:p>
-        </w:tc>
-        <w:tc>
-          <w:tcPr>
-            <w:tcW w:type="dxa" w:w="2750"/>
+              <w:t>Inputs</w:t>
+            </w:r>
+          </w:p>
+        </w:tc>
+        <w:tc>
+          <w:tcPr>
+            <w:tcW w:type="dxa" w:w="4392"/>
             <w:vAlign w:val="center"/>
             <w:tcMar>
               <w:top w:w="75" w:type="dxa"/>
@@ -8682,13 +8710,13 @@
                 <w:color w:val="000000"/>
                 <w:sz w:val="17"/>
               </w:rPr>
-              <w:t>Inputs</w:t>
-            </w:r>
-          </w:p>
-        </w:tc>
-        <w:tc>
-          <w:tcPr>
-            <w:tcW w:type="dxa" w:w="5155"/>
+              <w:t>Expected output</w:t>
+            </w:r>
+          </w:p>
+        </w:tc>
+        <w:tc>
+          <w:tcPr>
+            <w:tcW w:type="dxa" w:w="2693"/>
             <w:vAlign w:val="center"/>
             <w:tcMar>
               <w:top w:w="75" w:type="dxa"/>
@@ -8702,6 +8730,7 @@
             <w:pPr>
               <w:keepNext/>
               <w:spacing w:after="0" w:line="250" w:lineRule="auto"/>
+              <w:jc w:val="center"/>
             </w:pPr>
             <w:r>
               <w:rPr>
@@ -8710,42 +8739,13 @@
                 <w:color w:val="000000"/>
                 <w:sz w:val="17"/>
               </w:rPr>
-              <w:t>Expected output</w:t>
-            </w:r>
-          </w:p>
-        </w:tc>
-        <w:tc>
-          <w:tcPr>
-            <w:tcW w:type="dxa" w:w="1325"/>
-            <w:vAlign w:val="center"/>
-            <w:tcMar>
-              <w:top w:w="75" w:type="dxa"/>
-              <w:left w:w="75" w:type="dxa"/>
-              <w:bottom w:w="75" w:type="dxa"/>
-              <w:right w:w="75" w:type="dxa"/>
-            </w:tcMar>
-            <w:shd w:fill="E7E7E7"/>
-          </w:tcPr>
-          <w:p>
-            <w:pPr>
-              <w:keepNext/>
-              <w:spacing w:after="0" w:line="250" w:lineRule="auto"/>
-              <w:jc w:val="center"/>
-            </w:pPr>
-            <w:r>
-              <w:rPr>
-                <w:rFonts w:ascii="Arial" w:hAnsi="Arial"/>
-                <w:b/>
-                <w:color w:val="000000"/>
-                <w:sz w:val="17"/>
-              </w:rPr>
               <w:t>Actual output</w:t>
             </w:r>
           </w:p>
         </w:tc>
         <w:tc>
           <w:tcPr>
-            <w:tcW w:type="dxa" w:w="1066"/>
+            <w:tcW w:type="dxa" w:w="1195"/>
             <w:vAlign w:val="center"/>
             <w:tcMar>
               <w:top w:w="75" w:type="dxa"/>
@@ -8808,7 +8808,7 @@
         </w:tc>
         <w:tc>
           <w:tcPr>
-            <w:tcW w:type="dxa" w:w="1728"/>
+            <w:tcW w:type="dxa" w:w="1584"/>
             <w:vAlign w:val="center"/>
             <w:tcMar>
               <w:top w:w="75" w:type="dxa"/>
@@ -8836,6 +8836,34 @@
         </w:tc>
         <w:tc>
           <w:tcPr>
+            <w:tcW w:type="dxa" w:w="2160"/>
+            <w:vAlign w:val="center"/>
+            <w:tcMar>
+              <w:top w:w="75" w:type="dxa"/>
+              <w:left w:w="75" w:type="dxa"/>
+              <w:bottom w:w="75" w:type="dxa"/>
+              <w:right w:w="75" w:type="dxa"/>
+            </w:tcMar>
+            <w:shd w:fill="FFFFFF"/>
+          </w:tcPr>
+          <w:p>
+            <w:pPr>
+              <w:keepNext w:val="0"/>
+              <w:spacing w:after="0" w:line="250" w:lineRule="auto"/>
+            </w:pPr>
+            <w:r>
+              <w:rPr>
+                <w:rFonts w:ascii="Arial" w:hAnsi="Arial"/>
+                <w:b w:val="0"/>
+                <w:color w:val="000000"/>
+                <w:sz w:val="17"/>
+              </w:rPr>
+              <w:t>Open cancellation preview and confirm.</w:t>
+            </w:r>
+          </w:p>
+        </w:tc>
+        <w:tc>
+          <w:tcPr>
             <w:tcW w:type="dxa" w:w="2376"/>
             <w:vAlign w:val="center"/>
             <w:tcMar>
@@ -8858,41 +8886,13 @@
                 <w:color w:val="000000"/>
                 <w:sz w:val="17"/>
               </w:rPr>
-              <w:t>Open cancellation preview and confirm.</w:t>
-            </w:r>
-          </w:p>
-        </w:tc>
-        <w:tc>
-          <w:tcPr>
-            <w:tcW w:type="dxa" w:w="2750"/>
-            <w:vAlign w:val="center"/>
-            <w:tcMar>
-              <w:top w:w="75" w:type="dxa"/>
-              <w:left w:w="75" w:type="dxa"/>
-              <w:bottom w:w="75" w:type="dxa"/>
-              <w:right w:w="75" w:type="dxa"/>
-            </w:tcMar>
-            <w:shd w:fill="FFFFFF"/>
-          </w:tcPr>
-          <w:p>
-            <w:pPr>
-              <w:keepNext w:val="0"/>
-              <w:spacing w:after="0" w:line="250" w:lineRule="auto"/>
-            </w:pPr>
-            <w:r>
-              <w:rPr>
-                <w:rFonts w:ascii="Arial" w:hAnsi="Arial"/>
-                <w:b w:val="0"/>
-                <w:color w:val="000000"/>
-                <w:sz w:val="17"/>
-              </w:rPr>
               <w:t>Two committed participants holding 500c and 733c.</w:t>
             </w:r>
           </w:p>
         </w:tc>
         <w:tc>
           <w:tcPr>
-            <w:tcW w:type="dxa" w:w="5155"/>
+            <w:tcW w:type="dxa" w:w="4392"/>
             <w:vAlign w:val="center"/>
             <w:tcMar>
               <w:top w:w="75" w:type="dxa"/>
@@ -8920,7 +8920,7 @@
         </w:tc>
         <w:tc>
           <w:tcPr>
-            <w:tcW w:type="dxa" w:w="1325"/>
+            <w:tcW w:type="dxa" w:w="2693"/>
             <w:vAlign w:val="center"/>
             <w:tcMar>
               <w:top w:w="75" w:type="dxa"/>
@@ -8943,13 +8943,13 @@
                 <w:color w:val="000000"/>
                 <w:sz w:val="17"/>
               </w:rPr>
-              <w:t>Not run</w:t>
-            </w:r>
-          </w:p>
-        </w:tc>
-        <w:tc>
-          <w:tcPr>
-            <w:tcW w:type="dxa" w:w="1066"/>
+              <w:t>Not run. Two committed targets holding 500c and 733c absent.</w:t>
+            </w:r>
+          </w:p>
+        </w:tc>
+        <w:tc>
+          <w:tcPr>
+            <w:tcW w:type="dxa" w:w="1195"/>
             <w:vAlign w:val="center"/>
             <w:tcMar>
               <w:top w:w="75" w:type="dxa"/>
@@ -8972,7 +8972,7 @@
                 <w:color w:val="000000"/>
                 <w:sz w:val="17"/>
               </w:rPr>
-              <w:t>Pending</w:t>
+              <w:t>Blocked</w:t>
             </w:r>
           </w:p>
         </w:tc>
@@ -9012,7 +9012,7 @@
         </w:tc>
         <w:tc>
           <w:tcPr>
-            <w:tcW w:type="dxa" w:w="1728"/>
+            <w:tcW w:type="dxa" w:w="1584"/>
             <w:vAlign w:val="center"/>
             <w:tcMar>
               <w:top w:w="75" w:type="dxa"/>
@@ -9040,6 +9040,34 @@
         </w:tc>
         <w:tc>
           <w:tcPr>
+            <w:tcW w:type="dxa" w:w="2160"/>
+            <w:vAlign w:val="center"/>
+            <w:tcMar>
+              <w:top w:w="75" w:type="dxa"/>
+              <w:left w:w="75" w:type="dxa"/>
+              <w:bottom w:w="75" w:type="dxa"/>
+              <w:right w:w="75" w:type="dxa"/>
+            </w:tcMar>
+            <w:shd w:fill="FFFFFF"/>
+          </w:tcPr>
+          <w:p>
+            <w:pPr>
+              <w:keepNext w:val="0"/>
+              <w:spacing w:after="0" w:line="250" w:lineRule="auto"/>
+            </w:pPr>
+            <w:r>
+              <w:rPr>
+                <w:rFonts w:ascii="Arial" w:hAnsi="Arial"/>
+                <w:b w:val="0"/>
+                <w:color w:val="000000"/>
+                <w:sz w:val="17"/>
+              </w:rPr>
+              <w:t>Cancel each session with a fresh preview.</w:t>
+            </w:r>
+          </w:p>
+        </w:tc>
+        <w:tc>
+          <w:tcPr>
             <w:tcW w:type="dxa" w:w="2376"/>
             <w:vAlign w:val="center"/>
             <w:tcMar>
@@ -9062,41 +9090,13 @@
                 <w:color w:val="000000"/>
                 <w:sz w:val="17"/>
               </w:rPr>
-              <w:t>Cancel each session with a fresh preview.</w:t>
-            </w:r>
-          </w:p>
-        </w:tc>
-        <w:tc>
-          <w:tcPr>
-            <w:tcW w:type="dxa" w:w="2750"/>
-            <w:vAlign w:val="center"/>
-            <w:tcMar>
-              <w:top w:w="75" w:type="dxa"/>
-              <w:left w:w="75" w:type="dxa"/>
-              <w:bottom w:w="75" w:type="dxa"/>
-              <w:right w:w="75" w:type="dxa"/>
-            </w:tcMar>
-            <w:shd w:fill="FFFFFF"/>
-          </w:tcPr>
-          <w:p>
-            <w:pPr>
-              <w:keepNext w:val="0"/>
-              <w:spacing w:after="0" w:line="250" w:lineRule="auto"/>
-            </w:pPr>
-            <w:r>
-              <w:rPr>
-                <w:rFonts w:ascii="Arial" w:hAnsi="Arial"/>
-                <w:b w:val="0"/>
-                <w:color w:val="000000"/>
-                <w:sz w:val="17"/>
-              </w:rPr>
               <w:t>No participants; separately all slots occupied.</w:t>
             </w:r>
           </w:p>
         </w:tc>
         <w:tc>
           <w:tcPr>
-            <w:tcW w:type="dxa" w:w="5155"/>
+            <w:tcW w:type="dxa" w:w="4392"/>
             <w:vAlign w:val="center"/>
             <w:tcMar>
               <w:top w:w="75" w:type="dxa"/>
@@ -9124,7 +9124,7 @@
         </w:tc>
         <w:tc>
           <w:tcPr>
-            <w:tcW w:type="dxa" w:w="1325"/>
+            <w:tcW w:type="dxa" w:w="2693"/>
             <w:vAlign w:val="center"/>
             <w:tcMar>
               <w:top w:w="75" w:type="dxa"/>
@@ -9147,13 +9147,13 @@
                 <w:color w:val="000000"/>
                 <w:sz w:val="17"/>
               </w:rPr>
-              <w:t>Not run</w:t>
-            </w:r>
-          </w:p>
-        </w:tc>
-        <w:tc>
-          <w:tcPr>
-            <w:tcW w:type="dxa" w:w="1066"/>
+              <w:t>Not run. No owned empty or full session available.</w:t>
+            </w:r>
+          </w:p>
+        </w:tc>
+        <w:tc>
+          <w:tcPr>
+            <w:tcW w:type="dxa" w:w="1195"/>
             <w:vAlign w:val="center"/>
             <w:tcMar>
               <w:top w:w="75" w:type="dxa"/>
@@ -9176,7 +9176,7 @@
                 <w:color w:val="000000"/>
                 <w:sz w:val="17"/>
               </w:rPr>
-              <w:t>Pending</w:t>
+              <w:t>Blocked</w:t>
             </w:r>
           </w:p>
         </w:tc>
@@ -9216,7 +9216,7 @@
         </w:tc>
         <w:tc>
           <w:tcPr>
-            <w:tcW w:type="dxa" w:w="1728"/>
+            <w:tcW w:type="dxa" w:w="1584"/>
             <w:vAlign w:val="center"/>
             <w:tcMar>
               <w:top w:w="75" w:type="dxa"/>
@@ -9244,6 +9244,34 @@
         </w:tc>
         <w:tc>
           <w:tcPr>
+            <w:tcW w:type="dxa" w:w="2160"/>
+            <w:vAlign w:val="center"/>
+            <w:tcMar>
+              <w:top w:w="75" w:type="dxa"/>
+              <w:left w:w="75" w:type="dxa"/>
+              <w:bottom w:w="75" w:type="dxa"/>
+              <w:right w:w="75" w:type="dxa"/>
+            </w:tcMar>
+            <w:shd w:fill="FFFFFF"/>
+          </w:tcPr>
+          <w:p>
+            <w:pPr>
+              <w:keepNext w:val="0"/>
+              <w:spacing w:after="0" w:line="250" w:lineRule="auto"/>
+            </w:pPr>
+            <w:r>
+              <w:rPr>
+                <w:rFonts w:ascii="Arial" w:hAnsi="Arial"/>
+                <w:b w:val="0"/>
+                <w:color w:val="000000"/>
+                <w:sz w:val="17"/>
+              </w:rPr>
+              <w:t>Cancel the mixed participant-list fixture.</w:t>
+            </w:r>
+          </w:p>
+        </w:tc>
+        <w:tc>
+          <w:tcPr>
             <w:tcW w:type="dxa" w:w="2376"/>
             <w:vAlign w:val="center"/>
             <w:tcMar>
@@ -9266,41 +9294,13 @@
                 <w:color w:val="000000"/>
                 <w:sz w:val="17"/>
               </w:rPr>
-              <w:t>Cancel the mixed participant-list fixture.</w:t>
-            </w:r>
-          </w:p>
-        </w:tc>
-        <w:tc>
-          <w:tcPr>
-            <w:tcW w:type="dxa" w:w="2750"/>
-            <w:vAlign w:val="center"/>
-            <w:tcMar>
-              <w:top w:w="75" w:type="dxa"/>
-              <w:left w:w="75" w:type="dxa"/>
-              <w:bottom w:w="75" w:type="dxa"/>
-              <w:right w:w="75" w:type="dxa"/>
-            </w:tcMar>
-            <w:shd w:fill="FFFFFF"/>
-          </w:tcPr>
-          <w:p>
-            <w:pPr>
-              <w:keepNext w:val="0"/>
-              <w:spacing w:after="0" w:line="250" w:lineRule="auto"/>
-            </w:pPr>
-            <w:r>
-              <w:rPr>
-                <w:rFonts w:ascii="Arial" w:hAnsi="Arial"/>
-                <w:b w:val="0"/>
-                <w:color w:val="000000"/>
-                <w:sz w:val="17"/>
-              </w:rPr>
               <w:t>COMMITTED/HELD; WAITLISTED/no hold; REMOVED/REFUNDED.</w:t>
             </w:r>
           </w:p>
         </w:tc>
         <w:tc>
           <w:tcPr>
-            <w:tcW w:type="dxa" w:w="5155"/>
+            <w:tcW w:type="dxa" w:w="4392"/>
             <w:vAlign w:val="center"/>
             <w:tcMar>
               <w:top w:w="75" w:type="dxa"/>
@@ -9328,7 +9328,7 @@
         </w:tc>
         <w:tc>
           <w:tcPr>
-            <w:tcW w:type="dxa" w:w="1325"/>
+            <w:tcW w:type="dxa" w:w="2693"/>
             <w:vAlign w:val="center"/>
             <w:tcMar>
               <w:top w:w="75" w:type="dxa"/>
@@ -9351,13 +9351,13 @@
                 <w:color w:val="000000"/>
                 <w:sz w:val="17"/>
               </w:rPr>
-              <w:t>Not run</w:t>
-            </w:r>
-          </w:p>
-        </w:tc>
-        <w:tc>
-          <w:tcPr>
-            <w:tcW w:type="dxa" w:w="1066"/>
+              <w:t>Not run. Mixed committed/waitlisted/removed history fixture absent.</w:t>
+            </w:r>
+          </w:p>
+        </w:tc>
+        <w:tc>
+          <w:tcPr>
+            <w:tcW w:type="dxa" w:w="1195"/>
             <w:vAlign w:val="center"/>
             <w:tcMar>
               <w:top w:w="75" w:type="dxa"/>
@@ -9380,7 +9380,7 @@
                 <w:color w:val="000000"/>
                 <w:sz w:val="17"/>
               </w:rPr>
-              <w:t>Pending</w:t>
+              <w:t>Blocked</w:t>
             </w:r>
           </w:p>
         </w:tc>
@@ -9420,7 +9420,7 @@
         </w:tc>
         <w:tc>
           <w:tcPr>
-            <w:tcW w:type="dxa" w:w="1728"/>
+            <w:tcW w:type="dxa" w:w="1584"/>
             <w:vAlign w:val="center"/>
             <w:tcMar>
               <w:top w:w="75" w:type="dxa"/>
@@ -9448,6 +9448,34 @@
         </w:tc>
         <w:tc>
           <w:tcPr>
+            <w:tcW w:type="dxa" w:w="2160"/>
+            <w:vAlign w:val="center"/>
+            <w:tcMar>
+              <w:top w:w="75" w:type="dxa"/>
+              <w:left w:w="75" w:type="dxa"/>
+              <w:bottom w:w="75" w:type="dxa"/>
+              <w:right w:w="75" w:type="dxa"/>
+            </w:tcMar>
+            <w:shd w:fill="FFFFFF"/>
+          </w:tcPr>
+          <w:p>
+            <w:pPr>
+              <w:keepNext w:val="0"/>
+              <w:spacing w:after="0" w:line="250" w:lineRule="auto"/>
+            </w:pPr>
+            <w:r>
+              <w:rPr>
+                <w:rFonts w:ascii="Arial" w:hAnsi="Arial"/>
+                <w:b w:val="0"/>
+                <w:color w:val="000000"/>
+                <w:sz w:val="17"/>
+              </w:rPr>
+              <w:t>Attempt cancellation for each rejected condition.</w:t>
+            </w:r>
+          </w:p>
+        </w:tc>
+        <w:tc>
+          <w:tcPr>
             <w:tcW w:type="dxa" w:w="2376"/>
             <w:vAlign w:val="center"/>
             <w:tcMar>
@@ -9470,41 +9498,13 @@
                 <w:color w:val="000000"/>
                 <w:sz w:val="17"/>
               </w:rPr>
-              <w:t>Attempt cancellation for each rejected condition.</w:t>
-            </w:r>
-          </w:p>
-        </w:tc>
-        <w:tc>
-          <w:tcPr>
-            <w:tcW w:type="dxa" w:w="2750"/>
-            <w:vAlign w:val="center"/>
-            <w:tcMar>
-              <w:top w:w="75" w:type="dxa"/>
-              <w:left w:w="75" w:type="dxa"/>
-              <w:bottom w:w="75" w:type="dxa"/>
-              <w:right w:w="75" w:type="dxa"/>
-            </w:tcMar>
-            <w:shd w:fill="FFFFFF"/>
-          </w:tcPr>
-          <w:p>
-            <w:pPr>
-              <w:keepNext w:val="0"/>
-              <w:spacing w:after="0" w:line="250" w:lineRule="auto"/>
-            </w:pPr>
-            <w:r>
-              <w:rPr>
-                <w:rFonts w:ascii="Arial" w:hAnsi="Arial"/>
-                <w:b w:val="0"/>
-                <w:color w:val="000000"/>
-                <w:sz w:val="17"/>
-              </w:rPr>
               <w:t>Non-owner; inactive owner; exactly start; closed session.</w:t>
             </w:r>
           </w:p>
         </w:tc>
         <w:tc>
           <w:tcPr>
-            <w:tcW w:type="dxa" w:w="5155"/>
+            <w:tcW w:type="dxa" w:w="4392"/>
             <w:vAlign w:val="center"/>
             <w:tcMar>
               <w:top w:w="75" w:type="dxa"/>
@@ -9532,7 +9532,7 @@
         </w:tc>
         <w:tc>
           <w:tcPr>
-            <w:tcW w:type="dxa" w:w="1325"/>
+            <w:tcW w:type="dxa" w:w="2693"/>
             <w:vAlign w:val="center"/>
             <w:tcMar>
               <w:top w:w="75" w:type="dxa"/>
@@ -9555,13 +9555,13 @@
                 <w:color w:val="000000"/>
                 <w:sz w:val="17"/>
               </w:rPr>
-              <w:t>Not run</w:t>
-            </w:r>
-          </w:p>
-        </w:tc>
-        <w:tc>
-          <w:tcPr>
-            <w:tcW w:type="dxa" w:w="1066"/>
+              <w:t>Not run. Requires separate identities and exact-start/closed fixtures.</w:t>
+            </w:r>
+          </w:p>
+        </w:tc>
+        <w:tc>
+          <w:tcPr>
+            <w:tcW w:type="dxa" w:w="1195"/>
             <w:vAlign w:val="center"/>
             <w:tcMar>
               <w:top w:w="75" w:type="dxa"/>
@@ -9624,7 +9624,7 @@
         </w:tc>
         <w:tc>
           <w:tcPr>
-            <w:tcW w:type="dxa" w:w="1728"/>
+            <w:tcW w:type="dxa" w:w="1584"/>
             <w:vAlign w:val="center"/>
             <w:tcMar>
               <w:top w:w="75" w:type="dxa"/>
@@ -9652,6 +9652,34 @@
         </w:tc>
         <w:tc>
           <w:tcPr>
+            <w:tcW w:type="dxa" w:w="2160"/>
+            <w:vAlign w:val="center"/>
+            <w:tcMar>
+              <w:top w:w="75" w:type="dxa"/>
+              <w:left w:w="75" w:type="dxa"/>
+              <w:bottom w:w="75" w:type="dxa"/>
+              <w:right w:w="75" w:type="dxa"/>
+            </w:tcMar>
+            <w:shd w:fill="FFFFFF"/>
+          </w:tcPr>
+          <w:p>
+            <w:pPr>
+              <w:keepNext w:val="0"/>
+              <w:spacing w:after="0" w:line="250" w:lineRule="auto"/>
+            </w:pPr>
+            <w:r>
+              <w:rPr>
+                <w:rFonts w:ascii="Arial" w:hAnsi="Arial"/>
+                <w:b w:val="0"/>
+                <w:color w:val="000000"/>
+                <w:sz w:val="17"/>
+              </w:rPr>
+              <w:t>Preview; change participant/hold state; confirm the old version.</w:t>
+            </w:r>
+          </w:p>
+        </w:tc>
+        <w:tc>
+          <w:tcPr>
             <w:tcW w:type="dxa" w:w="2376"/>
             <w:vAlign w:val="center"/>
             <w:tcMar>
@@ -9674,41 +9702,13 @@
                 <w:color w:val="000000"/>
                 <w:sz w:val="17"/>
               </w:rPr>
-              <w:t>Preview; change participant/hold state; confirm the old version.</w:t>
-            </w:r>
-          </w:p>
-        </w:tc>
-        <w:tc>
-          <w:tcPr>
-            <w:tcW w:type="dxa" w:w="2750"/>
-            <w:vAlign w:val="center"/>
-            <w:tcMar>
-              <w:top w:w="75" w:type="dxa"/>
-              <w:left w:w="75" w:type="dxa"/>
-              <w:bottom w:w="75" w:type="dxa"/>
-              <w:right w:w="75" w:type="dxa"/>
-            </w:tcMar>
-            <w:shd w:fill="FFFFFF"/>
-          </w:tcPr>
-          <w:p>
-            <w:pPr>
-              <w:keepNext w:val="0"/>
-              <w:spacing w:after="0" w:line="250" w:lineRule="auto"/>
-            </w:pPr>
-            <w:r>
-              <w:rPr>
-                <w:rFonts w:ascii="Arial" w:hAnsi="Arial"/>
-                <w:b w:val="0"/>
-                <w:color w:val="000000"/>
-                <w:sz w:val="17"/>
-              </w:rPr>
               <w:t>Changed participant list or held amount after preview; session still eligible.</w:t>
             </w:r>
           </w:p>
         </w:tc>
         <w:tc>
           <w:tcPr>
-            <w:tcW w:type="dxa" w:w="5155"/>
+            <w:tcW w:type="dxa" w:w="4392"/>
             <w:vAlign w:val="center"/>
             <w:tcMar>
               <w:top w:w="75" w:type="dxa"/>
@@ -9736,7 +9736,7 @@
         </w:tc>
         <w:tc>
           <w:tcPr>
-            <w:tcW w:type="dxa" w:w="1325"/>
+            <w:tcW w:type="dxa" w:w="2693"/>
             <w:vAlign w:val="center"/>
             <w:tcMar>
               <w:top w:w="75" w:type="dxa"/>
@@ -9759,13 +9759,13 @@
                 <w:color w:val="000000"/>
                 <w:sz w:val="17"/>
               </w:rPr>
-              <w:t>Not run</w:t>
-            </w:r>
-          </w:p>
-        </w:tc>
-        <w:tc>
-          <w:tcPr>
-            <w:tcW w:type="dxa" w:w="1066"/>
+              <w:t>Not run. Requires controlled participant/hold changes after preview.</w:t>
+            </w:r>
+          </w:p>
+        </w:tc>
+        <w:tc>
+          <w:tcPr>
+            <w:tcW w:type="dxa" w:w="1195"/>
             <w:vAlign w:val="center"/>
             <w:tcMar>
               <w:top w:w="75" w:type="dxa"/>
@@ -9828,7 +9828,7 @@
         </w:tc>
         <w:tc>
           <w:tcPr>
-            <w:tcW w:type="dxa" w:w="1728"/>
+            <w:tcW w:type="dxa" w:w="1584"/>
             <w:vAlign w:val="center"/>
             <w:tcMar>
               <w:top w:w="75" w:type="dxa"/>
@@ -9856,6 +9856,34 @@
         </w:tc>
         <w:tc>
           <w:tcPr>
+            <w:tcW w:type="dxa" w:w="2160"/>
+            <w:vAlign w:val="center"/>
+            <w:tcMar>
+              <w:top w:w="75" w:type="dxa"/>
+              <w:left w:w="75" w:type="dxa"/>
+              <w:bottom w:w="75" w:type="dxa"/>
+              <w:right w:w="75" w:type="dxa"/>
+            </w:tcMar>
+            <w:shd w:fill="FFFFFF"/>
+          </w:tcPr>
+          <w:p>
+            <w:pPr>
+              <w:keepNext w:val="0"/>
+              <w:spacing w:after="0" w:line="250" w:lineRule="auto"/>
+            </w:pPr>
+            <w:r>
+              <w:rPr>
+                <w:rFonts w:ascii="Arial" w:hAnsi="Arial"/>
+                <w:b w:val="0"/>
+                <w:color w:val="000000"/>
+                <w:sz w:val="17"/>
+              </w:rPr>
+              <w:t>Preview; change visibility; confirm.</w:t>
+            </w:r>
+          </w:p>
+        </w:tc>
+        <w:tc>
+          <w:tcPr>
             <w:tcW w:type="dxa" w:w="2376"/>
             <w:vAlign w:val="center"/>
             <w:tcMar>
@@ -9878,41 +9906,13 @@
                 <w:color w:val="000000"/>
                 <w:sz w:val="17"/>
               </w:rPr>
-              <w:t>Preview; change visibility; confirm.</w:t>
-            </w:r>
-          </w:p>
-        </w:tc>
-        <w:tc>
-          <w:tcPr>
-            <w:tcW w:type="dxa" w:w="2750"/>
-            <w:vAlign w:val="center"/>
-            <w:tcMar>
-              <w:top w:w="75" w:type="dxa"/>
-              <w:left w:w="75" w:type="dxa"/>
-              <w:bottom w:w="75" w:type="dxa"/>
-              <w:right w:w="75" w:type="dxa"/>
-            </w:tcMar>
-            <w:shd w:fill="FFFFFF"/>
-          </w:tcPr>
-          <w:p>
-            <w:pPr>
-              <w:keepNext w:val="0"/>
-              <w:spacing w:after="0" w:line="250" w:lineRule="auto"/>
-            </w:pPr>
-            <w:r>
-              <w:rPr>
-                <w:rFonts w:ascii="Arial" w:hAnsi="Arial"/>
-                <w:b w:val="0"/>
-                <w:color w:val="000000"/>
-                <w:sz w:val="17"/>
-              </w:rPr>
               <w:t>Unchanged participants/holds/lifecycle with a new PUBLIC/PRIVATE value.</w:t>
             </w:r>
           </w:p>
         </w:tc>
         <w:tc>
           <w:tcPr>
-            <w:tcW w:type="dxa" w:w="5155"/>
+            <w:tcW w:type="dxa" w:w="4392"/>
             <w:vAlign w:val="center"/>
             <w:tcMar>
               <w:top w:w="75" w:type="dxa"/>
@@ -9940,7 +9940,7 @@
         </w:tc>
         <w:tc>
           <w:tcPr>
-            <w:tcW w:type="dxa" w:w="1325"/>
+            <w:tcW w:type="dxa" w:w="2693"/>
             <w:vAlign w:val="center"/>
             <w:tcMar>
               <w:top w:w="75" w:type="dxa"/>
@@ -9963,13 +9963,13 @@
                 <w:color w:val="000000"/>
                 <w:sz w:val="17"/>
               </w:rPr>
-              <w:t>Not run</w:t>
-            </w:r>
-          </w:p>
-        </w:tc>
-        <w:tc>
-          <w:tcPr>
-            <w:tcW w:type="dxa" w:w="1066"/>
+              <w:t>Not run. No owned eligible session and cancellation preview.</w:t>
+            </w:r>
+          </w:p>
+        </w:tc>
+        <w:tc>
+          <w:tcPr>
+            <w:tcW w:type="dxa" w:w="1195"/>
             <w:vAlign w:val="center"/>
             <w:tcMar>
               <w:top w:w="75" w:type="dxa"/>
@@ -9992,7 +9992,7 @@
                 <w:color w:val="000000"/>
                 <w:sz w:val="17"/>
               </w:rPr>
-              <w:t>Pending</w:t>
+              <w:t>Blocked</w:t>
             </w:r>
           </w:p>
         </w:tc>
@@ -10032,7 +10032,7 @@
         </w:tc>
         <w:tc>
           <w:tcPr>
-            <w:tcW w:type="dxa" w:w="1728"/>
+            <w:tcW w:type="dxa" w:w="1584"/>
             <w:vAlign w:val="center"/>
             <w:tcMar>
               <w:top w:w="75" w:type="dxa"/>
@@ -10060,6 +10060,34 @@
         </w:tc>
         <w:tc>
           <w:tcPr>
+            <w:tcW w:type="dxa" w:w="2160"/>
+            <w:vAlign w:val="center"/>
+            <w:tcMar>
+              <w:top w:w="75" w:type="dxa"/>
+              <w:left w:w="75" w:type="dxa"/>
+              <w:bottom w:w="75" w:type="dxa"/>
+              <w:right w:w="75" w:type="dxa"/>
+            </w:tcMar>
+            <w:shd w:fill="FFFFFF"/>
+          </w:tcPr>
+          <w:p>
+            <w:pPr>
+              <w:keepNext w:val="0"/>
+              <w:spacing w:after="0" w:line="250" w:lineRule="auto"/>
+            </w:pPr>
+            <w:r>
+              <w:rPr>
+                <w:rFonts w:ascii="Arial" w:hAnsi="Arial"/>
+                <w:b w:val="0"/>
+                <w:color w:val="000000"/>
+                <w:sz w:val="17"/>
+              </w:rPr>
+              <w:t>Repeat the identical confirmed request.</w:t>
+            </w:r>
+          </w:p>
+        </w:tc>
+        <w:tc>
+          <w:tcPr>
             <w:tcW w:type="dxa" w:w="2376"/>
             <w:vAlign w:val="center"/>
             <w:tcMar>
@@ -10082,41 +10110,13 @@
                 <w:color w:val="000000"/>
                 <w:sz w:val="17"/>
               </w:rPr>
-              <w:t>Repeat the identical confirmed request.</w:t>
-            </w:r>
-          </w:p>
-        </w:tc>
-        <w:tc>
-          <w:tcPr>
-            <w:tcW w:type="dxa" w:w="2750"/>
-            <w:vAlign w:val="center"/>
-            <w:tcMar>
-              <w:top w:w="75" w:type="dxa"/>
-              <w:left w:w="75" w:type="dxa"/>
-              <w:bottom w:w="75" w:type="dxa"/>
-              <w:right w:w="75" w:type="dxa"/>
-            </w:tcMar>
-            <w:shd w:fill="FFFFFF"/>
-          </w:tcPr>
-          <w:p>
-            <w:pPr>
-              <w:keepNext w:val="0"/>
-              <w:spacing w:after="0" w:line="250" w:lineRule="auto"/>
-            </w:pPr>
-            <w:r>
-              <w:rPr>
-                <w:rFonts w:ascii="Arial" w:hAnsi="Arial"/>
-                <w:b w:val="0"/>
-                <w:color w:val="000000"/>
-                <w:sz w:val="17"/>
-              </w:rPr>
               <w:t>Same key and payload after cancellation or after start; active owner.</w:t>
             </w:r>
           </w:p>
         </w:tc>
         <w:tc>
           <w:tcPr>
-            <w:tcW w:type="dxa" w:w="5155"/>
+            <w:tcW w:type="dxa" w:w="4392"/>
             <w:vAlign w:val="center"/>
             <w:tcMar>
               <w:top w:w="75" w:type="dxa"/>
@@ -10144,7 +10144,7 @@
         </w:tc>
         <w:tc>
           <w:tcPr>
-            <w:tcW w:type="dxa" w:w="1325"/>
+            <w:tcW w:type="dxa" w:w="2693"/>
             <w:vAlign w:val="center"/>
             <w:tcMar>
               <w:top w:w="75" w:type="dxa"/>
@@ -10167,13 +10167,13 @@
                 <w:color w:val="000000"/>
                 <w:sz w:val="17"/>
               </w:rPr>
-              <w:t>Not run</w:t>
-            </w:r>
-          </w:p>
-        </w:tc>
-        <w:tc>
-          <w:tcPr>
-            <w:tcW w:type="dxa" w:w="1066"/>
+              <w:t>Not run. Requires completed cancellation and controlled replay after start.</w:t>
+            </w:r>
+          </w:p>
+        </w:tc>
+        <w:tc>
+          <w:tcPr>
+            <w:tcW w:type="dxa" w:w="1195"/>
             <w:vAlign w:val="center"/>
             <w:tcMar>
               <w:top w:w="75" w:type="dxa"/>
@@ -10236,7 +10236,7 @@
         </w:tc>
         <w:tc>
           <w:tcPr>
-            <w:tcW w:type="dxa" w:w="1728"/>
+            <w:tcW w:type="dxa" w:w="1584"/>
             <w:vAlign w:val="center"/>
             <w:tcMar>
               <w:top w:w="75" w:type="dxa"/>
@@ -10264,6 +10264,34 @@
         </w:tc>
         <w:tc>
           <w:tcPr>
+            <w:tcW w:type="dxa" w:w="2160"/>
+            <w:vAlign w:val="center"/>
+            <w:tcMar>
+              <w:top w:w="75" w:type="dxa"/>
+              <w:left w:w="75" w:type="dxa"/>
+              <w:bottom w:w="75" w:type="dxa"/>
+              <w:right w:w="75" w:type="dxa"/>
+            </w:tcMar>
+            <w:shd w:fill="FFFFFF"/>
+          </w:tcPr>
+          <w:p>
+            <w:pPr>
+              <w:keepNext w:val="0"/>
+              <w:spacing w:after="0" w:line="250" w:lineRule="auto"/>
+            </w:pPr>
+            <w:r>
+              <w:rPr>
+                <w:rFonts w:ascii="Arial" w:hAnsi="Arial"/>
+                <w:b w:val="0"/>
+                <w:color w:val="000000"/>
+                <w:sz w:val="17"/>
+              </w:rPr>
+              <w:t>Inject commit failure; separately perform a successful cancellation.</w:t>
+            </w:r>
+          </w:p>
+        </w:tc>
+        <w:tc>
+          <w:tcPr>
             <w:tcW w:type="dxa" w:w="2376"/>
             <w:vAlign w:val="center"/>
             <w:tcMar>
@@ -10286,41 +10314,13 @@
                 <w:color w:val="000000"/>
                 <w:sz w:val="17"/>
               </w:rPr>
-              <w:t>Inject commit failure; separately perform a successful cancellation.</w:t>
-            </w:r>
-          </w:p>
-        </w:tc>
-        <w:tc>
-          <w:tcPr>
-            <w:tcW w:type="dxa" w:w="2750"/>
-            <w:vAlign w:val="center"/>
-            <w:tcMar>
-              <w:top w:w="75" w:type="dxa"/>
-              <w:left w:w="75" w:type="dxa"/>
-              <w:bottom w:w="75" w:type="dxa"/>
-              <w:right w:w="75" w:type="dxa"/>
-            </w:tcMar>
-            <w:shd w:fill="FFFFFF"/>
-          </w:tcPr>
-          <w:p>
-            <w:pPr>
-              <w:keepNext w:val="0"/>
-              <w:spacing w:after="0" w:line="250" w:lineRule="auto"/>
-            </w:pPr>
-            <w:r>
-              <w:rPr>
-                <w:rFonts w:ascii="Arial" w:hAnsi="Arial"/>
-                <w:b w:val="0"/>
-                <w:color w:val="000000"/>
-                <w:sz w:val="17"/>
-              </w:rPr>
               <w:t>Held funds and an open foreground Discover page.</w:t>
             </w:r>
           </w:p>
         </w:tc>
         <w:tc>
           <w:tcPr>
-            <w:tcW w:type="dxa" w:w="5155"/>
+            <w:tcW w:type="dxa" w:w="4392"/>
             <w:vAlign w:val="center"/>
             <w:tcMar>
               <w:top w:w="75" w:type="dxa"/>
@@ -10348,7 +10348,7 @@
         </w:tc>
         <w:tc>
           <w:tcPr>
-            <w:tcW w:type="dxa" w:w="1325"/>
+            <w:tcW w:type="dxa" w:w="2693"/>
             <w:vAlign w:val="center"/>
             <w:tcMar>
               <w:top w:w="75" w:type="dxa"/>
@@ -10371,13 +10371,13 @@
                 <w:color w:val="000000"/>
                 <w:sz w:val="17"/>
               </w:rPr>
-              <w:t>Not run</w:t>
-            </w:r>
-          </w:p>
-        </w:tc>
-        <w:tc>
-          <w:tcPr>
-            <w:tcW w:type="dxa" w:w="1066"/>
+              <w:t>Not run. Requires held funds, commit-failure injection and discovery fixture.</w:t>
+            </w:r>
+          </w:p>
+        </w:tc>
+        <w:tc>
+          <w:tcPr>
+            <w:tcW w:type="dxa" w:w="1195"/>
             <w:vAlign w:val="center"/>
             <w:tcMar>
               <w:top w:w="75" w:type="dxa"/>
@@ -10417,7 +10417,7 @@
           <w:b w:val="0"/>
           <w:sz w:val="18"/>
         </w:rPr>
-        <w:t>Run each listed value or state as a separate subcase with a fresh fixture. Record the observed result before changing Pending to Pass or Fail. Millisecond boundaries require a controllable test clock or API harness.</w:t>
+        <w:t>Pass covers all listed subcases at the stated interface. Partial means only some were observed. Blocked means a required account, fixture or controlled environment is unavailable. The production execution section gives the observations and limits; local unit results do not turn a production case into a pass.</w:t>
       </w:r>
     </w:p>
     <w:p>
@@ -10427,6 +10427,640 @@
           <w:sz w:val="17"/>
         </w:rPr>
         <w:t>Source: use-cases/sessions/CancelSession.ts:15-29; domain/accounts/booker.ts:148-168,294-318; app/sessions/README.md:293-329.</w:t>
+      </w:r>
+    </w:p>
+    <w:p>
+      <w:r>
+        <w:br w:type="page"/>
+      </w:r>
+    </w:p>
+    <w:p>
+      <w:pPr>
+        <w:pStyle w:val="Heading1"/>
+      </w:pPr>
+      <w:r>
+        <w:t>Production execution results</w:t>
+      </w:r>
+    </w:p>
+    <w:p>
+      <w:r>
+        <w:rPr>
+          <w:b w:val="0"/>
+          <w:sz w:val="20"/>
+        </w:rPr>
+        <w:t>Production target: https://booking-web-manager.vercel.app. Checks ran on 20 October 2026; individual timestamps are retained in the evidence. The deployed Git revision was not verified. These observations describe the live deployment at execution time, not a guarantee for every scenario.</w:t>
+      </w:r>
+    </w:p>
+    <w:p>
+      <w:r>
+        <w:rPr>
+          <w:b w:val="0"/>
+          <w:sz w:val="20"/>
+        </w:rPr>
+        <w:t>The public discovery service returned HTTP 200, a valid empty page and Cache-Control: no-store. D05 search-length boundaries passed through both HTTP and browser interfaces. D07 malformed-filter inputs passed through HTTP; browser checks also showed errors for missing date and equal or reversed time bounds.</w:t>
+      </w:r>
+    </w:p>
+    <w:p>
+      <w:r>
+        <w:rPr>
+          <w:b w:val="0"/>
+          <w:sz w:val="20"/>
+        </w:rPr>
+        <w:t>The empty dataset limited filtering and pagination checks. D01, D04, D06 and D08 therefore remain partial: query acceptance and the zero-result view do not establish matching, lifecycle exclusion, exact time boundaries or multi-page results.</w:t>
+      </w:r>
+    </w:p>
+    <w:p>
+      <w:r>
+        <w:rPr>
+          <w:b w:val="0"/>
+          <w:sz w:val="20"/>
+        </w:rPr>
+        <w:t>Account registration was prepared as Neoh Session QA. Public authentication settings enable email signup and auto-confirmation. The final Create account step accepts Terms and Privacy Policy and was awaiting confirmation when this report was generated; no account or session was created. Hosting additionally requires completed Stripe test-mode payout onboarding.</w:t>
+      </w:r>
+    </w:p>
+    <w:tbl>
+      <w:tblPr>
+        <w:tblW w:type="auto" w:w="0"/>
+        <w:jc w:val="center"/>
+        <w:tblLayout w:type="fixed"/>
+        <w:tblLook w:firstColumn="1" w:firstRow="1" w:lastColumn="0" w:lastRow="0" w:noHBand="0" w:noVBand="1" w:val="04A0"/>
+        <w:tblBorders>
+          <w:top w:val="single" w:sz="4" w:color="D9D9D9"/>
+          <w:left w:val="single" w:sz="4" w:color="D9D9D9"/>
+          <w:bottom w:val="single" w:sz="4" w:color="D9D9D9"/>
+          <w:right w:val="single" w:sz="4" w:color="D9D9D9"/>
+          <w:insideH w:val="single" w:sz="4" w:color="D9D9D9"/>
+          <w:insideV w:val="single" w:sz="4" w:color="D9D9D9"/>
+        </w:tblBorders>
+      </w:tblPr>
+      <w:tblGrid>
+        <w:gridCol w:w="3168"/>
+        <w:gridCol w:w="7488"/>
+        <w:gridCol w:w="4435"/>
+      </w:tblGrid>
+      <w:tr>
+        <w:trPr>
+          <w:cantSplit/>
+          <w:tblHeader/>
+        </w:trPr>
+        <w:tc>
+          <w:tcPr>
+            <w:tcW w:type="dxa" w:w="3168"/>
+            <w:vAlign w:val="center"/>
+            <w:tcMar>
+              <w:top w:w="75" w:type="dxa"/>
+              <w:left w:w="75" w:type="dxa"/>
+              <w:bottom w:w="75" w:type="dxa"/>
+              <w:right w:w="75" w:type="dxa"/>
+            </w:tcMar>
+            <w:shd w:fill="E7E7E7"/>
+          </w:tcPr>
+          <w:p>
+            <w:pPr>
+              <w:keepNext/>
+              <w:spacing w:after="0" w:line="250" w:lineRule="auto"/>
+              <w:jc w:val="center"/>
+            </w:pPr>
+            <w:r>
+              <w:rPr>
+                <w:rFonts w:ascii="Arial" w:hAnsi="Arial"/>
+                <w:b/>
+                <w:color w:val="000000"/>
+                <w:sz w:val="18"/>
+              </w:rPr>
+              <w:t>Check</w:t>
+            </w:r>
+          </w:p>
+        </w:tc>
+        <w:tc>
+          <w:tcPr>
+            <w:tcW w:type="dxa" w:w="7488"/>
+            <w:vAlign w:val="center"/>
+            <w:tcMar>
+              <w:top w:w="75" w:type="dxa"/>
+              <w:left w:w="75" w:type="dxa"/>
+              <w:bottom w:w="75" w:type="dxa"/>
+              <w:right w:w="75" w:type="dxa"/>
+            </w:tcMar>
+            <w:shd w:fill="E7E7E7"/>
+          </w:tcPr>
+          <w:p>
+            <w:pPr>
+              <w:keepNext/>
+              <w:spacing w:after="0" w:line="250" w:lineRule="auto"/>
+            </w:pPr>
+            <w:r>
+              <w:rPr>
+                <w:rFonts w:ascii="Arial" w:hAnsi="Arial"/>
+                <w:b/>
+                <w:color w:val="000000"/>
+                <w:sz w:val="18"/>
+              </w:rPr>
+              <w:t>Observed output</w:t>
+            </w:r>
+          </w:p>
+        </w:tc>
+        <w:tc>
+          <w:tcPr>
+            <w:tcW w:type="dxa" w:w="4435"/>
+            <w:vAlign w:val="center"/>
+            <w:tcMar>
+              <w:top w:w="75" w:type="dxa"/>
+              <w:left w:w="75" w:type="dxa"/>
+              <w:bottom w:w="75" w:type="dxa"/>
+              <w:right w:w="75" w:type="dxa"/>
+            </w:tcMar>
+            <w:shd w:fill="E7E7E7"/>
+          </w:tcPr>
+          <w:p>
+            <w:pPr>
+              <w:keepNext/>
+              <w:spacing w:after="0" w:line="250" w:lineRule="auto"/>
+            </w:pPr>
+            <w:r>
+              <w:rPr>
+                <w:rFonts w:ascii="Arial" w:hAnsi="Arial"/>
+                <w:b/>
+                <w:color w:val="000000"/>
+                <w:sz w:val="18"/>
+              </w:rPr>
+              <w:t>Conclusion</w:t>
+            </w:r>
+          </w:p>
+        </w:tc>
+      </w:tr>
+      <w:tr>
+        <w:trPr>
+          <w:cantSplit/>
+        </w:trPr>
+        <w:tc>
+          <w:tcPr>
+            <w:tcW w:type="dxa" w:w="3168"/>
+            <w:vAlign w:val="center"/>
+            <w:tcMar>
+              <w:top w:w="75" w:type="dxa"/>
+              <w:left w:w="75" w:type="dxa"/>
+              <w:bottom w:w="75" w:type="dxa"/>
+              <w:right w:w="75" w:type="dxa"/>
+            </w:tcMar>
+            <w:shd w:fill="FFFFFF"/>
+          </w:tcPr>
+          <w:p>
+            <w:pPr>
+              <w:keepNext w:val="0"/>
+              <w:spacing w:after="0" w:line="250" w:lineRule="auto"/>
+              <w:jc w:val="center"/>
+            </w:pPr>
+            <w:r>
+              <w:rPr>
+                <w:rFonts w:ascii="Arial" w:hAnsi="Arial"/>
+                <w:b w:val="0"/>
+                <w:color w:val="000000"/>
+                <w:sz w:val="18"/>
+              </w:rPr>
+              <w:t>Production smoke suite</w:t>
+            </w:r>
+          </w:p>
+        </w:tc>
+        <w:tc>
+          <w:tcPr>
+            <w:tcW w:type="dxa" w:w="7488"/>
+            <w:vAlign w:val="center"/>
+            <w:tcMar>
+              <w:top w:w="75" w:type="dxa"/>
+              <w:left w:w="75" w:type="dxa"/>
+              <w:bottom w:w="75" w:type="dxa"/>
+              <w:right w:w="75" w:type="dxa"/>
+            </w:tcMar>
+            <w:shd w:fill="FFFFFF"/>
+          </w:tcPr>
+          <w:p>
+            <w:pPr>
+              <w:keepNext w:val="0"/>
+              <w:spacing w:after="0" w:line="250" w:lineRule="auto"/>
+            </w:pPr>
+            <w:r>
+              <w:rPr>
+                <w:rFonts w:ascii="Arial" w:hAnsi="Arial"/>
+                <w:b w:val="0"/>
+                <w:color w:val="000000"/>
+                <w:sz w:val="18"/>
+              </w:rPr>
+              <w:t>2 tests passed: OpenAPI validation and public discovery projection/no-store checks.</w:t>
+            </w:r>
+          </w:p>
+        </w:tc>
+        <w:tc>
+          <w:tcPr>
+            <w:tcW w:type="dxa" w:w="4435"/>
+            <w:vAlign w:val="center"/>
+            <w:tcMar>
+              <w:top w:w="75" w:type="dxa"/>
+              <w:left w:w="75" w:type="dxa"/>
+              <w:bottom w:w="75" w:type="dxa"/>
+              <w:right w:w="75" w:type="dxa"/>
+            </w:tcMar>
+            <w:shd w:fill="FFFFFF"/>
+          </w:tcPr>
+          <w:p>
+            <w:pPr>
+              <w:keepNext w:val="0"/>
+              <w:spacing w:after="0" w:line="250" w:lineRule="auto"/>
+            </w:pPr>
+            <w:r>
+              <w:rPr>
+                <w:rFonts w:ascii="Arial" w:hAnsi="Arial"/>
+                <w:b w:val="0"/>
+                <w:color w:val="000000"/>
+                <w:sz w:val="18"/>
+              </w:rPr>
+              <w:t>Live endpoint and contract checks; no authenticated mutations.</w:t>
+            </w:r>
+          </w:p>
+        </w:tc>
+      </w:tr>
+      <w:tr>
+        <w:trPr>
+          <w:cantSplit/>
+        </w:trPr>
+        <w:tc>
+          <w:tcPr>
+            <w:tcW w:type="dxa" w:w="3168"/>
+            <w:vAlign w:val="center"/>
+            <w:tcMar>
+              <w:top w:w="75" w:type="dxa"/>
+              <w:left w:w="75" w:type="dxa"/>
+              <w:bottom w:w="75" w:type="dxa"/>
+              <w:right w:w="75" w:type="dxa"/>
+            </w:tcMar>
+            <w:shd w:fill="FFFFFF"/>
+          </w:tcPr>
+          <w:p>
+            <w:pPr>
+              <w:keepNext w:val="0"/>
+              <w:spacing w:after="0" w:line="250" w:lineRule="auto"/>
+              <w:jc w:val="center"/>
+            </w:pPr>
+            <w:r>
+              <w:rPr>
+                <w:rFonts w:ascii="Arial" w:hAnsi="Arial"/>
+                <w:b w:val="0"/>
+                <w:color w:val="000000"/>
+                <w:sz w:val="18"/>
+              </w:rPr>
+              <w:t>Public GET matrix</w:t>
+            </w:r>
+          </w:p>
+        </w:tc>
+        <w:tc>
+          <w:tcPr>
+            <w:tcW w:type="dxa" w:w="7488"/>
+            <w:vAlign w:val="center"/>
+            <w:tcMar>
+              <w:top w:w="75" w:type="dxa"/>
+              <w:left w:w="75" w:type="dxa"/>
+              <w:bottom w:w="75" w:type="dxa"/>
+              <w:right w:w="75" w:type="dxa"/>
+            </w:tcMar>
+            <w:shd w:fill="FFFFFF"/>
+          </w:tcPr>
+          <w:p>
+            <w:pPr>
+              <w:keepNext w:val="0"/>
+              <w:spacing w:after="0" w:line="250" w:lineRule="auto"/>
+            </w:pPr>
+            <w:r>
+              <w:rPr>
+                <w:rFonts w:ascii="Arial" w:hAnsi="Arial"/>
+                <w:b w:val="0"/>
+                <w:color w:val="000000"/>
+                <w:sz w:val="18"/>
+              </w:rPr>
+              <w:t>19 checks passed, including 99/100/101 length, malformed date/time/filter/cursor and valid-range acceptance.</w:t>
+            </w:r>
+          </w:p>
+        </w:tc>
+        <w:tc>
+          <w:tcPr>
+            <w:tcW w:type="dxa" w:w="4435"/>
+            <w:vAlign w:val="center"/>
+            <w:tcMar>
+              <w:top w:w="75" w:type="dxa"/>
+              <w:left w:w="75" w:type="dxa"/>
+              <w:bottom w:w="75" w:type="dxa"/>
+              <w:right w:w="75" w:type="dxa"/>
+            </w:tcMar>
+            <w:shd w:fill="FFFFFF"/>
+          </w:tcPr>
+          <w:p>
+            <w:pPr>
+              <w:keepNext w:val="0"/>
+              <w:spacing w:after="0" w:line="250" w:lineRule="auto"/>
+            </w:pPr>
+            <w:r>
+              <w:rPr>
+                <w:rFonts w:ascii="Arial" w:hAnsi="Arial"/>
+                <w:b w:val="0"/>
+                <w:color w:val="000000"/>
+                <w:sz w:val="18"/>
+              </w:rPr>
+              <w:t>D05 and D07 API subcases pass; empty-data coverage remains partial.</w:t>
+            </w:r>
+          </w:p>
+        </w:tc>
+      </w:tr>
+      <w:tr>
+        <w:trPr>
+          <w:cantSplit/>
+        </w:trPr>
+        <w:tc>
+          <w:tcPr>
+            <w:tcW w:type="dxa" w:w="3168"/>
+            <w:vAlign w:val="center"/>
+            <w:tcMar>
+              <w:top w:w="75" w:type="dxa"/>
+              <w:left w:w="75" w:type="dxa"/>
+              <w:bottom w:w="75" w:type="dxa"/>
+              <w:right w:w="75" w:type="dxa"/>
+            </w:tcMar>
+            <w:shd w:fill="FFFFFF"/>
+          </w:tcPr>
+          <w:p>
+            <w:pPr>
+              <w:keepNext w:val="0"/>
+              <w:spacing w:after="0" w:line="250" w:lineRule="auto"/>
+              <w:jc w:val="center"/>
+            </w:pPr>
+            <w:r>
+              <w:rPr>
+                <w:rFonts w:ascii="Arial" w:hAnsi="Arial"/>
+                <w:b w:val="0"/>
+                <w:color w:val="000000"/>
+                <w:sz w:val="18"/>
+              </w:rPr>
+              <w:t>Anonymous protected reads</w:t>
+            </w:r>
+          </w:p>
+        </w:tc>
+        <w:tc>
+          <w:tcPr>
+            <w:tcW w:type="dxa" w:w="7488"/>
+            <w:vAlign w:val="center"/>
+            <w:tcMar>
+              <w:top w:w="75" w:type="dxa"/>
+              <w:left w:w="75" w:type="dxa"/>
+              <w:bottom w:w="75" w:type="dxa"/>
+              <w:right w:w="75" w:type="dxa"/>
+            </w:tcMar>
+            <w:shd w:fill="FFFFFF"/>
+          </w:tcPr>
+          <w:p>
+            <w:pPr>
+              <w:keepNext w:val="0"/>
+              <w:spacing w:after="0" w:line="250" w:lineRule="auto"/>
+            </w:pPr>
+            <w:r>
+              <w:rPr>
+                <w:rFonts w:ascii="Arial" w:hAnsi="Arial"/>
+                <w:b w:val="0"/>
+                <w:color w:val="000000"/>
+                <w:sz w:val="18"/>
+              </w:rPr>
+              <w:t>Hosted sessions, participants and cancellation preview each returned 401 UNAUTHENTICATED.</w:t>
+            </w:r>
+          </w:p>
+        </w:tc>
+        <w:tc>
+          <w:tcPr>
+            <w:tcW w:type="dxa" w:w="4435"/>
+            <w:vAlign w:val="center"/>
+            <w:tcMar>
+              <w:top w:w="75" w:type="dxa"/>
+              <w:left w:w="75" w:type="dxa"/>
+              <w:bottom w:w="75" w:type="dxa"/>
+              <w:right w:w="75" w:type="dxa"/>
+            </w:tcMar>
+            <w:shd w:fill="FFFFFF"/>
+          </w:tcPr>
+          <w:p>
+            <w:pPr>
+              <w:keepNext w:val="0"/>
+              <w:spacing w:after="0" w:line="250" w:lineRule="auto"/>
+            </w:pPr>
+            <w:r>
+              <w:rPr>
+                <w:rFonts w:ascii="Arial" w:hAnsi="Arial"/>
+                <w:b w:val="0"/>
+                <w:color w:val="000000"/>
+                <w:sz w:val="18"/>
+              </w:rPr>
+              <w:t>3 supplemental access-control checks; synthetic UUID only.</w:t>
+            </w:r>
+          </w:p>
+        </w:tc>
+      </w:tr>
+      <w:tr>
+        <w:trPr>
+          <w:cantSplit/>
+        </w:trPr>
+        <w:tc>
+          <w:tcPr>
+            <w:tcW w:type="dxa" w:w="3168"/>
+            <w:vAlign w:val="center"/>
+            <w:tcMar>
+              <w:top w:w="75" w:type="dxa"/>
+              <w:left w:w="75" w:type="dxa"/>
+              <w:bottom w:w="75" w:type="dxa"/>
+              <w:right w:w="75" w:type="dxa"/>
+            </w:tcMar>
+            <w:shd w:fill="FFFFFF"/>
+          </w:tcPr>
+          <w:p>
+            <w:pPr>
+              <w:keepNext w:val="0"/>
+              <w:spacing w:after="0" w:line="250" w:lineRule="auto"/>
+              <w:jc w:val="center"/>
+            </w:pPr>
+            <w:r>
+              <w:rPr>
+                <w:rFonts w:ascii="Arial" w:hAnsi="Arial"/>
+                <w:b w:val="0"/>
+                <w:color w:val="000000"/>
+                <w:sz w:val="18"/>
+              </w:rPr>
+              <w:t>Browser observations</w:t>
+            </w:r>
+          </w:p>
+        </w:tc>
+        <w:tc>
+          <w:tcPr>
+            <w:tcW w:type="dxa" w:w="7488"/>
+            <w:vAlign w:val="center"/>
+            <w:tcMar>
+              <w:top w:w="75" w:type="dxa"/>
+              <w:left w:w="75" w:type="dxa"/>
+              <w:bottom w:w="75" w:type="dxa"/>
+              <w:right w:w="75" w:type="dxa"/>
+            </w:tcMar>
+            <w:shd w:fill="FFFFFF"/>
+          </w:tcPr>
+          <w:p>
+            <w:pPr>
+              <w:keepNext w:val="0"/>
+              <w:spacing w:after="0" w:line="250" w:lineRule="auto"/>
+            </w:pPr>
+            <w:r>
+              <w:rPr>
+                <w:rFonts w:ascii="Arial" w:hAnsi="Arial"/>
+                <w:b w:val="0"/>
+                <w:color w:val="000000"/>
+                <w:sz w:val="18"/>
+              </w:rPr>
+              <w:t>Anonymous empty view; 99/100 accepted; 101 rejected; missing date and equal/reversed times rejected.</w:t>
+            </w:r>
+          </w:p>
+        </w:tc>
+        <w:tc>
+          <w:tcPr>
+            <w:tcW w:type="dxa" w:w="4435"/>
+            <w:vAlign w:val="center"/>
+            <w:tcMar>
+              <w:top w:w="75" w:type="dxa"/>
+              <w:left w:w="75" w:type="dxa"/>
+              <w:bottom w:w="75" w:type="dxa"/>
+              <w:right w:w="75" w:type="dxa"/>
+            </w:tcMar>
+            <w:shd w:fill="FFFFFF"/>
+          </w:tcPr>
+          <w:p>
+            <w:pPr>
+              <w:keepNext w:val="0"/>
+              <w:spacing w:after="0" w:line="250" w:lineRule="auto"/>
+            </w:pPr>
+            <w:r>
+              <w:rPr>
+                <w:rFonts w:ascii="Arial" w:hAnsi="Arial"/>
+                <w:b w:val="0"/>
+                <w:color w:val="000000"/>
+                <w:sz w:val="18"/>
+              </w:rPr>
+              <w:t>7 observations passed. No sign-in or management action was executed.</w:t>
+            </w:r>
+          </w:p>
+        </w:tc>
+      </w:tr>
+      <w:tr>
+        <w:trPr>
+          <w:cantSplit/>
+        </w:trPr>
+        <w:tc>
+          <w:tcPr>
+            <w:tcW w:type="dxa" w:w="3168"/>
+            <w:vAlign w:val="center"/>
+            <w:tcMar>
+              <w:top w:w="75" w:type="dxa"/>
+              <w:left w:w="75" w:type="dxa"/>
+              <w:bottom w:w="75" w:type="dxa"/>
+              <w:right w:w="75" w:type="dxa"/>
+            </w:tcMar>
+            <w:shd w:fill="FFFFFF"/>
+          </w:tcPr>
+          <w:p>
+            <w:pPr>
+              <w:keepNext w:val="0"/>
+              <w:spacing w:after="0" w:line="250" w:lineRule="auto"/>
+              <w:jc w:val="center"/>
+            </w:pPr>
+            <w:r>
+              <w:rPr>
+                <w:rFonts w:ascii="Arial" w:hAnsi="Arial"/>
+                <w:b w:val="0"/>
+                <w:color w:val="000000"/>
+                <w:sz w:val="18"/>
+              </w:rPr>
+              <w:t>Test account setup</w:t>
+            </w:r>
+          </w:p>
+        </w:tc>
+        <w:tc>
+          <w:tcPr>
+            <w:tcW w:type="dxa" w:w="7488"/>
+            <w:vAlign w:val="center"/>
+            <w:tcMar>
+              <w:top w:w="75" w:type="dxa"/>
+              <w:left w:w="75" w:type="dxa"/>
+              <w:bottom w:w="75" w:type="dxa"/>
+              <w:right w:w="75" w:type="dxa"/>
+            </w:tcMar>
+            <w:shd w:fill="FFFFFF"/>
+          </w:tcPr>
+          <w:p>
+            <w:pPr>
+              <w:keepNext w:val="0"/>
+              <w:spacing w:after="0" w:line="250" w:lineRule="auto"/>
+            </w:pPr>
+            <w:r>
+              <w:rPr>
+                <w:rFonts w:ascii="Arial" w:hAnsi="Arial"/>
+                <w:b w:val="0"/>
+                <w:color w:val="000000"/>
+                <w:sz w:val="18"/>
+              </w:rPr>
+              <w:t>Profile form prepared; final Terms/Privacy acceptance not submitted.</w:t>
+            </w:r>
+          </w:p>
+        </w:tc>
+        <w:tc>
+          <w:tcPr>
+            <w:tcW w:type="dxa" w:w="4435"/>
+            <w:vAlign w:val="center"/>
+            <w:tcMar>
+              <w:top w:w="75" w:type="dxa"/>
+              <w:left w:w="75" w:type="dxa"/>
+              <w:bottom w:w="75" w:type="dxa"/>
+              <w:right w:w="75" w:type="dxa"/>
+            </w:tcMar>
+            <w:shd w:fill="FFFFFF"/>
+          </w:tcPr>
+          <w:p>
+            <w:pPr>
+              <w:keepNext w:val="0"/>
+              <w:spacing w:after="0" w:line="250" w:lineRule="auto"/>
+            </w:pPr>
+            <w:r>
+              <w:rPr>
+                <w:rFonts w:ascii="Arial" w:hAnsi="Arial"/>
+                <w:b w:val="0"/>
+                <w:color w:val="000000"/>
+                <w:sz w:val="18"/>
+              </w:rPr>
+              <w:t>Account-dependent cases await confirmation and setup.</w:t>
+            </w:r>
+          </w:p>
+        </w:tc>
+      </w:tr>
+    </w:tbl>
+    <w:p>
+      <w:pPr>
+        <w:spacing w:after="20"/>
+      </w:pPr>
+    </w:p>
+    <w:p>
+      <w:r>
+        <w:rPr>
+          <w:b w:val="0"/>
+          <w:sz w:val="18"/>
+        </w:rPr>
+        <w:t>The check counts are separate suites and include overlapping assertions; do not add them into a unique-case total or combine them with local unit totals. No live session creation, visibility change, removal, cancellation, financial refund, concurrent transaction or injected failure is claimed. Controlled-clock and failure-injection scenarios remain pending; missing account/participant/session fixtures are marked blocked.</w:t>
+      </w:r>
+    </w:p>
+    <w:p>
+      <w:r>
+        <w:rPr>
+          <w:b w:val="0"/>
+          <w:sz w:val="18"/>
+        </w:rPr>
+        <w:t>Evidence: evidence/production/ contains sanitized HTTP results, browser observations and the read-only reproduction script. No account passwords, tokens or private user records are included.</w:t>
       </w:r>
     </w:p>
     <w:p>
@@ -10909,7 +11543,7 @@
                 <w:color w:val="000000"/>
                 <w:sz w:val="18"/>
               </w:rPr>
-              <w:t>Proposed isolated path; existing text case also sets sport and region.</w:t>
+              <w:t>Pass; isolated local WB-D2 SQL/parameter test. No database execution or branch instrumentation.</w:t>
             </w:r>
           </w:p>
         </w:tc>
@@ -11027,7 +11661,7 @@
                 <w:color w:val="000000"/>
                 <w:sz w:val="18"/>
               </w:rPr>
-              <w:t>Proposed isolated path.</w:t>
+              <w:t>Pass; isolated local WB-D3 SQL/parameter test. No database execution or branch instrumentation.</w:t>
             </w:r>
           </w:p>
         </w:tc>
@@ -11145,7 +11779,7 @@
                 <w:color w:val="000000"/>
                 <w:sz w:val="18"/>
               </w:rPr>
-              <w:t>Proposed isolated path.</w:t>
+              <w:t>Pass; isolated local WB-D4 SQL/parameter test. No database execution or branch instrumentation.</w:t>
             </w:r>
           </w:p>
         </w:tc>
@@ -11263,7 +11897,7 @@
                 <w:color w:val="000000"/>
                 <w:sz w:val="18"/>
               </w:rPr>
-              <w:t>Proposed isolated path.</w:t>
+              <w:t>Pass; isolated local WB-D5 SQL/parameter test. No database execution or branch instrumentation.</w:t>
             </w:r>
           </w:p>
         </w:tc>
@@ -11381,7 +12015,7 @@
                 <w:color w:val="000000"/>
                 <w:sz w:val="18"/>
               </w:rPr>
-              <w:t>Proposed isolated path.</w:t>
+              <w:t>Pass; isolated local WB-D6 SQL/parameter test. No database execution or branch instrumentation.</w:t>
             </w:r>
           </w:p>
         </w:tc>
@@ -11398,7 +12032,7 @@
           <w:b w:val="0"/>
           <w:sz w:val="18"/>
         </w:rPr>
-        <w:t>The baseline takes every false edge. Each subsequent path introduces one distinct true-action edge, giving six independent feasible paths for this graph.</w:t>
+        <w:t>The baseline takes every false edge. Each subsequent path introduces one distinct true-action edge, giving six independent feasible paths for this graph. The path strings remain source-derived predictions.</w:t>
       </w:r>
     </w:p>
     <w:p>
@@ -11407,7 +12041,7 @@
           <w:b w:val="0"/>
           <w:sz w:val="18"/>
         </w:rPr>
-        <w:t>The five existing reader tests passed. Combined-filter cases exercise the guards but do not execute the five isolated cases above. They inspect SQL and mock rows; they do not execute SQL against PostgreSQL.</w:t>
+        <w:t>All six declared basis inputs now have executable evidence: D1 from the earlier existing no-filter test, and D2-D6 from five new isolated local checks. The new checks assert exact optional predicates, bound parameter order, escaped literal text and absence of raw input in SQL. No database or production request was made by those checks.</w:t>
       </w:r>
     </w:p>
     <w:p>
@@ -11416,7 +12050,7 @@
           <w:b w:val="0"/>
           <w:sz w:val="18"/>
         </w:rPr>
-        <w:t>Evidence: tests/lib/sessions/postgres-session-discovery-reader.test.ts:10-68. Also assert bound parameter order and the absence of raw hostile text in SQL.</w:t>
+        <w:t>Earlier evidence: tests/lib/sessions/postgres-session-discovery-reader.test.ts:10-68. New evidence: tests/lab4/discovery-basis-path.test.ts and evidence/production-validation-local/discovery-basis-vitest.json, discovery-basis-observations.json and discovery-basis-vitest.log. The focused run passed 5 tests in 1 file with zero failures; this is not an instrumented branch-coverage result.</w:t>
       </w:r>
     </w:p>
     <w:p>
@@ -23087,7 +23721,7 @@
           <w:b w:val="0"/>
           <w:sz w:val="20"/>
         </w:rPr>
-        <w:t>All 223 focused checks passed with no failed or skipped tests. Execution used Node 22.17.0 and Vitest 4.1.11 on 20 October 2026, between 15:52 and 15:54 Singapore time. The report reuses the recorded outputs; no manual browser result is inferred from those checks.</w:t>
+        <w:t>The local evidence totals 228 passing checks across 13 files: the original 223-test snapshot at 15:52–15:54 SGT and five isolated discovery basis tests at 16:51 SGT on 20 October 2026. Execution used Node 22.17.0 and Vitest 4.1.11, with no failures or skips in these selections. These outputs remain separate from the production HTTP and browser observations above.</w:t>
       </w:r>
     </w:p>
     <w:tbl>
@@ -23959,7 +24593,7 @@
                 <w:color w:val="000000"/>
                 <w:sz w:val="18"/>
               </w:rPr>
-              <w:t>Visibility routes actions and OpenAPI</w:t>
+              <w:t>Isolated discovery basis inputs</w:t>
             </w:r>
           </w:p>
         </w:tc>
@@ -23988,7 +24622,7 @@
                 <w:color w:val="000000"/>
                 <w:sz w:val="18"/>
               </w:rPr>
-              <w:t>33</w:t>
+              <w:t>5</w:t>
             </w:r>
           </w:p>
         </w:tc>
@@ -24016,7 +24650,7 @@
                 <w:color w:val="000000"/>
                 <w:sz w:val="18"/>
               </w:rPr>
-              <w:t>20 route, 11 action and 2 contract checks</w:t>
+              <w:t>One optional filter per test; exact SQL predicates and bound values</w:t>
             </w:r>
           </w:p>
         </w:tc>
@@ -24050,7 +24684,7 @@
                 <w:color w:val="000000"/>
                 <w:sz w:val="18"/>
               </w:rPr>
-              <w:t>Total</w:t>
+              <w:t>Visibility routes actions and OpenAPI</w:t>
             </w:r>
           </w:p>
         </w:tc>
@@ -24079,7 +24713,7 @@
                 <w:color w:val="000000"/>
                 <w:sz w:val="18"/>
               </w:rPr>
-              <w:t>223</w:t>
+              <w:t>33</w:t>
             </w:r>
           </w:p>
         </w:tc>
@@ -24107,7 +24741,98 @@
                 <w:color w:val="000000"/>
                 <w:sz w:val="18"/>
               </w:rPr>
-              <w:t>12 distinct files; no browser, real database or external payment execution</w:t>
+              <w:t>20 route, 11 action and 2 contract checks</w:t>
+            </w:r>
+          </w:p>
+        </w:tc>
+      </w:tr>
+      <w:tr>
+        <w:trPr>
+          <w:cantSplit/>
+        </w:trPr>
+        <w:tc>
+          <w:tcPr>
+            <w:tcW w:type="dxa" w:w="4824"/>
+            <w:vAlign w:val="center"/>
+            <w:tcMar>
+              <w:top w:w="75" w:type="dxa"/>
+              <w:left w:w="75" w:type="dxa"/>
+              <w:bottom w:w="75" w:type="dxa"/>
+              <w:right w:w="75" w:type="dxa"/>
+            </w:tcMar>
+            <w:shd w:fill="FFFFFF"/>
+          </w:tcPr>
+          <w:p>
+            <w:pPr>
+              <w:keepNext w:val="0"/>
+              <w:spacing w:after="0" w:line="250" w:lineRule="auto"/>
+              <w:jc w:val="center"/>
+            </w:pPr>
+            <w:r>
+              <w:rPr>
+                <w:rFonts w:ascii="Arial" w:hAnsi="Arial"/>
+                <w:b w:val="0"/>
+                <w:color w:val="000000"/>
+                <w:sz w:val="18"/>
+              </w:rPr>
+              <w:t>Total local focused evidence</w:t>
+            </w:r>
+          </w:p>
+        </w:tc>
+        <w:tc>
+          <w:tcPr>
+            <w:tcW w:type="dxa" w:w="936"/>
+            <w:vAlign w:val="center"/>
+            <w:tcMar>
+              <w:top w:w="75" w:type="dxa"/>
+              <w:left w:w="75" w:type="dxa"/>
+              <w:bottom w:w="75" w:type="dxa"/>
+              <w:right w:w="75" w:type="dxa"/>
+            </w:tcMar>
+            <w:shd w:fill="FFFFFF"/>
+          </w:tcPr>
+          <w:p>
+            <w:pPr>
+              <w:keepNext w:val="0"/>
+              <w:spacing w:after="0" w:line="250" w:lineRule="auto"/>
+              <w:jc w:val="center"/>
+            </w:pPr>
+            <w:r>
+              <w:rPr>
+                <w:rFonts w:ascii="Arial" w:hAnsi="Arial"/>
+                <w:b w:val="0"/>
+                <w:color w:val="000000"/>
+                <w:sz w:val="18"/>
+              </w:rPr>
+              <w:t>228</w:t>
+            </w:r>
+          </w:p>
+        </w:tc>
+        <w:tc>
+          <w:tcPr>
+            <w:tcW w:type="dxa" w:w="9331"/>
+            <w:vAlign w:val="center"/>
+            <w:tcMar>
+              <w:top w:w="75" w:type="dxa"/>
+              <w:left w:w="75" w:type="dxa"/>
+              <w:bottom w:w="75" w:type="dxa"/>
+              <w:right w:w="75" w:type="dxa"/>
+            </w:tcMar>
+            <w:shd w:fill="FFFFFF"/>
+          </w:tcPr>
+          <w:p>
+            <w:pPr>
+              <w:keepNext w:val="0"/>
+              <w:spacing w:after="0" w:line="250" w:lineRule="auto"/>
+            </w:pPr>
+            <w:r>
+              <w:rPr>
+                <w:rFonts w:ascii="Arial" w:hAnsi="Arial"/>
+                <w:b w:val="0"/>
+                <w:color w:val="000000"/>
+                <w:sz w:val="18"/>
+              </w:rPr>
+              <w:t>13 distinct files; no real database or external payment execution</w:t>
             </w:r>
           </w:p>
         </w:tc>
@@ -24124,7 +24849,7 @@
           <w:b w:val="0"/>
           <w:sz w:val="18"/>
         </w:rPr>
-        <w:t>Evidence files retain the two timestamped Vitest JSON reports and console logs. The accompanying README provides exact reproduction commands and source links. Tests inspect mocks and in-memory state; PostgreSQL atomicity, concurrent transactions, provider payments and the three-second discovery update target still require their service-backed checks.</w:t>
+        <w:t>Evidence files retain three timestamped Vitest JSON reports and console logs. The accompanying README provides exact reproduction commands and source links. Tests inspect mocks and in-memory state; PostgreSQL atomicity, concurrent transactions, provider payments and the three-second discovery update target still require their service-backed checks.</w:t>
       </w:r>
     </w:p>
     <w:p>
@@ -24133,7 +24858,7 @@
           <w:b w:val="0"/>
           <w:sz w:val="18"/>
         </w:rPr>
-        <w:t>No branch-coverage percentage, MC/DC result or whole-system pass claim is made. The five isolated discovery filter paths remain proposed; combined-filter tests do not establish that exact independent basis. Cancellation's caller loop and all helper internals excluded from a graph need their own tests.</w:t>
+        <w:t>No branch-coverage percentage, MC/DC result or whole-system pass claim is made. All six predicted discovery basis inputs now have local SQL-construction evidence, including five new isolated filters. The paths remain source-derived predictions, not instrumented traces. Cancellation's caller loop and all helper internals excluded from a graph need their own tests.</w:t>
       </w:r>
     </w:p>
     <w:sectPr>

--- a/docs/testing/session-testing/session-testing-report.docx
+++ b/docs/testing/session-testing/session-testing-report.docx
@@ -34,7 +34,7 @@
         <w:rPr>
           <w:b/>
         </w:rPr>
-        <w:t>The focused local snapshot passed 228 tests across 13 files. Production execution passed 2 smoke tests, 19 public GET checks, 3 protected GET checks and 7 browser checks, with overlapping assertions. Of 40 scenario groups, 2 passed, 4 are partial, 18 are blocked by fixtures or account setup and 16 await controlled execution or account setup. A separate appendix records 46 local creation boundary tests.</w:t>
+        <w:t>The focused local snapshot passed 228 tests across 13 files. Production execution passed 2 smoke tests, 19 public GET checks, 3 protected GET checks, 7 anonymous browser observations, 23 authenticated browser observations and 9 additional API checks, with overlapping assertions. The browser and API runs each recorded the payout-availability blocker separately. Of 40 scenario groups, 3 passed, 8 are partial, 15 are blocked and 14 await controlled execution. A separate appendix records 46 local creation boundary tests.</w:t>
       </w:r>
     </w:p>
     <w:tbl>
@@ -1247,7 +1247,7 @@
                 <w:color w:val="000000"/>
                 <w:sz w:val="17"/>
               </w:rPr>
-              <w:t>Anonymous API and browser pass; signed-in comparison not run.</w:t>
+              <w:t>Anonymous and signed-in views both empty; populated comparison not run.</w:t>
             </w:r>
           </w:p>
         </w:tc>
@@ -1451,7 +1451,7 @@
                 <w:color w:val="000000"/>
                 <w:sz w:val="17"/>
               </w:rPr>
-              <w:t>Not run. No controlled public/private, open/cancelled and full/non-full sessions.</w:t>
+              <w:t>No controlled visibility/state fixtures; payout setup unavailable.</w:t>
             </w:r>
           </w:p>
         </w:tc>
@@ -3171,7 +3171,7 @@
                 <w:color w:val="000000"/>
                 <w:sz w:val="17"/>
               </w:rPr>
-              <w:t>Not run. Ready booker and authenticated API harness needed to test omitted defaults.</w:t>
+              <w:t>Account exists; payout setup unavailable. Successful API creation not run.</w:t>
             </w:r>
           </w:p>
         </w:tc>
@@ -3375,7 +3375,7 @@
                 <w:color w:val="000000"/>
                 <w:sz w:val="17"/>
               </w:rPr>
-              <w:t>Not run. Ready booker and API inputs needed for every capacity partition.</w:t>
+              <w:t>UI stepper limits 2/29/30 observed; API/persistence cases blocked.</w:t>
             </w:r>
           </w:p>
         </w:tc>
@@ -3579,7 +3579,7 @@
                 <w:color w:val="000000"/>
                 <w:sz w:val="17"/>
               </w:rPr>
-              <w:t>Not run. Ready booker and API inputs needed for every headcount partition.</w:t>
+              <w:t>UI headcount limits 2..capacity observed; API/persistence cases blocked.</w:t>
             </w:r>
           </w:p>
         </w:tc>
@@ -3783,7 +3783,7 @@
                 <w:color w:val="000000"/>
                 <w:sz w:val="17"/>
               </w:rPr>
-              <w:t>Not run. Ready booker needed to verify accepted prices and saved state.</w:t>
+              <w:t>333c/range display and invalid 166/667/333.5c UI checks pass; accepted saves blocked.</w:t>
             </w:r>
           </w:p>
         </w:tc>
@@ -3812,7 +3812,7 @@
                 <w:color w:val="000000"/>
                 <w:sz w:val="17"/>
               </w:rPr>
-              <w:t>Blocked</w:t>
+              <w:t>Partial</w:t>
             </w:r>
           </w:p>
         </w:tc>
@@ -3987,7 +3987,7 @@
                 <w:color w:val="000000"/>
                 <w:sz w:val="17"/>
               </w:rPr>
-              <w:t>Not run. Ready booker and API inputs needed for all cost and reliability partitions.</w:t>
+              <w:t>Negative/zero/too-small costs rejected in UI; accepted costs and reliability not run.</w:t>
             </w:r>
           </w:p>
         </w:tc>
@@ -4016,7 +4016,7 @@
                 <w:color w:val="000000"/>
                 <w:sz w:val="17"/>
               </w:rPr>
-              <w:t>Blocked</w:t>
+              <w:t>Partial</w:t>
             </w:r>
           </w:p>
         </w:tc>
@@ -4191,7 +4191,7 @@
                 <w:color w:val="000000"/>
                 <w:sz w:val="17"/>
               </w:rPr>
-              <w:t>Not run. Controlled clock and API harness needed for millisecond boundaries.</w:t>
+              <w:t>Past date and invalid minute durations rejected in UI; exact-ms cases pending.</w:t>
             </w:r>
           </w:p>
         </w:tc>
@@ -4395,7 +4395,7 @@
                 <w:color w:val="000000"/>
                 <w:sz w:val="17"/>
               </w:rPr>
-              <w:t>Not run. Prepared test account awaits final terms acceptance; account-state fixtures absent.</w:t>
+              <w:t>Blank venue UI rejected; creation API 409 payout guard; hosted API 200 with zero sessions.</w:t>
             </w:r>
           </w:p>
         </w:tc>
@@ -4424,7 +4424,7 @@
                 <w:color w:val="000000"/>
                 <w:sz w:val="17"/>
               </w:rPr>
-              <w:t>Pending</w:t>
+              <w:t>Partial</w:t>
             </w:r>
           </w:p>
         </w:tc>
@@ -5095,7 +5095,7 @@
                 <w:color w:val="000000"/>
                 <w:sz w:val="17"/>
               </w:rPr>
-              <w:t>Not run. No owned OPEN future session; creation requires completed payout setup.</w:t>
+              <w:t>No owned OPEN session; payout setup unavailable.</w:t>
             </w:r>
           </w:p>
         </w:tc>
@@ -5299,7 +5299,7 @@
                 <w:color w:val="000000"/>
                 <w:sz w:val="17"/>
               </w:rPr>
-              <w:t>Not run. No owned PUBLIC future session.</w:t>
+              <w:t>No owned PUBLIC session; payout setup unavailable.</w:t>
             </w:r>
           </w:p>
         </w:tc>
@@ -5503,7 +5503,7 @@
                 <w:color w:val="000000"/>
                 <w:sz w:val="17"/>
               </w:rPr>
-              <w:t>Not run. Requires owned session and foreign/inactive identities; visibility requests not run.</w:t>
+              <w:t>Anonymous API request rejected 401; inactive/non-owner cases not run.</w:t>
             </w:r>
           </w:p>
         </w:tc>
@@ -5532,7 +5532,7 @@
                 <w:color w:val="000000"/>
                 <w:sz w:val="17"/>
               </w:rPr>
-              <w:t>Pending</w:t>
+              <w:t>Partial</w:t>
             </w:r>
           </w:p>
         </w:tc>
@@ -5707,7 +5707,7 @@
                 <w:color w:val="000000"/>
                 <w:sz w:val="17"/>
               </w:rPr>
-              <w:t>Not run. One-place, full and replacement-reserved fixtures absent.</w:t>
+              <w:t>One-place/full/reserved fixtures unavailable.</w:t>
             </w:r>
           </w:p>
         </w:tc>
@@ -6115,7 +6115,7 @@
                 <w:color w:val="000000"/>
                 <w:sz w:val="17"/>
               </w:rPr>
-              <w:t>Not run. Eligible/full/closed/foreign fixtures and authenticated API harness absent.</w:t>
+              <w:t>Eligible/full/closed/foreign session fixtures absent.</w:t>
             </w:r>
           </w:p>
         </w:tc>
@@ -6319,7 +6319,7 @@
                 <w:color w:val="000000"/>
                 <w:sz w:val="17"/>
               </w:rPr>
-              <w:t>Not run. Authentication required to reach visibility input parser.</w:t>
+              <w:t>Six API parser checks pass: invalid inputs 400; valid enums reach missing-session 404.</w:t>
             </w:r>
           </w:p>
         </w:tc>
@@ -6348,7 +6348,7 @@
                 <w:color w:val="000000"/>
                 <w:sz w:val="17"/>
               </w:rPr>
-              <w:t>Blocked</w:t>
+              <w:t>Pass (API)</w:t>
             </w:r>
           </w:p>
         </w:tc>
@@ -6578,7 +6578,7 @@
           <w:b w:val="0"/>
           <w:sz w:val="17"/>
         </w:rPr>
-        <w:t>Source: app/sessions/visibility-input.ts:8-13; use-cases/sessions/ToggleSessionVisibility.ts:23-35; domain/accounts/booker.ts:172-198; app/sessions/README.md:242-291.</w:t>
+        <w:t>Source: app/sessions/visibility-input.ts:8-13; use-cases/sessions/ToggleSessionVisibility.ts:20-31; domain/accounts/booker.ts:172-198; app/sessions/README.md:242-291.</w:t>
       </w:r>
     </w:p>
     <w:p>
@@ -7019,7 +7019,7 @@
                 <w:color w:val="000000"/>
                 <w:sz w:val="17"/>
               </w:rPr>
-              <w:t>Not run. No committed target holding the historical 733c share.</w:t>
+              <w:t>No funded committed target; payout/top-up UI unavailable.</w:t>
             </w:r>
           </w:p>
         </w:tc>
@@ -7427,7 +7427,7 @@
                 <w:color w:val="000000"/>
                 <w:sz w:val="17"/>
               </w:rPr>
-              <w:t>Not run. Waitlisted/left/withdrawn/removed target fixtures absent.</w:t>
+              <w:t>Required participant-state fixtures absent.</w:t>
             </w:r>
           </w:p>
         </w:tc>
@@ -7631,7 +7631,7 @@
                 <w:color w:val="000000"/>
                 <w:sz w:val="17"/>
               </w:rPr>
-              <w:t>Not run. Foreign/inactive identities and owned session/target fixtures absent.</w:t>
+              <w:t>Foreign/inactive and owned target fixtures absent.</w:t>
             </w:r>
           </w:p>
         </w:tc>
@@ -8943,7 +8943,7 @@
                 <w:color w:val="000000"/>
                 <w:sz w:val="17"/>
               </w:rPr>
-              <w:t>Not run. Two committed targets holding 500c and 733c absent.</w:t>
+              <w:t>No funded 500c/733c targets; payout/top-up UI unavailable.</w:t>
             </w:r>
           </w:p>
         </w:tc>
@@ -9147,7 +9147,7 @@
                 <w:color w:val="000000"/>
                 <w:sz w:val="17"/>
               </w:rPr>
-              <w:t>Not run. No owned empty or full session available.</w:t>
+              <w:t>No owned empty/full session; payout setup unavailable.</w:t>
             </w:r>
           </w:p>
         </w:tc>
@@ -9351,7 +9351,7 @@
                 <w:color w:val="000000"/>
                 <w:sz w:val="17"/>
               </w:rPr>
-              <w:t>Not run. Mixed committed/waitlisted/removed history fixture absent.</w:t>
+              <w:t>Mixed participant-history fixture absent.</w:t>
             </w:r>
           </w:p>
         </w:tc>
@@ -9963,7 +9963,7 @@
                 <w:color w:val="000000"/>
                 <w:sz w:val="17"/>
               </w:rPr>
-              <w:t>Not run. No owned eligible session and cancellation preview.</w:t>
+              <w:t>No owned session or cancellation preview.</w:t>
             </w:r>
           </w:p>
         </w:tc>
@@ -10457,7 +10457,7 @@
           <w:b w:val="0"/>
           <w:sz w:val="20"/>
         </w:rPr>
-        <w:t>The public discovery service returned HTTP 200, a valid empty page and Cache-Control: no-store. D05 search-length boundaries passed through both HTTP and browser interfaces. D07 malformed-filter inputs passed through HTTP; browser checks also showed errors for missing date and equal or reversed time bounds.</w:t>
+        <w:t>The public discovery service returned HTTP 200, a valid empty page and Cache-Control: no-store. D05 search-length boundaries passed through HTTP and browser interfaces. D07 malformed-filter inputs passed through HTTP; selected browser time errors were also observed.</w:t>
       </w:r>
     </w:p>
     <w:p>
@@ -10466,7 +10466,7 @@
           <w:b w:val="0"/>
           <w:sz w:val="20"/>
         </w:rPr>
-        <w:t>The empty dataset limited filtering and pagination checks. D01, D04, D06 and D08 therefore remain partial: query acceptance and the zero-result view do not establish matching, lifecycle exclusion, exact time boundaries or multi-page results.</w:t>
+        <w:t>Anonymous and signed-in discovery both showed the empty result. Populated filtering, exact-time and pagination fixtures remain unavailable. V07 now passes all six API transport subcases: invalid inputs returned 400, while exact valid enums reached the nonexistent-session 404 response. No saved visibility change is claimed.</w:t>
       </w:r>
     </w:p>
     <w:p>
@@ -10475,7 +10475,7 @@
           <w:b w:val="0"/>
           <w:sz w:val="20"/>
         </w:rPr>
-        <w:t>Account registration was prepared as Neoh Session QA. Public authentication settings enable email signup and auto-confirmation. The final Create account step accepts Terms and Privacy Policy and was awaiting confirmation when this report was generated; no account or session was created. Hosting additionally requires completed Stripe test-mode payout onboarding.</w:t>
+        <w:t>Neoh Session QA was created and signed in. Creation API returned 409 PAYOUT_ACCOUNT_NOT_READY, and the hosted API returned 200 with zero sessions. Payout-account GET returned 503 PAYOUTS_UNAVAILABLE. Wallet balances were zero and top-up UI said coming soon, preventing owned-session and funded-participant fixtures.</w:t>
       </w:r>
     </w:p>
     <w:tbl>
@@ -10888,7 +10888,7 @@
                 <w:color w:val="000000"/>
                 <w:sz w:val="18"/>
               </w:rPr>
-              <w:t>Browser observations</w:t>
+              <w:t>Anonymous browser observations</w:t>
             </w:r>
           </w:p>
         </w:tc>
@@ -10944,97 +10944,7 @@
                 <w:color w:val="000000"/>
                 <w:sz w:val="18"/>
               </w:rPr>
-              <w:t>7 observations passed. No sign-in or management action was executed.</w:t>
-            </w:r>
-          </w:p>
-        </w:tc>
-      </w:tr>
-      <w:tr>
-        <w:trPr>
-          <w:cantSplit/>
-        </w:trPr>
-        <w:tc>
-          <w:tcPr>
-            <w:tcW w:type="dxa" w:w="3168"/>
-            <w:vAlign w:val="center"/>
-            <w:tcMar>
-              <w:top w:w="75" w:type="dxa"/>
-              <w:left w:w="75" w:type="dxa"/>
-              <w:bottom w:w="75" w:type="dxa"/>
-              <w:right w:w="75" w:type="dxa"/>
-            </w:tcMar>
-            <w:shd w:fill="FFFFFF"/>
-          </w:tcPr>
-          <w:p>
-            <w:pPr>
-              <w:keepNext w:val="0"/>
-              <w:spacing w:after="0" w:line="250" w:lineRule="auto"/>
-              <w:jc w:val="center"/>
-            </w:pPr>
-            <w:r>
-              <w:rPr>
-                <w:rFonts w:ascii="Arial" w:hAnsi="Arial"/>
-                <w:b w:val="0"/>
-                <w:color w:val="000000"/>
-                <w:sz w:val="18"/>
-              </w:rPr>
-              <w:t>Test account setup</w:t>
-            </w:r>
-          </w:p>
-        </w:tc>
-        <w:tc>
-          <w:tcPr>
-            <w:tcW w:type="dxa" w:w="7488"/>
-            <w:vAlign w:val="center"/>
-            <w:tcMar>
-              <w:top w:w="75" w:type="dxa"/>
-              <w:left w:w="75" w:type="dxa"/>
-              <w:bottom w:w="75" w:type="dxa"/>
-              <w:right w:w="75" w:type="dxa"/>
-            </w:tcMar>
-            <w:shd w:fill="FFFFFF"/>
-          </w:tcPr>
-          <w:p>
-            <w:pPr>
-              <w:keepNext w:val="0"/>
-              <w:spacing w:after="0" w:line="250" w:lineRule="auto"/>
-            </w:pPr>
-            <w:r>
-              <w:rPr>
-                <w:rFonts w:ascii="Arial" w:hAnsi="Arial"/>
-                <w:b w:val="0"/>
-                <w:color w:val="000000"/>
-                <w:sz w:val="18"/>
-              </w:rPr>
-              <w:t>Profile form prepared; final Terms/Privacy acceptance not submitted.</w:t>
-            </w:r>
-          </w:p>
-        </w:tc>
-        <w:tc>
-          <w:tcPr>
-            <w:tcW w:type="dxa" w:w="4435"/>
-            <w:vAlign w:val="center"/>
-            <w:tcMar>
-              <w:top w:w="75" w:type="dxa"/>
-              <w:left w:w="75" w:type="dxa"/>
-              <w:bottom w:w="75" w:type="dxa"/>
-              <w:right w:w="75" w:type="dxa"/>
-            </w:tcMar>
-            <w:shd w:fill="FFFFFF"/>
-          </w:tcPr>
-          <w:p>
-            <w:pPr>
-              <w:keepNext w:val="0"/>
-              <w:spacing w:after="0" w:line="250" w:lineRule="auto"/>
-            </w:pPr>
-            <w:r>
-              <w:rPr>
-                <w:rFonts w:ascii="Arial" w:hAnsi="Arial"/>
-                <w:b w:val="0"/>
-                <w:color w:val="000000"/>
-                <w:sz w:val="18"/>
-              </w:rPr>
-              <w:t>Account-dependent cases await confirmation and setup.</w:t>
+              <w:t>7 earlier observations passed; retained separately from the authenticated run.</w:t>
             </w:r>
           </w:p>
         </w:tc>
@@ -11051,7 +10961,7 @@
           <w:b w:val="0"/>
           <w:sz w:val="18"/>
         </w:rPr>
-        <w:t>The check counts are separate suites and include overlapping assertions; do not add them into a unique-case total or combine them with local unit totals. No live session creation, visibility change, removal, cancellation, financial refund, concurrent transaction or injected failure is claimed. Controlled-clock and failure-injection scenarios remain pending; missing account/participant/session fixtures are marked blocked.</w:t>
+        <w:t>Counts describe separate suites with overlapping assertions; do not sum them into a unique-case total or combine them with local unit totals. One test account was created. Production creation returned 409 PAYOUT_ACCOUNT_NOT_READY, while hosted GET returned 200 with zero sessions; this is application-level evidence, not a database query. No successful live session creation, visibility change, removal, cancellation, refund, concurrent transaction or injected failure is claimed. Controlled-clock/failure-injection cases remain pending; unavailable session, participant, account-state and funding fixtures remain blocked.</w:t>
       </w:r>
     </w:p>
     <w:p>
@@ -11061,6 +10971,1580 @@
           <w:sz w:val="18"/>
         </w:rPr>
         <w:t>Evidence: evidence/production/ contains sanitized HTTP results, browser observations and the read-only reproduction script. No account passwords, tokens or private user records are included.</w:t>
+      </w:r>
+    </w:p>
+    <w:p>
+      <w:r>
+        <w:br w:type="page"/>
+      </w:r>
+    </w:p>
+    <w:p>
+      <w:pPr>
+        <w:pStyle w:val="Heading1"/>
+      </w:pPr>
+      <w:r>
+        <w:t>Authenticated browser checks</w:t>
+      </w:r>
+    </w:p>
+    <w:p>
+      <w:r>
+        <w:rPr>
+          <w:b w:val="0"/>
+          <w:sz w:val="20"/>
+        </w:rPr>
+        <w:t>An approved production signup created Neoh Session QA at 17:04:24 Singapore time on 20 October 2026. The signed-in browser recorded 23 successful observations and one payout-availability blocker from 17:05:31 to 17:12:58. These are UI observations; the browser run did not capture an authenticated creation HTTP status. A later API run, reported separately, captured the exact status. Credentials are excluded from evidence.</w:t>
+      </w:r>
+    </w:p>
+    <w:tbl>
+      <w:tblPr>
+        <w:tblW w:type="auto" w:w="0"/>
+        <w:jc w:val="center"/>
+        <w:tblLayout w:type="fixed"/>
+        <w:tblLook w:firstColumn="1" w:firstRow="1" w:lastColumn="0" w:lastRow="0" w:noHBand="0" w:noVBand="1" w:val="04A0"/>
+        <w:tblBorders>
+          <w:top w:val="single" w:sz="4" w:color="D9D9D9"/>
+          <w:left w:val="single" w:sz="4" w:color="D9D9D9"/>
+          <w:bottom w:val="single" w:sz="4" w:color="D9D9D9"/>
+          <w:right w:val="single" w:sz="4" w:color="D9D9D9"/>
+          <w:insideH w:val="single" w:sz="4" w:color="D9D9D9"/>
+          <w:insideV w:val="single" w:sz="4" w:color="D9D9D9"/>
+        </w:tblBorders>
+      </w:tblPr>
+      <w:tblGrid>
+        <w:gridCol w:w="3168"/>
+        <w:gridCol w:w="7488"/>
+        <w:gridCol w:w="4435"/>
+      </w:tblGrid>
+      <w:tr>
+        <w:trPr>
+          <w:cantSplit/>
+          <w:tblHeader/>
+        </w:trPr>
+        <w:tc>
+          <w:tcPr>
+            <w:tcW w:type="dxa" w:w="3168"/>
+            <w:vAlign w:val="center"/>
+            <w:tcMar>
+              <w:top w:w="75" w:type="dxa"/>
+              <w:left w:w="75" w:type="dxa"/>
+              <w:bottom w:w="75" w:type="dxa"/>
+              <w:right w:w="75" w:type="dxa"/>
+            </w:tcMar>
+            <w:shd w:fill="E7E7E7"/>
+          </w:tcPr>
+          <w:p>
+            <w:pPr>
+              <w:keepNext/>
+              <w:spacing w:after="0" w:line="250" w:lineRule="auto"/>
+              <w:jc w:val="center"/>
+            </w:pPr>
+            <w:r>
+              <w:rPr>
+                <w:rFonts w:ascii="Arial" w:hAnsi="Arial"/>
+                <w:b/>
+                <w:color w:val="000000"/>
+                <w:sz w:val="18"/>
+              </w:rPr>
+              <w:t>Check</w:t>
+            </w:r>
+          </w:p>
+        </w:tc>
+        <w:tc>
+          <w:tcPr>
+            <w:tcW w:type="dxa" w:w="7488"/>
+            <w:vAlign w:val="center"/>
+            <w:tcMar>
+              <w:top w:w="75" w:type="dxa"/>
+              <w:left w:w="75" w:type="dxa"/>
+              <w:bottom w:w="75" w:type="dxa"/>
+              <w:right w:w="75" w:type="dxa"/>
+            </w:tcMar>
+            <w:shd w:fill="E7E7E7"/>
+          </w:tcPr>
+          <w:p>
+            <w:pPr>
+              <w:keepNext/>
+              <w:spacing w:after="0" w:line="250" w:lineRule="auto"/>
+            </w:pPr>
+            <w:r>
+              <w:rPr>
+                <w:rFonts w:ascii="Arial" w:hAnsi="Arial"/>
+                <w:b/>
+                <w:color w:val="000000"/>
+                <w:sz w:val="18"/>
+              </w:rPr>
+              <w:t>Observed output</w:t>
+            </w:r>
+          </w:p>
+        </w:tc>
+        <w:tc>
+          <w:tcPr>
+            <w:tcW w:type="dxa" w:w="4435"/>
+            <w:vAlign w:val="center"/>
+            <w:tcMar>
+              <w:top w:w="75" w:type="dxa"/>
+              <w:left w:w="75" w:type="dxa"/>
+              <w:bottom w:w="75" w:type="dxa"/>
+              <w:right w:w="75" w:type="dxa"/>
+            </w:tcMar>
+            <w:shd w:fill="E7E7E7"/>
+          </w:tcPr>
+          <w:p>
+            <w:pPr>
+              <w:keepNext/>
+              <w:spacing w:after="0" w:line="250" w:lineRule="auto"/>
+            </w:pPr>
+            <w:r>
+              <w:rPr>
+                <w:rFonts w:ascii="Arial" w:hAnsi="Arial"/>
+                <w:b/>
+                <w:color w:val="000000"/>
+                <w:sz w:val="18"/>
+              </w:rPr>
+              <w:t>Conclusion</w:t>
+            </w:r>
+          </w:p>
+        </w:tc>
+      </w:tr>
+      <w:tr>
+        <w:trPr>
+          <w:cantSplit/>
+        </w:trPr>
+        <w:tc>
+          <w:tcPr>
+            <w:tcW w:type="dxa" w:w="3168"/>
+            <w:vAlign w:val="center"/>
+            <w:tcMar>
+              <w:top w:w="75" w:type="dxa"/>
+              <w:left w:w="75" w:type="dxa"/>
+              <w:bottom w:w="75" w:type="dxa"/>
+              <w:right w:w="75" w:type="dxa"/>
+            </w:tcMar>
+            <w:shd w:fill="FFFFFF"/>
+          </w:tcPr>
+          <w:p>
+            <w:pPr>
+              <w:keepNext w:val="0"/>
+              <w:spacing w:after="0" w:line="250" w:lineRule="auto"/>
+              <w:jc w:val="center"/>
+            </w:pPr>
+            <w:r>
+              <w:rPr>
+                <w:rFonts w:ascii="Arial" w:hAnsi="Arial"/>
+                <w:b w:val="0"/>
+                <w:color w:val="000000"/>
+                <w:sz w:val="18"/>
+              </w:rPr>
+              <w:t>Signup and discovery</w:t>
+            </w:r>
+          </w:p>
+        </w:tc>
+        <w:tc>
+          <w:tcPr>
+            <w:tcW w:type="dxa" w:w="7488"/>
+            <w:vAlign w:val="center"/>
+            <w:tcMar>
+              <w:top w:w="75" w:type="dxa"/>
+              <w:left w:w="75" w:type="dxa"/>
+              <w:bottom w:w="75" w:type="dxa"/>
+              <w:right w:w="75" w:type="dxa"/>
+            </w:tcMar>
+            <w:shd w:fill="FFFFFF"/>
+          </w:tcPr>
+          <w:p>
+            <w:pPr>
+              <w:keepNext w:val="0"/>
+              <w:spacing w:after="0" w:line="250" w:lineRule="auto"/>
+            </w:pPr>
+            <w:r>
+              <w:rPr>
+                <w:rFonts w:ascii="Arial" w:hAnsi="Arial"/>
+                <w:b w:val="0"/>
+                <w:color w:val="000000"/>
+                <w:sz w:val="18"/>
+              </w:rPr>
+              <w:t>Account created and signed in; signed-in Discover showed the same empty result as the anonymous run.</w:t>
+            </w:r>
+          </w:p>
+        </w:tc>
+        <w:tc>
+          <w:tcPr>
+            <w:tcW w:type="dxa" w:w="4435"/>
+            <w:vAlign w:val="center"/>
+            <w:tcMar>
+              <w:top w:w="75" w:type="dxa"/>
+              <w:left w:w="75" w:type="dxa"/>
+              <w:bottom w:w="75" w:type="dxa"/>
+              <w:right w:w="75" w:type="dxa"/>
+            </w:tcMar>
+            <w:shd w:fill="FFFFFF"/>
+          </w:tcPr>
+          <w:p>
+            <w:pPr>
+              <w:keepNext w:val="0"/>
+              <w:spacing w:after="0" w:line="250" w:lineRule="auto"/>
+            </w:pPr>
+            <w:r>
+              <w:rPr>
+                <w:rFonts w:ascii="Arial" w:hAnsi="Arial"/>
+                <w:b w:val="0"/>
+                <w:color w:val="000000"/>
+                <w:sz w:val="18"/>
+              </w:rPr>
+              <w:t>D01 remains partial without populated fixtures.</w:t>
+            </w:r>
+          </w:p>
+        </w:tc>
+      </w:tr>
+      <w:tr>
+        <w:trPr>
+          <w:cantSplit/>
+        </w:trPr>
+        <w:tc>
+          <w:tcPr>
+            <w:tcW w:type="dxa" w:w="3168"/>
+            <w:vAlign w:val="center"/>
+            <w:tcMar>
+              <w:top w:w="75" w:type="dxa"/>
+              <w:left w:w="75" w:type="dxa"/>
+              <w:bottom w:w="75" w:type="dxa"/>
+              <w:right w:w="75" w:type="dxa"/>
+            </w:tcMar>
+            <w:shd w:fill="FFFFFF"/>
+          </w:tcPr>
+          <w:p>
+            <w:pPr>
+              <w:keepNext w:val="0"/>
+              <w:spacing w:after="0" w:line="250" w:lineRule="auto"/>
+              <w:jc w:val="center"/>
+            </w:pPr>
+            <w:r>
+              <w:rPr>
+                <w:rFonts w:ascii="Arial" w:hAnsi="Arial"/>
+                <w:b w:val="0"/>
+                <w:color w:val="000000"/>
+                <w:sz w:val="18"/>
+              </w:rPr>
+              <w:t>Schedule dialog</w:t>
+            </w:r>
+          </w:p>
+        </w:tc>
+        <w:tc>
+          <w:tcPr>
+            <w:tcW w:type="dxa" w:w="7488"/>
+            <w:vAlign w:val="center"/>
+            <w:tcMar>
+              <w:top w:w="75" w:type="dxa"/>
+              <w:left w:w="75" w:type="dxa"/>
+              <w:bottom w:w="75" w:type="dxa"/>
+              <w:right w:w="75" w:type="dxa"/>
+            </w:tcMar>
+            <w:shd w:fill="FFFFFF"/>
+          </w:tcPr>
+          <w:p>
+            <w:pPr>
+              <w:keepNext w:val="0"/>
+              <w:spacing w:after="0" w:line="250" w:lineRule="auto"/>
+            </w:pPr>
+            <w:r>
+              <w:rPr>
+                <w:rFonts w:ascii="Arial" w:hAnsi="Arial"/>
+                <w:b w:val="0"/>
+                <w:color w:val="000000"/>
+                <w:sz w:val="18"/>
+              </w:rPr>
+              <w:t>Zero, negative and fractional-minute durations rejected; a past start date rejected.</w:t>
+            </w:r>
+          </w:p>
+        </w:tc>
+        <w:tc>
+          <w:tcPr>
+            <w:tcW w:type="dxa" w:w="4435"/>
+            <w:vAlign w:val="center"/>
+            <w:tcMar>
+              <w:top w:w="75" w:type="dxa"/>
+              <w:left w:w="75" w:type="dxa"/>
+              <w:bottom w:w="75" w:type="dxa"/>
+              <w:right w:w="75" w:type="dxa"/>
+            </w:tcMar>
+            <w:shd w:fill="FFFFFF"/>
+          </w:tcPr>
+          <w:p>
+            <w:pPr>
+              <w:keepNext w:val="0"/>
+              <w:spacing w:after="0" w:line="250" w:lineRule="auto"/>
+            </w:pPr>
+            <w:r>
+              <w:rPr>
+                <w:rFonts w:ascii="Arial" w:hAnsi="Arial"/>
+                <w:b w:val="0"/>
+                <w:color w:val="000000"/>
+                <w:sz w:val="18"/>
+              </w:rPr>
+              <w:t>Supplemental UI checks; C06 exact-ms cases pending.</w:t>
+            </w:r>
+          </w:p>
+        </w:tc>
+      </w:tr>
+      <w:tr>
+        <w:trPr>
+          <w:cantSplit/>
+        </w:trPr>
+        <w:tc>
+          <w:tcPr>
+            <w:tcW w:type="dxa" w:w="3168"/>
+            <w:vAlign w:val="center"/>
+            <w:tcMar>
+              <w:top w:w="75" w:type="dxa"/>
+              <w:left w:w="75" w:type="dxa"/>
+              <w:bottom w:w="75" w:type="dxa"/>
+              <w:right w:w="75" w:type="dxa"/>
+            </w:tcMar>
+            <w:shd w:fill="FFFFFF"/>
+          </w:tcPr>
+          <w:p>
+            <w:pPr>
+              <w:keepNext w:val="0"/>
+              <w:spacing w:after="0" w:line="250" w:lineRule="auto"/>
+              <w:jc w:val="center"/>
+            </w:pPr>
+            <w:r>
+              <w:rPr>
+                <w:rFonts w:ascii="Arial" w:hAnsi="Arial"/>
+                <w:b w:val="0"/>
+                <w:color w:val="000000"/>
+                <w:sz w:val="18"/>
+              </w:rPr>
+              <w:t>Capacity and headcount</w:t>
+            </w:r>
+          </w:p>
+        </w:tc>
+        <w:tc>
+          <w:tcPr>
+            <w:tcW w:type="dxa" w:w="7488"/>
+            <w:vAlign w:val="center"/>
+            <w:tcMar>
+              <w:top w:w="75" w:type="dxa"/>
+              <w:left w:w="75" w:type="dxa"/>
+              <w:bottom w:w="75" w:type="dxa"/>
+              <w:right w:w="75" w:type="dxa"/>
+            </w:tcMar>
+            <w:shd w:fill="FFFFFF"/>
+          </w:tcPr>
+          <w:p>
+            <w:pPr>
+              <w:keepNext w:val="0"/>
+              <w:spacing w:after="0" w:line="250" w:lineRule="auto"/>
+            </w:pPr>
+            <w:r>
+              <w:rPr>
+                <w:rFonts w:ascii="Arial" w:hAnsi="Arial"/>
+                <w:b w:val="0"/>
+                <w:color w:val="000000"/>
+                <w:sz w:val="18"/>
+              </w:rPr>
+              <w:t>Slots 2/29/30 and headcount 2..capacity control limits observed.</w:t>
+            </w:r>
+          </w:p>
+        </w:tc>
+        <w:tc>
+          <w:tcPr>
+            <w:tcW w:type="dxa" w:w="4435"/>
+            <w:vAlign w:val="center"/>
+            <w:tcMar>
+              <w:top w:w="75" w:type="dxa"/>
+              <w:left w:w="75" w:type="dxa"/>
+              <w:bottom w:w="75" w:type="dxa"/>
+              <w:right w:w="75" w:type="dxa"/>
+            </w:tcMar>
+            <w:shd w:fill="FFFFFF"/>
+          </w:tcPr>
+          <w:p>
+            <w:pPr>
+              <w:keepNext w:val="0"/>
+              <w:spacing w:after="0" w:line="250" w:lineRule="auto"/>
+            </w:pPr>
+            <w:r>
+              <w:rPr>
+                <w:rFonts w:ascii="Arial" w:hAnsi="Arial"/>
+                <w:b w:val="0"/>
+                <w:color w:val="000000"/>
+                <w:sz w:val="18"/>
+              </w:rPr>
+              <w:t>C02/C03 API and persistence cases remain blocked.</w:t>
+            </w:r>
+          </w:p>
+        </w:tc>
+      </w:tr>
+      <w:tr>
+        <w:trPr>
+          <w:cantSplit/>
+        </w:trPr>
+        <w:tc>
+          <w:tcPr>
+            <w:tcW w:type="dxa" w:w="3168"/>
+            <w:vAlign w:val="center"/>
+            <w:tcMar>
+              <w:top w:w="75" w:type="dxa"/>
+              <w:left w:w="75" w:type="dxa"/>
+              <w:bottom w:w="75" w:type="dxa"/>
+              <w:right w:w="75" w:type="dxa"/>
+            </w:tcMar>
+            <w:shd w:fill="FFFFFF"/>
+          </w:tcPr>
+          <w:p>
+            <w:pPr>
+              <w:keepNext w:val="0"/>
+              <w:spacing w:after="0" w:line="250" w:lineRule="auto"/>
+              <w:jc w:val="center"/>
+            </w:pPr>
+            <w:r>
+              <w:rPr>
+                <w:rFonts w:ascii="Arial" w:hAnsi="Arial"/>
+                <w:b w:val="0"/>
+                <w:color w:val="000000"/>
+                <w:sz w:val="18"/>
+              </w:rPr>
+              <w:t>Booking cost</w:t>
+            </w:r>
+          </w:p>
+        </w:tc>
+        <w:tc>
+          <w:tcPr>
+            <w:tcW w:type="dxa" w:w="7488"/>
+            <w:vAlign w:val="center"/>
+            <w:tcMar>
+              <w:top w:w="75" w:type="dxa"/>
+              <w:left w:w="75" w:type="dxa"/>
+              <w:bottom w:w="75" w:type="dxa"/>
+              <w:right w:w="75" w:type="dxa"/>
+            </w:tcMar>
+            <w:shd w:fill="FFFFFF"/>
+          </w:tcPr>
+          <w:p>
+            <w:pPr>
+              <w:keepNext w:val="0"/>
+              <w:spacing w:after="0" w:line="250" w:lineRule="auto"/>
+            </w:pPr>
+            <w:r>
+              <w:rPr>
+                <w:rFonts w:ascii="Arial" w:hAnsi="Arial"/>
+                <w:b w:val="0"/>
+                <w:color w:val="000000"/>
+                <w:sz w:val="18"/>
+              </w:rPr>
+              <w:t>Negative, zero, 1c/2c and fractional-cent costs rejected for three slots.</w:t>
+            </w:r>
+          </w:p>
+        </w:tc>
+        <w:tc>
+          <w:tcPr>
+            <w:tcW w:type="dxa" w:w="4435"/>
+            <w:vAlign w:val="center"/>
+            <w:tcMar>
+              <w:top w:w="75" w:type="dxa"/>
+              <w:left w:w="75" w:type="dxa"/>
+              <w:bottom w:w="75" w:type="dxa"/>
+              <w:right w:w="75" w:type="dxa"/>
+            </w:tcMar>
+            <w:shd w:fill="FFFFFF"/>
+          </w:tcPr>
+          <w:p>
+            <w:pPr>
+              <w:keepNext w:val="0"/>
+              <w:spacing w:after="0" w:line="250" w:lineRule="auto"/>
+            </w:pPr>
+            <w:r>
+              <w:rPr>
+                <w:rFonts w:ascii="Arial" w:hAnsi="Arial"/>
+                <w:b w:val="0"/>
+                <w:color w:val="000000"/>
+                <w:sz w:val="18"/>
+              </w:rPr>
+              <w:t>C05 partial; accepted costs and reliability not run.</w:t>
+            </w:r>
+          </w:p>
+        </w:tc>
+      </w:tr>
+      <w:tr>
+        <w:trPr>
+          <w:cantSplit/>
+        </w:trPr>
+        <w:tc>
+          <w:tcPr>
+            <w:tcW w:type="dxa" w:w="3168"/>
+            <w:vAlign w:val="center"/>
+            <w:tcMar>
+              <w:top w:w="75" w:type="dxa"/>
+              <w:left w:w="75" w:type="dxa"/>
+              <w:bottom w:w="75" w:type="dxa"/>
+              <w:right w:w="75" w:type="dxa"/>
+            </w:tcMar>
+            <w:shd w:fill="FFFFFF"/>
+          </w:tcPr>
+          <w:p>
+            <w:pPr>
+              <w:keepNext w:val="0"/>
+              <w:spacing w:after="0" w:line="250" w:lineRule="auto"/>
+              <w:jc w:val="center"/>
+            </w:pPr>
+            <w:r>
+              <w:rPr>
+                <w:rFonts w:ascii="Arial" w:hAnsi="Arial"/>
+                <w:b w:val="0"/>
+                <w:color w:val="000000"/>
+                <w:sz w:val="18"/>
+              </w:rPr>
+              <w:t>Price selection</w:t>
+            </w:r>
+          </w:p>
+        </w:tc>
+        <w:tc>
+          <w:tcPr>
+            <w:tcW w:type="dxa" w:w="7488"/>
+            <w:vAlign w:val="center"/>
+            <w:tcMar>
+              <w:top w:w="75" w:type="dxa"/>
+              <w:left w:w="75" w:type="dxa"/>
+              <w:bottom w:w="75" w:type="dxa"/>
+              <w:right w:w="75" w:type="dxa"/>
+            </w:tcMar>
+            <w:shd w:fill="FFFFFF"/>
+          </w:tcPr>
+          <w:p>
+            <w:pPr>
+              <w:keepNext w:val="0"/>
+              <w:spacing w:after="0" w:line="250" w:lineRule="auto"/>
+            </w:pPr>
+            <w:r>
+              <w:rPr>
+                <w:rFonts w:ascii="Arial" w:hAnsi="Arial"/>
+                <w:b w:val="0"/>
+                <w:color w:val="000000"/>
+                <w:sz w:val="18"/>
+              </w:rPr>
+              <w:t>333c suggestion and 167-666c range shown; 166/667/333.5c rejected.</w:t>
+            </w:r>
+          </w:p>
+        </w:tc>
+        <w:tc>
+          <w:tcPr>
+            <w:tcW w:type="dxa" w:w="4435"/>
+            <w:vAlign w:val="center"/>
+            <w:tcMar>
+              <w:top w:w="75" w:type="dxa"/>
+              <w:left w:w="75" w:type="dxa"/>
+              <w:bottom w:w="75" w:type="dxa"/>
+              <w:right w:w="75" w:type="dxa"/>
+            </w:tcMar>
+            <w:shd w:fill="FFFFFF"/>
+          </w:tcPr>
+          <w:p>
+            <w:pPr>
+              <w:keepNext w:val="0"/>
+              <w:spacing w:after="0" w:line="250" w:lineRule="auto"/>
+            </w:pPr>
+            <w:r>
+              <w:rPr>
+                <w:rFonts w:ascii="Arial" w:hAnsi="Arial"/>
+                <w:b w:val="0"/>
+                <w:color w:val="000000"/>
+                <w:sz w:val="18"/>
+              </w:rPr>
+              <w:t>C04 partial; successful saves not run.</w:t>
+            </w:r>
+          </w:p>
+        </w:tc>
+      </w:tr>
+      <w:tr>
+        <w:trPr>
+          <w:cantSplit/>
+        </w:trPr>
+        <w:tc>
+          <w:tcPr>
+            <w:tcW w:type="dxa" w:w="3168"/>
+            <w:vAlign w:val="center"/>
+            <w:tcMar>
+              <w:top w:w="75" w:type="dxa"/>
+              <w:left w:w="75" w:type="dxa"/>
+              <w:bottom w:w="75" w:type="dxa"/>
+              <w:right w:w="75" w:type="dxa"/>
+            </w:tcMar>
+            <w:shd w:fill="FFFFFF"/>
+          </w:tcPr>
+          <w:p>
+            <w:pPr>
+              <w:keepNext w:val="0"/>
+              <w:spacing w:after="0" w:line="250" w:lineRule="auto"/>
+              <w:jc w:val="center"/>
+            </w:pPr>
+            <w:r>
+              <w:rPr>
+                <w:rFonts w:ascii="Arial" w:hAnsi="Arial"/>
+                <w:b w:val="0"/>
+                <w:color w:val="000000"/>
+                <w:sz w:val="18"/>
+              </w:rPr>
+              <w:t>Payout guard and reload</w:t>
+            </w:r>
+          </w:p>
+        </w:tc>
+        <w:tc>
+          <w:tcPr>
+            <w:tcW w:type="dxa" w:w="7488"/>
+            <w:vAlign w:val="center"/>
+            <w:tcMar>
+              <w:top w:w="75" w:type="dxa"/>
+              <w:left w:w="75" w:type="dxa"/>
+              <w:bottom w:w="75" w:type="dxa"/>
+              <w:right w:w="75" w:type="dxa"/>
+            </w:tcMar>
+            <w:shd w:fill="FFFFFF"/>
+          </w:tcPr>
+          <w:p>
+            <w:pPr>
+              <w:keepNext w:val="0"/>
+              <w:spacing w:after="0" w:line="250" w:lineRule="auto"/>
+            </w:pPr>
+            <w:r>
+              <w:rPr>
+                <w:rFonts w:ascii="Arial" w:hAnsi="Arial"/>
+                <w:b w:val="0"/>
+                <w:color w:val="000000"/>
+                <w:sz w:val="18"/>
+              </w:rPr>
+              <w:t>Whitespace-only venue rejected. Valid draft showed payout-setup message; controls remained editable; hosted list stayed empty after reload.</w:t>
+            </w:r>
+          </w:p>
+        </w:tc>
+        <w:tc>
+          <w:tcPr>
+            <w:tcW w:type="dxa" w:w="4435"/>
+            <w:vAlign w:val="center"/>
+            <w:tcMar>
+              <w:top w:w="75" w:type="dxa"/>
+              <w:left w:w="75" w:type="dxa"/>
+              <w:bottom w:w="75" w:type="dxa"/>
+              <w:right w:w="75" w:type="dxa"/>
+            </w:tcMar>
+            <w:shd w:fill="FFFFFF"/>
+          </w:tcPr>
+          <w:p>
+            <w:pPr>
+              <w:keepNext w:val="0"/>
+              <w:spacing w:after="0" w:line="250" w:lineRule="auto"/>
+            </w:pPr>
+            <w:r>
+              <w:rPr>
+                <w:rFonts w:ascii="Arial" w:hAnsi="Arial"/>
+                <w:b w:val="0"/>
+                <w:color w:val="000000"/>
+                <w:sz w:val="18"/>
+              </w:rPr>
+              <w:t>C07 partial; this row is UI evidence, not a database assertion.</w:t>
+            </w:r>
+          </w:p>
+        </w:tc>
+      </w:tr>
+      <w:tr>
+        <w:trPr>
+          <w:cantSplit/>
+        </w:trPr>
+        <w:tc>
+          <w:tcPr>
+            <w:tcW w:type="dxa" w:w="3168"/>
+            <w:vAlign w:val="center"/>
+            <w:tcMar>
+              <w:top w:w="75" w:type="dxa"/>
+              <w:left w:w="75" w:type="dxa"/>
+              <w:bottom w:w="75" w:type="dxa"/>
+              <w:right w:w="75" w:type="dxa"/>
+            </w:tcMar>
+            <w:shd w:fill="FFFFFF"/>
+          </w:tcPr>
+          <w:p>
+            <w:pPr>
+              <w:keepNext w:val="0"/>
+              <w:spacing w:after="0" w:line="250" w:lineRule="auto"/>
+              <w:jc w:val="center"/>
+            </w:pPr>
+            <w:r>
+              <w:rPr>
+                <w:rFonts w:ascii="Arial" w:hAnsi="Arial"/>
+                <w:b w:val="0"/>
+                <w:color w:val="000000"/>
+                <w:sz w:val="18"/>
+              </w:rPr>
+              <w:t>Wallet readiness</w:t>
+            </w:r>
+          </w:p>
+        </w:tc>
+        <w:tc>
+          <w:tcPr>
+            <w:tcW w:type="dxa" w:w="7488"/>
+            <w:vAlign w:val="center"/>
+            <w:tcMar>
+              <w:top w:w="75" w:type="dxa"/>
+              <w:left w:w="75" w:type="dxa"/>
+              <w:bottom w:w="75" w:type="dxa"/>
+              <w:right w:w="75" w:type="dxa"/>
+            </w:tcMar>
+            <w:shd w:fill="FFFFFF"/>
+          </w:tcPr>
+          <w:p>
+            <w:pPr>
+              <w:keepNext w:val="0"/>
+              <w:spacing w:after="0" w:line="250" w:lineRule="auto"/>
+            </w:pPr>
+            <w:r>
+              <w:rPr>
+                <w:rFonts w:ascii="Arial" w:hAnsi="Arial"/>
+                <w:b w:val="0"/>
+                <w:color w:val="000000"/>
+                <w:sz w:val="18"/>
+              </w:rPr>
+              <w:t>Available/held balances S$0.00; no transactions; PayNow top-up coming soon.</w:t>
+            </w:r>
+          </w:p>
+        </w:tc>
+        <w:tc>
+          <w:tcPr>
+            <w:tcW w:type="dxa" w:w="4435"/>
+            <w:vAlign w:val="center"/>
+            <w:tcMar>
+              <w:top w:w="75" w:type="dxa"/>
+              <w:left w:w="75" w:type="dxa"/>
+              <w:bottom w:w="75" w:type="dxa"/>
+              <w:right w:w="75" w:type="dxa"/>
+            </w:tcMar>
+            <w:shd w:fill="FFFFFF"/>
+          </w:tcPr>
+          <w:p>
+            <w:pPr>
+              <w:keepNext w:val="0"/>
+              <w:spacing w:after="0" w:line="250" w:lineRule="auto"/>
+            </w:pPr>
+            <w:r>
+              <w:rPr>
+                <w:rFonts w:ascii="Arial" w:hAnsi="Arial"/>
+                <w:b w:val="0"/>
+                <w:color w:val="000000"/>
+                <w:sz w:val="18"/>
+              </w:rPr>
+              <w:t>No funded participant/refund fixtures.</w:t>
+            </w:r>
+          </w:p>
+        </w:tc>
+      </w:tr>
+      <w:tr>
+        <w:trPr>
+          <w:cantSplit/>
+        </w:trPr>
+        <w:tc>
+          <w:tcPr>
+            <w:tcW w:type="dxa" w:w="3168"/>
+            <w:vAlign w:val="center"/>
+            <w:tcMar>
+              <w:top w:w="75" w:type="dxa"/>
+              <w:left w:w="75" w:type="dxa"/>
+              <w:bottom w:w="75" w:type="dxa"/>
+              <w:right w:w="75" w:type="dxa"/>
+            </w:tcMar>
+            <w:shd w:fill="FFFFFF"/>
+          </w:tcPr>
+          <w:p>
+            <w:pPr>
+              <w:keepNext w:val="0"/>
+              <w:spacing w:after="0" w:line="250" w:lineRule="auto"/>
+              <w:jc w:val="center"/>
+            </w:pPr>
+            <w:r>
+              <w:rPr>
+                <w:rFonts w:ascii="Arial" w:hAnsi="Arial"/>
+                <w:b w:val="0"/>
+                <w:color w:val="000000"/>
+                <w:sz w:val="18"/>
+              </w:rPr>
+              <w:t>Payout readiness</w:t>
+            </w:r>
+          </w:p>
+        </w:tc>
+        <w:tc>
+          <w:tcPr>
+            <w:tcW w:type="dxa" w:w="7488"/>
+            <w:vAlign w:val="center"/>
+            <w:tcMar>
+              <w:top w:w="75" w:type="dxa"/>
+              <w:left w:w="75" w:type="dxa"/>
+              <w:bottom w:w="75" w:type="dxa"/>
+              <w:right w:w="75" w:type="dxa"/>
+            </w:tcMar>
+            <w:shd w:fill="FFFFFF"/>
+          </w:tcPr>
+          <w:p>
+            <w:pPr>
+              <w:keepNext w:val="0"/>
+              <w:spacing w:after="0" w:line="250" w:lineRule="auto"/>
+            </w:pPr>
+            <w:r>
+              <w:rPr>
+                <w:rFonts w:ascii="Arial" w:hAnsi="Arial"/>
+                <w:b w:val="0"/>
+                <w:color w:val="000000"/>
+                <w:sz w:val="18"/>
+              </w:rPr>
+              <w:t>Payouts unavailable message persisted after Try again; no onboarding controls.</w:t>
+            </w:r>
+          </w:p>
+        </w:tc>
+        <w:tc>
+          <w:tcPr>
+            <w:tcW w:type="dxa" w:w="4435"/>
+            <w:vAlign w:val="center"/>
+            <w:tcMar>
+              <w:top w:w="75" w:type="dxa"/>
+              <w:left w:w="75" w:type="dxa"/>
+              <w:bottom w:w="75" w:type="dxa"/>
+              <w:right w:w="75" w:type="dxa"/>
+            </w:tcMar>
+            <w:shd w:fill="FFFFFF"/>
+          </w:tcPr>
+          <w:p>
+            <w:pPr>
+              <w:keepNext w:val="0"/>
+              <w:spacing w:after="0" w:line="250" w:lineRule="auto"/>
+            </w:pPr>
+            <w:r>
+              <w:rPr>
+                <w:rFonts w:ascii="Arial" w:hAnsi="Arial"/>
+                <w:b w:val="0"/>
+                <w:color w:val="000000"/>
+                <w:sz w:val="18"/>
+              </w:rPr>
+              <w:t>AUTH24 blocker; no owned session created.</w:t>
+            </w:r>
+          </w:p>
+        </w:tc>
+      </w:tr>
+    </w:tbl>
+    <w:p>
+      <w:pPr>
+        <w:spacing w:after="20"/>
+      </w:pPr>
+    </w:p>
+    <w:p>
+      <w:r>
+        <w:rPr>
+          <w:b w:val="0"/>
+          <w:sz w:val="18"/>
+        </w:rPr>
+        <w:t>The account remains signed in; no session was created. Client rejections do not prove server validation. The hosted-list reload supports the observed empty UI but is not a database assertion. Browser observations captured no creation HTTP status; the later API run separately recorded the 409 payout guard. No successful visibility change, participant removal, cancellation or refund was executed. Payout onboarding remained unavailable and the wallet offered no top-up flow. Controlled-clock, failure-injection and multi-account fixtures remain outstanding.</w:t>
+      </w:r>
+    </w:p>
+    <w:p>
+      <w:r>
+        <w:rPr>
+          <w:b w:val="0"/>
+          <w:sz w:val="18"/>
+        </w:rPr>
+        <w:t>Evidence: evidence/production/authenticated-browser-observations.json and its per-check accessibility snapshots. Account and payout-guard screenshots are included with the evidence.</w:t>
+      </w:r>
+    </w:p>
+    <w:p>
+      <w:r>
+        <w:br w:type="page"/>
+      </w:r>
+    </w:p>
+    <w:p>
+      <w:pPr>
+        <w:pStyle w:val="Heading1"/>
+      </w:pPr>
+      <w:r>
+        <w:t>Production API checks with the test account</w:t>
+      </w:r>
+    </w:p>
+    <w:p>
+      <w:r>
+        <w:rPr>
+          <w:b w:val="0"/>
+          <w:sz w:val="20"/>
+        </w:rPr>
+        <w:t>A separate production API run completed on 20 October 2026 from 17:37:02 to 17:37:07 Singapore time using normal password sign-in for Neoh Session QA. Nine checks passed and one payout-availability observation was blocked. Tokens remained in process memory and credentials are excluded. Visibility calls used a synthetic nonexistent UUID; no existing session identifier was used.</w:t>
+      </w:r>
+    </w:p>
+    <w:tbl>
+      <w:tblPr>
+        <w:tblW w:type="auto" w:w="0"/>
+        <w:jc w:val="center"/>
+        <w:tblLayout w:type="fixed"/>
+        <w:tblLook w:firstColumn="1" w:firstRow="1" w:lastColumn="0" w:lastRow="0" w:noHBand="0" w:noVBand="1" w:val="04A0"/>
+        <w:tblBorders>
+          <w:top w:val="single" w:sz="4" w:color="D9D9D9"/>
+          <w:left w:val="single" w:sz="4" w:color="D9D9D9"/>
+          <w:bottom w:val="single" w:sz="4" w:color="D9D9D9"/>
+          <w:right w:val="single" w:sz="4" w:color="D9D9D9"/>
+          <w:insideH w:val="single" w:sz="4" w:color="D9D9D9"/>
+          <w:insideV w:val="single" w:sz="4" w:color="D9D9D9"/>
+        </w:tblBorders>
+      </w:tblPr>
+      <w:tblGrid>
+        <w:gridCol w:w="3168"/>
+        <w:gridCol w:w="7488"/>
+        <w:gridCol w:w="4435"/>
+      </w:tblGrid>
+      <w:tr>
+        <w:trPr>
+          <w:cantSplit/>
+          <w:tblHeader/>
+        </w:trPr>
+        <w:tc>
+          <w:tcPr>
+            <w:tcW w:type="dxa" w:w="3168"/>
+            <w:vAlign w:val="center"/>
+            <w:tcMar>
+              <w:top w:w="75" w:type="dxa"/>
+              <w:left w:w="75" w:type="dxa"/>
+              <w:bottom w:w="75" w:type="dxa"/>
+              <w:right w:w="75" w:type="dxa"/>
+            </w:tcMar>
+            <w:shd w:fill="E7E7E7"/>
+          </w:tcPr>
+          <w:p>
+            <w:pPr>
+              <w:keepNext/>
+              <w:spacing w:after="0" w:line="250" w:lineRule="auto"/>
+              <w:jc w:val="center"/>
+            </w:pPr>
+            <w:r>
+              <w:rPr>
+                <w:rFonts w:ascii="Arial" w:hAnsi="Arial"/>
+                <w:b/>
+                <w:color w:val="000000"/>
+                <w:sz w:val="18"/>
+              </w:rPr>
+              <w:t>Check</w:t>
+            </w:r>
+          </w:p>
+        </w:tc>
+        <w:tc>
+          <w:tcPr>
+            <w:tcW w:type="dxa" w:w="7488"/>
+            <w:vAlign w:val="center"/>
+            <w:tcMar>
+              <w:top w:w="75" w:type="dxa"/>
+              <w:left w:w="75" w:type="dxa"/>
+              <w:bottom w:w="75" w:type="dxa"/>
+              <w:right w:w="75" w:type="dxa"/>
+            </w:tcMar>
+            <w:shd w:fill="E7E7E7"/>
+          </w:tcPr>
+          <w:p>
+            <w:pPr>
+              <w:keepNext/>
+              <w:spacing w:after="0" w:line="250" w:lineRule="auto"/>
+            </w:pPr>
+            <w:r>
+              <w:rPr>
+                <w:rFonts w:ascii="Arial" w:hAnsi="Arial"/>
+                <w:b/>
+                <w:color w:val="000000"/>
+                <w:sz w:val="18"/>
+              </w:rPr>
+              <w:t>Observed output</w:t>
+            </w:r>
+          </w:p>
+        </w:tc>
+        <w:tc>
+          <w:tcPr>
+            <w:tcW w:type="dxa" w:w="4435"/>
+            <w:vAlign w:val="center"/>
+            <w:tcMar>
+              <w:top w:w="75" w:type="dxa"/>
+              <w:left w:w="75" w:type="dxa"/>
+              <w:bottom w:w="75" w:type="dxa"/>
+              <w:right w:w="75" w:type="dxa"/>
+            </w:tcMar>
+            <w:shd w:fill="E7E7E7"/>
+          </w:tcPr>
+          <w:p>
+            <w:pPr>
+              <w:keepNext/>
+              <w:spacing w:after="0" w:line="250" w:lineRule="auto"/>
+            </w:pPr>
+            <w:r>
+              <w:rPr>
+                <w:rFonts w:ascii="Arial" w:hAnsi="Arial"/>
+                <w:b/>
+                <w:color w:val="000000"/>
+                <w:sz w:val="18"/>
+              </w:rPr>
+              <w:t>Conclusion</w:t>
+            </w:r>
+          </w:p>
+        </w:tc>
+      </w:tr>
+      <w:tr>
+        <w:trPr>
+          <w:cantSplit/>
+        </w:trPr>
+        <w:tc>
+          <w:tcPr>
+            <w:tcW w:type="dxa" w:w="3168"/>
+            <w:vAlign w:val="center"/>
+            <w:tcMar>
+              <w:top w:w="75" w:type="dxa"/>
+              <w:left w:w="75" w:type="dxa"/>
+              <w:bottom w:w="75" w:type="dxa"/>
+              <w:right w:w="75" w:type="dxa"/>
+            </w:tcMar>
+            <w:shd w:fill="FFFFFF"/>
+          </w:tcPr>
+          <w:p>
+            <w:pPr>
+              <w:keepNext w:val="0"/>
+              <w:spacing w:after="0" w:line="250" w:lineRule="auto"/>
+              <w:jc w:val="center"/>
+            </w:pPr>
+            <w:r>
+              <w:rPr>
+                <w:rFonts w:ascii="Arial" w:hAnsi="Arial"/>
+                <w:b w:val="0"/>
+                <w:color w:val="000000"/>
+                <w:sz w:val="18"/>
+              </w:rPr>
+              <w:t>API01 / V03</w:t>
+            </w:r>
+          </w:p>
+        </w:tc>
+        <w:tc>
+          <w:tcPr>
+            <w:tcW w:type="dxa" w:w="7488"/>
+            <w:vAlign w:val="center"/>
+            <w:tcMar>
+              <w:top w:w="75" w:type="dxa"/>
+              <w:left w:w="75" w:type="dxa"/>
+              <w:bottom w:w="75" w:type="dxa"/>
+              <w:right w:w="75" w:type="dxa"/>
+            </w:tcMar>
+            <w:shd w:fill="FFFFFF"/>
+          </w:tcPr>
+          <w:p>
+            <w:pPr>
+              <w:keepNext w:val="0"/>
+              <w:spacing w:after="0" w:line="250" w:lineRule="auto"/>
+            </w:pPr>
+            <w:r>
+              <w:rPr>
+                <w:rFonts w:ascii="Arial" w:hAnsi="Arial"/>
+                <w:b w:val="0"/>
+                <w:color w:val="000000"/>
+                <w:sz w:val="18"/>
+              </w:rPr>
+              <w:t>Anonymous visibility PATCH returned 401 UNAUTHENTICATED.</w:t>
+            </w:r>
+          </w:p>
+        </w:tc>
+        <w:tc>
+          <w:tcPr>
+            <w:tcW w:type="dxa" w:w="4435"/>
+            <w:vAlign w:val="center"/>
+            <w:tcMar>
+              <w:top w:w="75" w:type="dxa"/>
+              <w:left w:w="75" w:type="dxa"/>
+              <w:bottom w:w="75" w:type="dxa"/>
+              <w:right w:w="75" w:type="dxa"/>
+            </w:tcMar>
+            <w:shd w:fill="FFFFFF"/>
+          </w:tcPr>
+          <w:p>
+            <w:pPr>
+              <w:keepNext w:val="0"/>
+              <w:spacing w:after="0" w:line="250" w:lineRule="auto"/>
+            </w:pPr>
+            <w:r>
+              <w:rPr>
+                <w:rFonts w:ascii="Arial" w:hAnsi="Arial"/>
+                <w:b w:val="0"/>
+                <w:color w:val="000000"/>
+                <w:sz w:val="18"/>
+              </w:rPr>
+              <w:t>Partial: inactive and foreign-owner branches not run.</w:t>
+            </w:r>
+          </w:p>
+        </w:tc>
+      </w:tr>
+      <w:tr>
+        <w:trPr>
+          <w:cantSplit/>
+        </w:trPr>
+        <w:tc>
+          <w:tcPr>
+            <w:tcW w:type="dxa" w:w="3168"/>
+            <w:vAlign w:val="center"/>
+            <w:tcMar>
+              <w:top w:w="75" w:type="dxa"/>
+              <w:left w:w="75" w:type="dxa"/>
+              <w:bottom w:w="75" w:type="dxa"/>
+              <w:right w:w="75" w:type="dxa"/>
+            </w:tcMar>
+            <w:shd w:fill="FFFFFF"/>
+          </w:tcPr>
+          <w:p>
+            <w:pPr>
+              <w:keepNext w:val="0"/>
+              <w:spacing w:after="0" w:line="250" w:lineRule="auto"/>
+              <w:jc w:val="center"/>
+            </w:pPr>
+            <w:r>
+              <w:rPr>
+                <w:rFonts w:ascii="Arial" w:hAnsi="Arial"/>
+                <w:b w:val="0"/>
+                <w:color w:val="000000"/>
+                <w:sz w:val="18"/>
+              </w:rPr>
+              <w:t>API02-API05 / V07</w:t>
+            </w:r>
+          </w:p>
+        </w:tc>
+        <w:tc>
+          <w:tcPr>
+            <w:tcW w:type="dxa" w:w="7488"/>
+            <w:vAlign w:val="center"/>
+            <w:tcMar>
+              <w:top w:w="75" w:type="dxa"/>
+              <w:left w:w="75" w:type="dxa"/>
+              <w:bottom w:w="75" w:type="dxa"/>
+              <w:right w:w="75" w:type="dxa"/>
+            </w:tcMar>
+            <w:shd w:fill="FFFFFF"/>
+          </w:tcPr>
+          <w:p>
+            <w:pPr>
+              <w:keepNext w:val="0"/>
+              <w:spacing w:after="0" w:line="250" w:lineRule="auto"/>
+            </w:pPr>
+            <w:r>
+              <w:rPr>
+                <w:rFonts w:ascii="Arial" w:hAnsi="Arial"/>
+                <w:b w:val="0"/>
+                <w:color w:val="000000"/>
+                <w:sz w:val="18"/>
+              </w:rPr>
+              <w:t>Bad UUID, lowercase visibility, null and missing enum returned 400 INVALID_REQUEST.</w:t>
+            </w:r>
+          </w:p>
+        </w:tc>
+        <w:tc>
+          <w:tcPr>
+            <w:tcW w:type="dxa" w:w="4435"/>
+            <w:vAlign w:val="center"/>
+            <w:tcMar>
+              <w:top w:w="75" w:type="dxa"/>
+              <w:left w:w="75" w:type="dxa"/>
+              <w:bottom w:w="75" w:type="dxa"/>
+              <w:right w:w="75" w:type="dxa"/>
+            </w:tcMar>
+            <w:shd w:fill="FFFFFF"/>
+          </w:tcPr>
+          <w:p>
+            <w:pPr>
+              <w:keepNext w:val="0"/>
+              <w:spacing w:after="0" w:line="250" w:lineRule="auto"/>
+            </w:pPr>
+            <w:r>
+              <w:rPr>
+                <w:rFonts w:ascii="Arial" w:hAnsi="Arial"/>
+                <w:b w:val="0"/>
+                <w:color w:val="000000"/>
+                <w:sz w:val="18"/>
+              </w:rPr>
+              <w:t>Four invalid transport subcases pass.</w:t>
+            </w:r>
+          </w:p>
+        </w:tc>
+      </w:tr>
+      <w:tr>
+        <w:trPr>
+          <w:cantSplit/>
+        </w:trPr>
+        <w:tc>
+          <w:tcPr>
+            <w:tcW w:type="dxa" w:w="3168"/>
+            <w:vAlign w:val="center"/>
+            <w:tcMar>
+              <w:top w:w="75" w:type="dxa"/>
+              <w:left w:w="75" w:type="dxa"/>
+              <w:bottom w:w="75" w:type="dxa"/>
+              <w:right w:w="75" w:type="dxa"/>
+            </w:tcMar>
+            <w:shd w:fill="FFFFFF"/>
+          </w:tcPr>
+          <w:p>
+            <w:pPr>
+              <w:keepNext w:val="0"/>
+              <w:spacing w:after="0" w:line="250" w:lineRule="auto"/>
+              <w:jc w:val="center"/>
+            </w:pPr>
+            <w:r>
+              <w:rPr>
+                <w:rFonts w:ascii="Arial" w:hAnsi="Arial"/>
+                <w:b w:val="0"/>
+                <w:color w:val="000000"/>
+                <w:sz w:val="18"/>
+              </w:rPr>
+              <w:t>API06-API07 / V07</w:t>
+            </w:r>
+          </w:p>
+        </w:tc>
+        <w:tc>
+          <w:tcPr>
+            <w:tcW w:type="dxa" w:w="7488"/>
+            <w:vAlign w:val="center"/>
+            <w:tcMar>
+              <w:top w:w="75" w:type="dxa"/>
+              <w:left w:w="75" w:type="dxa"/>
+              <w:bottom w:w="75" w:type="dxa"/>
+              <w:right w:w="75" w:type="dxa"/>
+            </w:tcMar>
+            <w:shd w:fill="FFFFFF"/>
+          </w:tcPr>
+          <w:p>
+            <w:pPr>
+              <w:keepNext w:val="0"/>
+              <w:spacing w:after="0" w:line="250" w:lineRule="auto"/>
+            </w:pPr>
+            <w:r>
+              <w:rPr>
+                <w:rFonts w:ascii="Arial" w:hAnsi="Arial"/>
+                <w:b w:val="0"/>
+                <w:color w:val="000000"/>
+                <w:sz w:val="18"/>
+              </w:rPr>
+              <w:t>Valid PUBLIC and PRIVATE values returned 404 NOT_FOUND for the synthetic session UUID.</w:t>
+            </w:r>
+          </w:p>
+        </w:tc>
+        <w:tc>
+          <w:tcPr>
+            <w:tcW w:type="dxa" w:w="4435"/>
+            <w:vAlign w:val="center"/>
+            <w:tcMar>
+              <w:top w:w="75" w:type="dxa"/>
+              <w:left w:w="75" w:type="dxa"/>
+              <w:bottom w:w="75" w:type="dxa"/>
+              <w:right w:w="75" w:type="dxa"/>
+            </w:tcMar>
+            <w:shd w:fill="FFFFFF"/>
+          </w:tcPr>
+          <w:p>
+            <w:pPr>
+              <w:keepNext w:val="0"/>
+              <w:spacing w:after="0" w:line="250" w:lineRule="auto"/>
+            </w:pPr>
+            <w:r>
+              <w:rPr>
+                <w:rFonts w:ascii="Arial" w:hAnsi="Arial"/>
+                <w:b w:val="0"/>
+                <w:color w:val="000000"/>
+                <w:sz w:val="18"/>
+              </w:rPr>
+              <w:t>Two valid parser subcases pass; no mutation success.</w:t>
+            </w:r>
+          </w:p>
+        </w:tc>
+      </w:tr>
+      <w:tr>
+        <w:trPr>
+          <w:cantSplit/>
+        </w:trPr>
+        <w:tc>
+          <w:tcPr>
+            <w:tcW w:type="dxa" w:w="3168"/>
+            <w:vAlign w:val="center"/>
+            <w:tcMar>
+              <w:top w:w="75" w:type="dxa"/>
+              <w:left w:w="75" w:type="dxa"/>
+              <w:bottom w:w="75" w:type="dxa"/>
+              <w:right w:w="75" w:type="dxa"/>
+            </w:tcMar>
+            <w:shd w:fill="FFFFFF"/>
+          </w:tcPr>
+          <w:p>
+            <w:pPr>
+              <w:keepNext w:val="0"/>
+              <w:spacing w:after="0" w:line="250" w:lineRule="auto"/>
+              <w:jc w:val="center"/>
+            </w:pPr>
+            <w:r>
+              <w:rPr>
+                <w:rFonts w:ascii="Arial" w:hAnsi="Arial"/>
+                <w:b w:val="0"/>
+                <w:color w:val="000000"/>
+                <w:sz w:val="18"/>
+              </w:rPr>
+              <w:t>API08 / fixture readiness</w:t>
+            </w:r>
+          </w:p>
+        </w:tc>
+        <w:tc>
+          <w:tcPr>
+            <w:tcW w:type="dxa" w:w="7488"/>
+            <w:vAlign w:val="center"/>
+            <w:tcMar>
+              <w:top w:w="75" w:type="dxa"/>
+              <w:left w:w="75" w:type="dxa"/>
+              <w:bottom w:w="75" w:type="dxa"/>
+              <w:right w:w="75" w:type="dxa"/>
+            </w:tcMar>
+            <w:shd w:fill="FFFFFF"/>
+          </w:tcPr>
+          <w:p>
+            <w:pPr>
+              <w:keepNext w:val="0"/>
+              <w:spacing w:after="0" w:line="250" w:lineRule="auto"/>
+            </w:pPr>
+            <w:r>
+              <w:rPr>
+                <w:rFonts w:ascii="Arial" w:hAnsi="Arial"/>
+                <w:b w:val="0"/>
+                <w:color w:val="000000"/>
+                <w:sz w:val="18"/>
+              </w:rPr>
+              <w:t>Payout-account GET returned 503 PAYOUTS_UNAVAILABLE.</w:t>
+            </w:r>
+          </w:p>
+        </w:tc>
+        <w:tc>
+          <w:tcPr>
+            <w:tcW w:type="dxa" w:w="4435"/>
+            <w:vAlign w:val="center"/>
+            <w:tcMar>
+              <w:top w:w="75" w:type="dxa"/>
+              <w:left w:w="75" w:type="dxa"/>
+              <w:bottom w:w="75" w:type="dxa"/>
+              <w:right w:w="75" w:type="dxa"/>
+            </w:tcMar>
+            <w:shd w:fill="FFFFFF"/>
+          </w:tcPr>
+          <w:p>
+            <w:pPr>
+              <w:keepNext w:val="0"/>
+              <w:spacing w:after="0" w:line="250" w:lineRule="auto"/>
+            </w:pPr>
+            <w:r>
+              <w:rPr>
+                <w:rFonts w:ascii="Arial" w:hAnsi="Arial"/>
+                <w:b w:val="0"/>
+                <w:color w:val="000000"/>
+                <w:sz w:val="18"/>
+              </w:rPr>
+              <w:t>BLOCKED readiness observation, not a successful payout test.</w:t>
+            </w:r>
+          </w:p>
+        </w:tc>
+      </w:tr>
+      <w:tr>
+        <w:trPr>
+          <w:cantSplit/>
+        </w:trPr>
+        <w:tc>
+          <w:tcPr>
+            <w:tcW w:type="dxa" w:w="3168"/>
+            <w:vAlign w:val="center"/>
+            <w:tcMar>
+              <w:top w:w="75" w:type="dxa"/>
+              <w:left w:w="75" w:type="dxa"/>
+              <w:bottom w:w="75" w:type="dxa"/>
+              <w:right w:w="75" w:type="dxa"/>
+            </w:tcMar>
+            <w:shd w:fill="FFFFFF"/>
+          </w:tcPr>
+          <w:p>
+            <w:pPr>
+              <w:keepNext w:val="0"/>
+              <w:spacing w:after="0" w:line="250" w:lineRule="auto"/>
+              <w:jc w:val="center"/>
+            </w:pPr>
+            <w:r>
+              <w:rPr>
+                <w:rFonts w:ascii="Arial" w:hAnsi="Arial"/>
+                <w:b w:val="0"/>
+                <w:color w:val="000000"/>
+                <w:sz w:val="18"/>
+              </w:rPr>
+              <w:t>API09 / C07</w:t>
+            </w:r>
+          </w:p>
+        </w:tc>
+        <w:tc>
+          <w:tcPr>
+            <w:tcW w:type="dxa" w:w="7488"/>
+            <w:vAlign w:val="center"/>
+            <w:tcMar>
+              <w:top w:w="75" w:type="dxa"/>
+              <w:left w:w="75" w:type="dxa"/>
+              <w:bottom w:w="75" w:type="dxa"/>
+              <w:right w:w="75" w:type="dxa"/>
+            </w:tcMar>
+            <w:shd w:fill="FFFFFF"/>
+          </w:tcPr>
+          <w:p>
+            <w:pPr>
+              <w:keepNext w:val="0"/>
+              <w:spacing w:after="0" w:line="250" w:lineRule="auto"/>
+            </w:pPr>
+            <w:r>
+              <w:rPr>
+                <w:rFonts w:ascii="Arial" w:hAnsi="Arial"/>
+                <w:b w:val="0"/>
+                <w:color w:val="000000"/>
+                <w:sz w:val="18"/>
+              </w:rPr>
+              <w:t>Otherwise-valid creation POST returned 409 PAYOUT_ACCOUNT_NOT_READY.</w:t>
+            </w:r>
+          </w:p>
+        </w:tc>
+        <w:tc>
+          <w:tcPr>
+            <w:tcW w:type="dxa" w:w="4435"/>
+            <w:vAlign w:val="center"/>
+            <w:tcMar>
+              <w:top w:w="75" w:type="dxa"/>
+              <w:left w:w="75" w:type="dxa"/>
+              <w:bottom w:w="75" w:type="dxa"/>
+              <w:right w:w="75" w:type="dxa"/>
+            </w:tcMar>
+            <w:shd w:fill="FFFFFF"/>
+          </w:tcPr>
+          <w:p>
+            <w:pPr>
+              <w:keepNext w:val="0"/>
+              <w:spacing w:after="0" w:line="250" w:lineRule="auto"/>
+            </w:pPr>
+            <w:r>
+              <w:rPr>
+                <w:rFonts w:ascii="Arial" w:hAnsi="Arial"/>
+                <w:b w:val="0"/>
+                <w:color w:val="000000"/>
+                <w:sz w:val="18"/>
+              </w:rPr>
+              <w:t>Payout guard verified; no successful creation.</w:t>
+            </w:r>
+          </w:p>
+        </w:tc>
+      </w:tr>
+      <w:tr>
+        <w:trPr>
+          <w:cantSplit/>
+        </w:trPr>
+        <w:tc>
+          <w:tcPr>
+            <w:tcW w:type="dxa" w:w="3168"/>
+            <w:vAlign w:val="center"/>
+            <w:tcMar>
+              <w:top w:w="75" w:type="dxa"/>
+              <w:left w:w="75" w:type="dxa"/>
+              <w:bottom w:w="75" w:type="dxa"/>
+              <w:right w:w="75" w:type="dxa"/>
+            </w:tcMar>
+            <w:shd w:fill="FFFFFF"/>
+          </w:tcPr>
+          <w:p>
+            <w:pPr>
+              <w:keepNext w:val="0"/>
+              <w:spacing w:after="0" w:line="250" w:lineRule="auto"/>
+              <w:jc w:val="center"/>
+            </w:pPr>
+            <w:r>
+              <w:rPr>
+                <w:rFonts w:ascii="Arial" w:hAnsi="Arial"/>
+                <w:b w:val="0"/>
+                <w:color w:val="000000"/>
+                <w:sz w:val="18"/>
+              </w:rPr>
+              <w:t>API10 / C07 supplemental</w:t>
+            </w:r>
+          </w:p>
+        </w:tc>
+        <w:tc>
+          <w:tcPr>
+            <w:tcW w:type="dxa" w:w="7488"/>
+            <w:vAlign w:val="center"/>
+            <w:tcMar>
+              <w:top w:w="75" w:type="dxa"/>
+              <w:left w:w="75" w:type="dxa"/>
+              <w:bottom w:w="75" w:type="dxa"/>
+              <w:right w:w="75" w:type="dxa"/>
+            </w:tcMar>
+            <w:shd w:fill="FFFFFF"/>
+          </w:tcPr>
+          <w:p>
+            <w:pPr>
+              <w:keepNext w:val="0"/>
+              <w:spacing w:after="0" w:line="250" w:lineRule="auto"/>
+            </w:pPr>
+            <w:r>
+              <w:rPr>
+                <w:rFonts w:ascii="Arial" w:hAnsi="Arial"/>
+                <w:b w:val="0"/>
+                <w:color w:val="000000"/>
+                <w:sz w:val="18"/>
+              </w:rPr>
+              <w:t>Hosted-session GET returned 200 and session_count=0.</w:t>
+            </w:r>
+          </w:p>
+        </w:tc>
+        <w:tc>
+          <w:tcPr>
+            <w:tcW w:type="dxa" w:w="4435"/>
+            <w:vAlign w:val="center"/>
+            <w:tcMar>
+              <w:top w:w="75" w:type="dxa"/>
+              <w:left w:w="75" w:type="dxa"/>
+              <w:bottom w:w="75" w:type="dxa"/>
+              <w:right w:w="75" w:type="dxa"/>
+            </w:tcMar>
+            <w:shd w:fill="FFFFFF"/>
+          </w:tcPr>
+          <w:p>
+            <w:pPr>
+              <w:keepNext w:val="0"/>
+              <w:spacing w:after="0" w:line="250" w:lineRule="auto"/>
+            </w:pPr>
+            <w:r>
+              <w:rPr>
+                <w:rFonts w:ascii="Arial" w:hAnsi="Arial"/>
+                <w:b w:val="0"/>
+                <w:color w:val="000000"/>
+                <w:sz w:val="18"/>
+              </w:rPr>
+              <w:t>Application projection only; not a direct database assertion.</w:t>
+            </w:r>
+          </w:p>
+        </w:tc>
+      </w:tr>
+    </w:tbl>
+    <w:p>
+      <w:pPr>
+        <w:spacing w:after="20"/>
+      </w:pPr>
+    </w:p>
+    <w:p>
+      <w:r>
+        <w:rPr>
+          <w:b w:val="0"/>
+          <w:sz w:val="18"/>
+        </w:rPr>
+        <w:t>The 9 passes and 1 blocker belong to a separate API run and overlap with earlier browser assertions. Valid visibility enums reached the workflow but could not find the synthetic session; no stored visibility changed. The hosted endpoint is an application projection. No payout configuration change, provider onboarding, transfer, created session, participant, refund, cancellation or concurrency fixture is claimed.</w:t>
+      </w:r>
+    </w:p>
+    <w:p>
+      <w:r>
+        <w:rPr>
+          <w:b w:val="0"/>
+          <w:sz w:val="18"/>
+        </w:rPr>
+        <w:t>Evidence: evidence/production/authenticated-api-observations.json retains sanitized request inputs, response status/error codes and timestamps. Authentication used the normal password login; credentials and tokens are excluded.</w:t>
       </w:r>
     </w:p>
     <w:p>
